--- a/output/Bergmann-CV-FullRecord.docx
+++ b/output/Bergmann-CV-FullRecord.docx
@@ -4387,7 +4387,7 @@
         <w:pStyle w:val="Compact"/>
       </w:pPr>
       <w:r>
-        <w:t xml:space="preserve">FCD 230 — New York City Experience: Creative Enterprise (S 2025) (created travel intensive)</w:t>
+        <w:t xml:space="preserve">FCD 230 — New York City Experience: Creative Enterprise (S 2026) (created travel intensive)</w:t>
       </w:r>
     </w:p>
     <w:p>

--- a/output/Bergmann-CV-FullRecord.docx
+++ b/output/Bergmann-CV-FullRecord.docx
@@ -4387,7 +4387,7 @@
         <w:pStyle w:val="Compact"/>
       </w:pPr>
       <w:r>
-        <w:t xml:space="preserve">FCD 230 — New York City Experience: Creative Enterprise (S 2026) (created travel intensive)</w:t>
+        <w:t xml:space="preserve">FCD 230 — New York City Experience: Creative Enterprise (S 2025, S 2026) (created travel intensive; taught as overload)</w:t>
       </w:r>
     </w:p>
     <w:p>

--- a/output/Bergmann-CV-FullRecord.docx
+++ b/output/Bergmann-CV-FullRecord.docx
@@ -2,7 +2,7 @@
 <file path=word/document.xml><?xml version="1.0" encoding="utf-8"?>
 <w:document xmlns:w="http://schemas.openxmlformats.org/wordprocessingml/2006/main" xmlns:m="http://schemas.openxmlformats.org/officeDocument/2006/math" xmlns:r="http://schemas.openxmlformats.org/officeDocument/2006/relationships" xmlns:o="urn:schemas-microsoft-com:office:office" xmlns:v="urn:schemas-microsoft-com:vml" xmlns:w10="urn:schemas-microsoft-com:office:word" xmlns:a="http://schemas.openxmlformats.org/drawingml/2006/main" xmlns:pic="http://schemas.openxmlformats.org/drawingml/2006/picture" xmlns:wp="http://schemas.openxmlformats.org/drawingml/2006/wordprocessingDrawing">
   <w:body>
-    <w:bookmarkStart w:id="40" w:name="full-record-michael-f-bergmann"/>
+    <w:bookmarkStart w:id="29" w:name="full-record-michael-f-bergmann"/>
     <w:p>
       <w:pPr>
         <w:pStyle w:val="Heading1"/>
@@ -31,13 +31,13 @@
       </w:pPr>
       <w:r>
         <w:rPr>
+          <w:i/>
           <w:iCs/>
-          <w:i/>
         </w:rPr>
         <w:t xml:space="preserve">The complete record. Archive sections at the end hold historical credits excluded from the rendered CVs; filter from here when building any application-specific version.</w:t>
       </w:r>
     </w:p>
-    <w:bookmarkStart w:id="20" w:name="employment"/>
+    <w:bookmarkStart w:id="9" w:name="employment"/>
     <w:p>
       <w:pPr>
         <w:pStyle w:val="Heading2"/>
@@ -50,8 +50,8 @@
       <w:tblPr>
         <w:tblStyle w:val="Table"/>
         <w:tblW w:type="pct" w:w="5000"/>
+        <w:tblLayout w:type="fixed"/>
         <w:tblLook w:firstRow="0" w:lastRow="0" w:firstColumn="0" w:lastColumn="0" w:noHBand="0" w:noVBand="0" w:val="0000"/>
-        <w:jc w:val="start"/>
       </w:tblPr>
       <w:tblGrid>
         <w:gridCol w:w="1941"/>
@@ -67,8 +67,8 @@
             </w:pPr>
             <w:r>
               <w:rPr>
-                <w:bCs/>
-                <w:b/>
+                <w:b/>
+                <w:bCs/>
               </w:rPr>
               <w:t xml:space="preserve">2024-01 – present</w:t>
             </w:r>
@@ -97,8 +97,8 @@
             </w:pPr>
             <w:r>
               <w:rPr>
-                <w:bCs/>
-                <w:b/>
+                <w:b/>
+                <w:bCs/>
               </w:rPr>
               <w:t xml:space="preserve">2022-07 – 2023-07</w:t>
             </w:r>
@@ -127,8 +127,8 @@
             </w:pPr>
             <w:r>
               <w:rPr>
-                <w:bCs/>
-                <w:b/>
+                <w:b/>
+                <w:bCs/>
               </w:rPr>
               <w:t xml:space="preserve">2019-08 – 2024-01</w:t>
             </w:r>
@@ -157,8 +157,8 @@
             </w:pPr>
             <w:r>
               <w:rPr>
-                <w:bCs/>
-                <w:b/>
+                <w:b/>
+                <w:bCs/>
               </w:rPr>
               <w:t xml:space="preserve">2017 – present</w:t>
             </w:r>
@@ -187,8 +187,8 @@
             </w:pPr>
             <w:r>
               <w:rPr>
-                <w:bCs/>
-                <w:b/>
+                <w:b/>
+                <w:bCs/>
               </w:rPr>
               <w:t xml:space="preserve">2016-08 – 2019-08</w:t>
             </w:r>
@@ -217,8 +217,8 @@
             </w:pPr>
             <w:r>
               <w:rPr>
-                <w:bCs/>
-                <w:b/>
+                <w:b/>
+                <w:bCs/>
               </w:rPr>
               <w:t xml:space="preserve">2014 – 2016</w:t>
             </w:r>
@@ -247,8 +247,8 @@
             </w:pPr>
             <w:r>
               <w:rPr>
-                <w:bCs/>
-                <w:b/>
+                <w:b/>
+                <w:bCs/>
               </w:rPr>
               <w:t xml:space="preserve">2014</w:t>
             </w:r>
@@ -277,8 +277,8 @@
             </w:pPr>
             <w:r>
               <w:rPr>
-                <w:bCs/>
-                <w:b/>
+                <w:b/>
+                <w:bCs/>
               </w:rPr>
               <w:t xml:space="preserve">2011-09 – 2014-05</w:t>
             </w:r>
@@ -307,8 +307,8 @@
             </w:pPr>
             <w:r>
               <w:rPr>
-                <w:bCs/>
-                <w:b/>
+                <w:b/>
+                <w:bCs/>
               </w:rPr>
               <w:t xml:space="preserve">2007 – 2010</w:t>
             </w:r>
@@ -328,8 +328,8 @@
         </w:tc>
       </w:tr>
     </w:tbl>
-    <w:bookmarkEnd w:id="20"/>
-    <w:bookmarkStart w:id="21" w:name="education"/>
+    <w:bookmarkEnd w:id="9"/>
+    <w:bookmarkStart w:id="10" w:name="education"/>
     <w:p>
       <w:pPr>
         <w:pStyle w:val="Heading2"/>
@@ -342,8 +342,8 @@
       <w:tblPr>
         <w:tblStyle w:val="Table"/>
         <w:tblW w:type="pct" w:w="5000"/>
+        <w:tblLayout w:type="fixed"/>
         <w:tblLook w:firstRow="0" w:lastRow="0" w:firstColumn="0" w:lastColumn="0" w:noHBand="0" w:noVBand="0" w:val="0000"/>
-        <w:jc w:val="start"/>
       </w:tblPr>
       <w:tblGrid>
         <w:gridCol w:w="1941"/>
@@ -359,8 +359,8 @@
             </w:pPr>
             <w:r>
               <w:rPr>
-                <w:bCs/>
-                <w:b/>
+                <w:b/>
+                <w:bCs/>
               </w:rPr>
               <w:t xml:space="preserve">2022-09 – present</w:t>
             </w:r>
@@ -389,8 +389,8 @@
             </w:pPr>
             <w:r>
               <w:rPr>
-                <w:bCs/>
-                <w:b/>
+                <w:b/>
+                <w:bCs/>
               </w:rPr>
               <w:t xml:space="preserve">2011 – 2014</w:t>
             </w:r>
@@ -419,8 +419,8 @@
             </w:pPr>
             <w:r>
               <w:rPr>
-                <w:bCs/>
-                <w:b/>
+                <w:b/>
+                <w:bCs/>
               </w:rPr>
               <w:t xml:space="preserve">2006 – 2011</w:t>
             </w:r>
@@ -440,8 +440,8 @@
         </w:tc>
       </w:tr>
     </w:tbl>
-    <w:bookmarkEnd w:id="21"/>
-    <w:bookmarkStart w:id="22" w:name="teaching-training-and-certifications"/>
+    <w:bookmarkEnd w:id="10"/>
+    <w:bookmarkStart w:id="11" w:name="teaching-training-and-certifications"/>
     <w:p>
       <w:pPr>
         <w:pStyle w:val="Heading2"/>
@@ -454,8 +454,8 @@
       <w:tblPr>
         <w:tblStyle w:val="Table"/>
         <w:tblW w:type="pct" w:w="5000"/>
+        <w:tblLayout w:type="fixed"/>
         <w:tblLook w:firstRow="0" w:lastRow="0" w:firstColumn="0" w:lastColumn="0" w:noHBand="0" w:noVBand="0" w:val="0000"/>
-        <w:jc w:val="start"/>
       </w:tblPr>
       <w:tblGrid>
         <w:gridCol w:w="1941"/>
@@ -471,8 +471,8 @@
             </w:pPr>
             <w:r>
               <w:rPr>
-                <w:bCs/>
-                <w:b/>
+                <w:b/>
+                <w:bCs/>
               </w:rPr>
               <w:t xml:space="preserve">2020</w:t>
             </w:r>
@@ -501,8 +501,8 @@
             </w:pPr>
             <w:r>
               <w:rPr>
-                <w:bCs/>
-                <w:b/>
+                <w:b/>
+                <w:bCs/>
               </w:rPr>
               <w:t xml:space="preserve">2019</w:t>
             </w:r>
@@ -531,8 +531,8 @@
             </w:pPr>
             <w:r>
               <w:rPr>
-                <w:bCs/>
-                <w:b/>
+                <w:b/>
+                <w:bCs/>
               </w:rPr>
               <w:t xml:space="preserve">2019</w:t>
             </w:r>
@@ -561,8 +561,8 @@
             </w:pPr>
             <w:r>
               <w:rPr>
-                <w:bCs/>
-                <w:b/>
+                <w:b/>
+                <w:bCs/>
               </w:rPr>
               <w:t xml:space="preserve">2018</w:t>
             </w:r>
@@ -591,8 +591,8 @@
             </w:pPr>
             <w:r>
               <w:rPr>
-                <w:bCs/>
-                <w:b/>
+                <w:b/>
+                <w:bCs/>
               </w:rPr>
               <w:t xml:space="preserve">2015</w:t>
             </w:r>
@@ -612,8 +612,8 @@
         </w:tc>
       </w:tr>
     </w:tbl>
-    <w:bookmarkEnd w:id="22"/>
-    <w:bookmarkStart w:id="23" w:name="awards-and-distinctions"/>
+    <w:bookmarkEnd w:id="11"/>
+    <w:bookmarkStart w:id="12" w:name="awards-and-distinctions"/>
     <w:p>
       <w:pPr>
         <w:pStyle w:val="Heading2"/>
@@ -626,8 +626,8 @@
       <w:tblPr>
         <w:tblStyle w:val="Table"/>
         <w:tblW w:type="pct" w:w="5000"/>
+        <w:tblLayout w:type="fixed"/>
         <w:tblLook w:firstRow="0" w:lastRow="0" w:firstColumn="0" w:lastColumn="0" w:noHBand="0" w:noVBand="0" w:val="0000"/>
-        <w:jc w:val="start"/>
       </w:tblPr>
       <w:tblGrid>
         <w:gridCol w:w="1941"/>
@@ -643,8 +643,8 @@
             </w:pPr>
             <w:r>
               <w:rPr>
-                <w:bCs/>
-                <w:b/>
+                <w:b/>
+                <w:bCs/>
               </w:rPr>
               <w:t xml:space="preserve">2022</w:t>
             </w:r>
@@ -673,8 +673,8 @@
             </w:pPr>
             <w:r>
               <w:rPr>
-                <w:bCs/>
-                <w:b/>
+                <w:b/>
+                <w:bCs/>
               </w:rPr>
               <w:t xml:space="preserve">2014</w:t>
             </w:r>
@@ -703,8 +703,8 @@
             </w:pPr>
             <w:r>
               <w:rPr>
-                <w:bCs/>
-                <w:b/>
+                <w:b/>
+                <w:bCs/>
               </w:rPr>
               <w:t xml:space="preserve">2012 – 2014</w:t>
             </w:r>
@@ -733,8 +733,8 @@
             </w:pPr>
             <w:r>
               <w:rPr>
-                <w:bCs/>
-                <w:b/>
+                <w:b/>
+                <w:bCs/>
               </w:rPr>
               <w:t xml:space="preserve">2009</w:t>
             </w:r>
@@ -763,8 +763,8 @@
             </w:pPr>
             <w:r>
               <w:rPr>
-                <w:bCs/>
-                <w:b/>
+                <w:b/>
+                <w:bCs/>
               </w:rPr>
               <w:t xml:space="preserve">2006</w:t>
             </w:r>
@@ -784,8 +784,8 @@
         </w:tc>
       </w:tr>
     </w:tbl>
-    <w:bookmarkEnd w:id="23"/>
-    <w:bookmarkStart w:id="24" w:name="residencies-and-invited-positions"/>
+    <w:bookmarkEnd w:id="12"/>
+    <w:bookmarkStart w:id="13" w:name="residencies-and-invited-positions"/>
     <w:p>
       <w:pPr>
         <w:pStyle w:val="Heading2"/>
@@ -798,8 +798,8 @@
       <w:tblPr>
         <w:tblStyle w:val="Table"/>
         <w:tblW w:type="pct" w:w="5000"/>
+        <w:tblLayout w:type="fixed"/>
         <w:tblLook w:firstRow="0" w:lastRow="0" w:firstColumn="0" w:lastColumn="0" w:noHBand="0" w:noVBand="0" w:val="0000"/>
-        <w:jc w:val="start"/>
       </w:tblPr>
       <w:tblGrid>
         <w:gridCol w:w="1941"/>
@@ -815,8 +815,8 @@
             </w:pPr>
             <w:r>
               <w:rPr>
-                <w:bCs/>
-                <w:b/>
+                <w:b/>
+                <w:bCs/>
               </w:rPr>
               <w:t xml:space="preserve">2025-12 – 2026-02</w:t>
             </w:r>
@@ -845,8 +845,8 @@
             </w:pPr>
             <w:r>
               <w:rPr>
-                <w:bCs/>
-                <w:b/>
+                <w:b/>
+                <w:bCs/>
               </w:rPr>
               <w:t xml:space="preserve">2024-06</w:t>
             </w:r>
@@ -875,8 +875,8 @@
             </w:pPr>
             <w:r>
               <w:rPr>
-                <w:bCs/>
-                <w:b/>
+                <w:b/>
+                <w:bCs/>
               </w:rPr>
               <w:t xml:space="preserve">2022-04</w:t>
             </w:r>
@@ -905,8 +905,8 @@
             </w:pPr>
             <w:r>
               <w:rPr>
-                <w:bCs/>
-                <w:b/>
+                <w:b/>
+                <w:bCs/>
               </w:rPr>
               <w:t xml:space="preserve">2021-10 – 2022-10</w:t>
             </w:r>
@@ -935,8 +935,8 @@
             </w:pPr>
             <w:r>
               <w:rPr>
-                <w:bCs/>
-                <w:b/>
+                <w:b/>
+                <w:bCs/>
               </w:rPr>
               <w:t xml:space="preserve">2014-10</w:t>
             </w:r>
@@ -965,8 +965,8 @@
             </w:pPr>
             <w:r>
               <w:rPr>
-                <w:bCs/>
-                <w:b/>
+                <w:b/>
+                <w:bCs/>
               </w:rPr>
               <w:t xml:space="preserve">2014-06</w:t>
             </w:r>
@@ -986,8 +986,8 @@
         </w:tc>
       </w:tr>
     </w:tbl>
-    <w:bookmarkEnd w:id="24"/>
-    <w:bookmarkStart w:id="25" w:name="publications"/>
+    <w:bookmarkEnd w:id="13"/>
+    <w:bookmarkStart w:id="14" w:name="publications"/>
     <w:p>
       <w:pPr>
         <w:pStyle w:val="Heading2"/>
@@ -1000,8 +1000,8 @@
       <w:tblPr>
         <w:tblStyle w:val="Table"/>
         <w:tblW w:type="pct" w:w="5000"/>
+        <w:tblLayout w:type="fixed"/>
         <w:tblLook w:firstRow="0" w:lastRow="0" w:firstColumn="0" w:lastColumn="0" w:noHBand="0" w:noVBand="0" w:val="0000"/>
-        <w:jc w:val="start"/>
       </w:tblPr>
       <w:tblGrid>
         <w:gridCol w:w="1941"/>
@@ -1017,8 +1017,8 @@
             </w:pPr>
             <w:r>
               <w:rPr>
-                <w:bCs/>
-                <w:b/>
+                <w:b/>
+                <w:bCs/>
               </w:rPr>
               <w:t xml:space="preserve">2022-07</w:t>
             </w:r>
@@ -1038,13 +1038,7 @@
               <w:t xml:space="preserve"> </w:t>
             </w:r>
             <w:r>
-              <w:t xml:space="preserve">“</w:t>
-            </w:r>
-            <w:r>
-              <w:t xml:space="preserve">Augmented Symphony: An augmented reality application for immersive music listening.</w:t>
-            </w:r>
-            <w:r>
-              <w:t xml:space="preserve">”</w:t>
+              <w:t xml:space="preserve">“Augmented Symphony: An augmented reality application for immersive music listening.”</w:t>
             </w:r>
             <w:r>
               <w:t xml:space="preserve"> </w:t>
@@ -1065,8 +1059,8 @@
             </w:pPr>
             <w:r>
               <w:rPr>
-                <w:bCs/>
-                <w:b/>
+                <w:b/>
+                <w:bCs/>
               </w:rPr>
               <w:t xml:space="preserve">2022-05</w:t>
             </w:r>
@@ -1095,8 +1089,8 @@
             </w:pPr>
             <w:r>
               <w:rPr>
-                <w:bCs/>
-                <w:b/>
+                <w:b/>
+                <w:bCs/>
               </w:rPr>
               <w:t xml:space="preserve">2021</w:t>
             </w:r>
@@ -1116,13 +1110,7 @@
               <w:t xml:space="preserve"> </w:t>
             </w:r>
             <w:r>
-              <w:t xml:space="preserve">“</w:t>
-            </w:r>
-            <w:r>
-              <w:t xml:space="preserve">Uncanny Text.</w:t>
-            </w:r>
-            <w:r>
-              <w:t xml:space="preserve">”</w:t>
+              <w:t xml:space="preserve">“Uncanny Text.”</w:t>
             </w:r>
             <w:r>
               <w:t xml:space="preserve"> </w:t>
@@ -1143,8 +1131,8 @@
             </w:pPr>
             <w:r>
               <w:rPr>
-                <w:bCs/>
-                <w:b/>
+                <w:b/>
+                <w:bCs/>
               </w:rPr>
               <w:t xml:space="preserve">2017-11</w:t>
             </w:r>
@@ -1164,13 +1152,7 @@
               <w:t xml:space="preserve"> </w:t>
             </w:r>
             <w:r>
-              <w:t xml:space="preserve">“</w:t>
-            </w:r>
-            <w:r>
-              <w:t xml:space="preserve">Performance Art: New Magic.</w:t>
-            </w:r>
-            <w:r>
-              <w:t xml:space="preserve">”</w:t>
+              <w:t xml:space="preserve">“Performance Art: New Magic.”</w:t>
             </w:r>
             <w:r>
               <w:t xml:space="preserve"> </w:t>
@@ -1182,8 +1164,8 @@
         </w:tc>
       </w:tr>
     </w:tbl>
-    <w:bookmarkEnd w:id="25"/>
-    <w:bookmarkStart w:id="26" w:name="forthcoming"/>
+    <w:bookmarkEnd w:id="14"/>
+    <w:bookmarkStart w:id="15" w:name="forthcoming"/>
     <w:p>
       <w:pPr>
         <w:pStyle w:val="Heading2"/>
@@ -1196,8 +1178,8 @@
       <w:tblPr>
         <w:tblStyle w:val="Table"/>
         <w:tblW w:type="pct" w:w="5000"/>
+        <w:tblLayout w:type="fixed"/>
         <w:tblLook w:firstRow="0" w:lastRow="0" w:firstColumn="0" w:lastColumn="0" w:noHBand="0" w:noVBand="0" w:val="0000"/>
-        <w:jc w:val="start"/>
       </w:tblPr>
       <w:tblGrid>
         <w:gridCol w:w="1941"/>
@@ -1213,8 +1195,8 @@
             </w:pPr>
             <w:r>
               <w:rPr>
-                <w:bCs/>
-                <w:b/>
+                <w:b/>
+                <w:bCs/>
               </w:rPr>
               <w:t xml:space="preserve">2026</w:t>
             </w:r>
@@ -1234,13 +1216,7 @@
               <w:t xml:space="preserve"> </w:t>
             </w:r>
             <w:r>
-              <w:t xml:space="preserve">“</w:t>
-            </w:r>
-            <w:r>
-              <w:t xml:space="preserve">Cultivating Empathy through Robotic Performance.</w:t>
-            </w:r>
-            <w:r>
-              <w:t xml:space="preserve">”</w:t>
+              <w:t xml:space="preserve">“Cultivating Empathy through Robotic Performance.”</w:t>
             </w:r>
             <w:r>
               <w:t xml:space="preserve"> </w:t>
@@ -1261,8 +1237,8 @@
             </w:pPr>
             <w:r>
               <w:rPr>
-                <w:bCs/>
-                <w:b/>
+                <w:b/>
+                <w:bCs/>
               </w:rPr>
               <w:t xml:space="preserve">2026</w:t>
             </w:r>
@@ -1282,13 +1258,7 @@
               <w:t xml:space="preserve"> </w:t>
             </w:r>
             <w:r>
-              <w:t xml:space="preserve">“</w:t>
-            </w:r>
-            <w:r>
-              <w:t xml:space="preserve">Improvising with Commercial AI: Questions of Care and Ethics.</w:t>
-            </w:r>
-            <w:r>
-              <w:t xml:space="preserve">”</w:t>
+              <w:t xml:space="preserve">“Improvising with Commercial AI: Questions of Care and Ethics.”</w:t>
             </w:r>
             <w:r>
               <w:t xml:space="preserve"> </w:t>
@@ -1300,8 +1270,8 @@
         </w:tc>
       </w:tr>
     </w:tbl>
-    <w:bookmarkEnd w:id="26"/>
-    <w:bookmarkStart w:id="27" w:name="pending-submissions-not-yet-public"/>
+    <w:bookmarkEnd w:id="15"/>
+    <w:bookmarkStart w:id="16" w:name="pending-submissions-not-yet-public"/>
     <w:p>
       <w:pPr>
         <w:pStyle w:val="Heading2"/>
@@ -1314,8 +1284,8 @@
       <w:tblPr>
         <w:tblStyle w:val="Table"/>
         <w:tblW w:type="pct" w:w="5000"/>
+        <w:tblLayout w:type="fixed"/>
         <w:tblLook w:firstRow="0" w:lastRow="0" w:firstColumn="0" w:lastColumn="0" w:noHBand="0" w:noVBand="0" w:val="0000"/>
-        <w:jc w:val="start"/>
       </w:tblPr>
       <w:tblGrid>
         <w:gridCol w:w="1941"/>
@@ -1331,8 +1301,8 @@
             </w:pPr>
             <w:r>
               <w:rPr>
-                <w:bCs/>
-                <w:b/>
+                <w:b/>
+                <w:bCs/>
               </w:rPr>
               <w:t xml:space="preserve">2027</w:t>
             </w:r>
@@ -1352,8 +1322,8 @@
         </w:tc>
       </w:tr>
     </w:tbl>
-    <w:bookmarkEnd w:id="27"/>
-    <w:bookmarkStart w:id="28" w:name="conference-presentations"/>
+    <w:bookmarkEnd w:id="16"/>
+    <w:bookmarkStart w:id="17" w:name="conference-presentations"/>
     <w:p>
       <w:pPr>
         <w:pStyle w:val="Heading2"/>
@@ -1366,8 +1336,8 @@
       <w:tblPr>
         <w:tblStyle w:val="Table"/>
         <w:tblW w:type="pct" w:w="5000"/>
+        <w:tblLayout w:type="fixed"/>
         <w:tblLook w:firstRow="0" w:lastRow="0" w:firstColumn="0" w:lastColumn="0" w:noHBand="0" w:noVBand="0" w:val="0000"/>
-        <w:jc w:val="start"/>
       </w:tblPr>
       <w:tblGrid>
         <w:gridCol w:w="1941"/>
@@ -1383,8 +1353,8 @@
             </w:pPr>
             <w:r>
               <w:rPr>
-                <w:bCs/>
-                <w:b/>
+                <w:b/>
+                <w:bCs/>
               </w:rPr>
               <w:t xml:space="preserve">2025-09</w:t>
             </w:r>
@@ -1404,13 +1374,7 @@
               <w:t xml:space="preserve"> </w:t>
             </w:r>
             <w:r>
-              <w:t xml:space="preserve">“</w:t>
-            </w:r>
-            <w:r>
-              <w:t xml:space="preserve">Hallucinating Children: Improvisation After the Algorithmic Shipwreck.</w:t>
-            </w:r>
-            <w:r>
-              <w:t xml:space="preserve">”</w:t>
+              <w:t xml:space="preserve">“Hallucinating Children: Improvisation After the Algorithmic Shipwreck.”</w:t>
             </w:r>
             <w:r>
               <w:t xml:space="preserve"> </w:t>
@@ -1431,8 +1395,8 @@
             </w:pPr>
             <w:r>
               <w:rPr>
-                <w:bCs/>
-                <w:b/>
+                <w:b/>
+                <w:bCs/>
               </w:rPr>
               <w:t xml:space="preserve">2024-10</w:t>
             </w:r>
@@ -1452,13 +1416,7 @@
               <w:t xml:space="preserve"> </w:t>
             </w:r>
             <w:r>
-              <w:t xml:space="preserve">“</w:t>
-            </w:r>
-            <w:r>
-              <w:t xml:space="preserve">Beyond Tools: Reimaging Technology as Co-Participants in Performance Design.</w:t>
-            </w:r>
-            <w:r>
-              <w:t xml:space="preserve">”</w:t>
+              <w:t xml:space="preserve">“Beyond Tools: Reimaging Technology as Co-Participants in Performance Design.”</w:t>
             </w:r>
             <w:r>
               <w:t xml:space="preserve"> </w:t>
@@ -1479,8 +1437,8 @@
             </w:pPr>
             <w:r>
               <w:rPr>
-                <w:bCs/>
-                <w:b/>
+                <w:b/>
+                <w:bCs/>
               </w:rPr>
               <w:t xml:space="preserve">2024-03</w:t>
             </w:r>
@@ -1500,13 +1458,7 @@
               <w:t xml:space="preserve"> </w:t>
             </w:r>
             <w:r>
-              <w:t xml:space="preserve">“</w:t>
-            </w:r>
-            <w:r>
-              <w:t xml:space="preserve">Robotics, AI, and the Future of Theatre.</w:t>
-            </w:r>
-            <w:r>
-              <w:t xml:space="preserve">”</w:t>
+              <w:t xml:space="preserve">“Robotics, AI, and the Future of Theatre.”</w:t>
             </w:r>
             <w:r>
               <w:t xml:space="preserve"> </w:t>
@@ -1527,8 +1479,8 @@
             </w:pPr>
             <w:r>
               <w:rPr>
-                <w:bCs/>
-                <w:b/>
+                <w:b/>
+                <w:bCs/>
               </w:rPr>
               <w:t xml:space="preserve">2023-06</w:t>
             </w:r>
@@ -1548,13 +1500,7 @@
               <w:t xml:space="preserve"> </w:t>
             </w:r>
             <w:r>
-              <w:t xml:space="preserve">“</w:t>
-            </w:r>
-            <w:r>
-              <w:t xml:space="preserve">Envisioning theatre with non-human collaborators: A Paramanifesto.</w:t>
-            </w:r>
-            <w:r>
-              <w:t xml:space="preserve">”</w:t>
+              <w:t xml:space="preserve">“Envisioning theatre with non-human collaborators: A Paramanifesto.”</w:t>
             </w:r>
             <w:r>
               <w:t xml:space="preserve"> </w:t>
@@ -1575,8 +1521,8 @@
             </w:pPr>
             <w:r>
               <w:rPr>
-                <w:bCs/>
-                <w:b/>
+                <w:b/>
+                <w:bCs/>
               </w:rPr>
               <w:t xml:space="preserve">2023-06</w:t>
             </w:r>
@@ -1596,13 +1542,7 @@
               <w:t xml:space="preserve"> </w:t>
             </w:r>
             <w:r>
-              <w:t xml:space="preserve">“</w:t>
-            </w:r>
-            <w:r>
-              <w:t xml:space="preserve">AI Sentience.</w:t>
-            </w:r>
-            <w:r>
-              <w:t xml:space="preserve">”</w:t>
+              <w:t xml:space="preserve">“AI Sentience.”</w:t>
             </w:r>
             <w:r>
               <w:t xml:space="preserve"> </w:t>
@@ -1623,8 +1563,8 @@
             </w:pPr>
             <w:r>
               <w:rPr>
-                <w:bCs/>
-                <w:b/>
+                <w:b/>
+                <w:bCs/>
               </w:rPr>
               <w:t xml:space="preserve">2022-07</w:t>
             </w:r>
@@ -1644,13 +1584,7 @@
               <w:t xml:space="preserve"> </w:t>
             </w:r>
             <w:r>
-              <w:t xml:space="preserve">“</w:t>
-            </w:r>
-            <w:r>
-              <w:t xml:space="preserve">Augmented Symphony: An augmented reality application for immersive music listening.</w:t>
-            </w:r>
-            <w:r>
-              <w:t xml:space="preserve">”</w:t>
+              <w:t xml:space="preserve">“Augmented Symphony: An augmented reality application for immersive music listening.”</w:t>
             </w:r>
             <w:r>
               <w:t xml:space="preserve"> </w:t>
@@ -1671,8 +1605,8 @@
             </w:pPr>
             <w:r>
               <w:rPr>
-                <w:bCs/>
-                <w:b/>
+                <w:b/>
+                <w:bCs/>
               </w:rPr>
               <w:t xml:space="preserve">2022-05</w:t>
             </w:r>
@@ -1692,13 +1626,7 @@
               <w:t xml:space="preserve"> </w:t>
             </w:r>
             <w:r>
-              <w:t xml:space="preserve">“</w:t>
-            </w:r>
-            <w:r>
-              <w:t xml:space="preserve">Stepping Back In: Taking the best of virtual delivery to a new in-person experience.</w:t>
-            </w:r>
-            <w:r>
-              <w:t xml:space="preserve">”</w:t>
+              <w:t xml:space="preserve">“Stepping Back In: Taking the best of virtual delivery to a new in-person experience.”</w:t>
             </w:r>
             <w:r>
               <w:t xml:space="preserve"> </w:t>
@@ -1719,8 +1647,8 @@
             </w:pPr>
             <w:r>
               <w:rPr>
-                <w:bCs/>
-                <w:b/>
+                <w:b/>
+                <w:bCs/>
               </w:rPr>
               <w:t xml:space="preserve">2022-05</w:t>
             </w:r>
@@ -1740,13 +1668,7 @@
               <w:t xml:space="preserve"> </w:t>
             </w:r>
             <w:r>
-              <w:t xml:space="preserve">“</w:t>
-            </w:r>
-            <w:r>
-              <w:t xml:space="preserve">Student-driven curriculum development for creative practice.</w:t>
-            </w:r>
-            <w:r>
-              <w:t xml:space="preserve">”</w:t>
+              <w:t xml:space="preserve">“Student-driven curriculum development for creative practice.”</w:t>
             </w:r>
             <w:r>
               <w:t xml:space="preserve"> </w:t>
@@ -1767,8 +1689,8 @@
             </w:pPr>
             <w:r>
               <w:rPr>
-                <w:bCs/>
-                <w:b/>
+                <w:b/>
+                <w:bCs/>
               </w:rPr>
               <w:t xml:space="preserve">2021-10</w:t>
             </w:r>
@@ -1788,13 +1710,7 @@
               <w:t xml:space="preserve"> </w:t>
             </w:r>
             <w:r>
-              <w:t xml:space="preserve">“</w:t>
-            </w:r>
-            <w:r>
-              <w:t xml:space="preserve">Cultivating Empathy through Robotic Performance.</w:t>
-            </w:r>
-            <w:r>
-              <w:t xml:space="preserve">”</w:t>
+              <w:t xml:space="preserve">“Cultivating Empathy through Robotic Performance.”</w:t>
             </w:r>
             <w:r>
               <w:t xml:space="preserve"> </w:t>
@@ -1815,8 +1731,8 @@
             </w:pPr>
             <w:r>
               <w:rPr>
-                <w:bCs/>
-                <w:b/>
+                <w:b/>
+                <w:bCs/>
               </w:rPr>
               <w:t xml:space="preserve">2021-06</w:t>
             </w:r>
@@ -1836,13 +1752,7 @@
               <w:t xml:space="preserve"> </w:t>
             </w:r>
             <w:r>
-              <w:t xml:space="preserve">“</w:t>
-            </w:r>
-            <w:r>
-              <w:t xml:space="preserve">Unapologetically learning together: Adapting Production and Design curriculum to a virtual stage.</w:t>
-            </w:r>
-            <w:r>
-              <w:t xml:space="preserve">”</w:t>
+              <w:t xml:space="preserve">“Unapologetically learning together: Adapting Production and Design curriculum to a virtual stage.”</w:t>
             </w:r>
             <w:r>
               <w:t xml:space="preserve"> </w:t>
@@ -1863,8 +1773,8 @@
             </w:pPr>
             <w:r>
               <w:rPr>
-                <w:bCs/>
-                <w:b/>
+                <w:b/>
+                <w:bCs/>
               </w:rPr>
               <w:t xml:space="preserve">2021-05</w:t>
             </w:r>
@@ -1884,13 +1794,7 @@
               <w:t xml:space="preserve"> </w:t>
             </w:r>
             <w:r>
-              <w:t xml:space="preserve">“</w:t>
-            </w:r>
-            <w:r>
-              <w:t xml:space="preserve">Pandemic Performance: Adapting Production and Design curriculum to a virtual stage.</w:t>
-            </w:r>
-            <w:r>
-              <w:t xml:space="preserve">”</w:t>
+              <w:t xml:space="preserve">“Pandemic Performance: Adapting Production and Design curriculum to a virtual stage.”</w:t>
             </w:r>
             <w:r>
               <w:t xml:space="preserve"> </w:t>
@@ -1911,8 +1815,8 @@
             </w:pPr>
             <w:r>
               <w:rPr>
-                <w:bCs/>
-                <w:b/>
+                <w:b/>
+                <w:bCs/>
               </w:rPr>
               <w:t xml:space="preserve">2019-05</w:t>
             </w:r>
@@ -1932,13 +1836,7 @@
               <w:t xml:space="preserve"> </w:t>
             </w:r>
             <w:r>
-              <w:t xml:space="preserve">“</w:t>
-            </w:r>
-            <w:r>
-              <w:t xml:space="preserve">Putting Up the Show: The very large group project.</w:t>
-            </w:r>
-            <w:r>
-              <w:t xml:space="preserve">”</w:t>
+              <w:t xml:space="preserve">“Putting Up the Show: The very large group project.”</w:t>
             </w:r>
             <w:r>
               <w:t xml:space="preserve"> </w:t>
@@ -1959,8 +1857,8 @@
             </w:pPr>
             <w:r>
               <w:rPr>
-                <w:bCs/>
-                <w:b/>
+                <w:b/>
+                <w:bCs/>
               </w:rPr>
               <w:t xml:space="preserve">2019-04</w:t>
             </w:r>
@@ -1980,13 +1878,7 @@
               <w:t xml:space="preserve"> </w:t>
             </w:r>
             <w:r>
-              <w:t xml:space="preserve">“</w:t>
-            </w:r>
-            <w:r>
-              <w:t xml:space="preserve">Theatre in TheatAR: Explorations of augmented reality in theatrical performance.</w:t>
-            </w:r>
-            <w:r>
-              <w:t xml:space="preserve">”</w:t>
+              <w:t xml:space="preserve">“Theatre in TheatAR: Explorations of augmented reality in theatrical performance.”</w:t>
             </w:r>
             <w:r>
               <w:t xml:space="preserve"> </w:t>
@@ -2007,8 +1899,8 @@
             </w:pPr>
             <w:r>
               <w:rPr>
-                <w:bCs/>
-                <w:b/>
+                <w:b/>
+                <w:bCs/>
               </w:rPr>
               <w:t xml:space="preserve">2018-03</w:t>
             </w:r>
@@ -2028,13 +1920,7 @@
               <w:t xml:space="preserve"> </w:t>
             </w:r>
             <w:r>
-              <w:t xml:space="preserve">“</w:t>
-            </w:r>
-            <w:r>
-              <w:t xml:space="preserve">Technology as a tool: Creating a mindset of embracing technology within a theatrical framework.</w:t>
-            </w:r>
-            <w:r>
-              <w:t xml:space="preserve">”</w:t>
+              <w:t xml:space="preserve">“Technology as a tool: Creating a mindset of embracing technology within a theatrical framework.”</w:t>
             </w:r>
             <w:r>
               <w:t xml:space="preserve"> </w:t>
@@ -2046,8 +1932,8 @@
         </w:tc>
       </w:tr>
     </w:tbl>
-    <w:bookmarkEnd w:id="28"/>
-    <w:bookmarkStart w:id="29" w:name="poster-presentations"/>
+    <w:bookmarkEnd w:id="17"/>
+    <w:bookmarkStart w:id="18" w:name="poster-presentations"/>
     <w:p>
       <w:pPr>
         <w:pStyle w:val="Heading2"/>
@@ -2060,8 +1946,8 @@
       <w:tblPr>
         <w:tblStyle w:val="Table"/>
         <w:tblW w:type="pct" w:w="5000"/>
+        <w:tblLayout w:type="fixed"/>
         <w:tblLook w:firstRow="0" w:lastRow="0" w:firstColumn="0" w:lastColumn="0" w:noHBand="0" w:noVBand="0" w:val="0000"/>
-        <w:jc w:val="start"/>
       </w:tblPr>
       <w:tblGrid>
         <w:gridCol w:w="1941"/>
@@ -2077,8 +1963,8 @@
             </w:pPr>
             <w:r>
               <w:rPr>
-                <w:bCs/>
-                <w:b/>
+                <w:b/>
+                <w:bCs/>
               </w:rPr>
               <w:t xml:space="preserve">2024-01</w:t>
             </w:r>
@@ -2098,13 +1984,7 @@
               <w:t xml:space="preserve"> </w:t>
             </w:r>
             <w:r>
-              <w:t xml:space="preserve">“</w:t>
-            </w:r>
-            <w:r>
-              <w:t xml:space="preserve">Almost Alchemy.</w:t>
-            </w:r>
-            <w:r>
-              <w:t xml:space="preserve">”</w:t>
+              <w:t xml:space="preserve">“Almost Alchemy.”</w:t>
             </w:r>
             <w:r>
               <w:t xml:space="preserve"> </w:t>
@@ -2125,8 +2005,8 @@
             </w:pPr>
             <w:r>
               <w:rPr>
-                <w:bCs/>
-                <w:b/>
+                <w:b/>
+                <w:bCs/>
               </w:rPr>
               <w:t xml:space="preserve">2020-11</w:t>
             </w:r>
@@ -2146,13 +2026,7 @@
               <w:t xml:space="preserve"> </w:t>
             </w:r>
             <w:r>
-              <w:t xml:space="preserve">“</w:t>
-            </w:r>
-            <w:r>
-              <w:t xml:space="preserve">l’automate: Robotic Controlled Apparatuses for Circus Performance.</w:t>
-            </w:r>
-            <w:r>
-              <w:t xml:space="preserve">”</w:t>
+              <w:t xml:space="preserve">“l’automate: Robotic Controlled Apparatuses for Circus Performance.”</w:t>
             </w:r>
             <w:r>
               <w:t xml:space="preserve"> </w:t>
@@ -2173,8 +2047,8 @@
             </w:pPr>
             <w:r>
               <w:rPr>
-                <w:bCs/>
-                <w:b/>
+                <w:b/>
+                <w:bCs/>
               </w:rPr>
               <w:t xml:space="preserve">2019-11</w:t>
             </w:r>
@@ -2194,13 +2068,7 @@
               <w:t xml:space="preserve"> </w:t>
             </w:r>
             <w:r>
-              <w:t xml:space="preserve">“</w:t>
-            </w:r>
-            <w:r>
-              <w:t xml:space="preserve">Human-robot Interactions in Dance.</w:t>
-            </w:r>
-            <w:r>
-              <w:t xml:space="preserve">”</w:t>
+              <w:t xml:space="preserve">“Human-robot Interactions in Dance.”</w:t>
             </w:r>
             <w:r>
               <w:t xml:space="preserve"> </w:t>
@@ -2221,8 +2089,8 @@
             </w:pPr>
             <w:r>
               <w:rPr>
-                <w:bCs/>
-                <w:b/>
+                <w:b/>
+                <w:bCs/>
               </w:rPr>
               <w:t xml:space="preserve">2018-11</w:t>
             </w:r>
@@ -2242,13 +2110,7 @@
               <w:t xml:space="preserve"> </w:t>
             </w:r>
             <w:r>
-              <w:t xml:space="preserve">“</w:t>
-            </w:r>
-            <w:r>
-              <w:t xml:space="preserve">TheatAR: A previsualization system for theatrical design.</w:t>
-            </w:r>
-            <w:r>
-              <w:t xml:space="preserve">”</w:t>
+              <w:t xml:space="preserve">“TheatAR: A previsualization system for theatrical design.”</w:t>
             </w:r>
             <w:r>
               <w:t xml:space="preserve"> </w:t>
@@ -2269,8 +2131,8 @@
             </w:pPr>
             <w:r>
               <w:rPr>
-                <w:bCs/>
-                <w:b/>
+                <w:b/>
+                <w:bCs/>
               </w:rPr>
               <w:t xml:space="preserve">2018-05</w:t>
             </w:r>
@@ -2290,13 +2152,7 @@
               <w:t xml:space="preserve"> </w:t>
             </w:r>
             <w:r>
-              <w:t xml:space="preserve">“</w:t>
-            </w:r>
-            <w:r>
-              <w:t xml:space="preserve">The Creative Laboratory Project.</w:t>
-            </w:r>
-            <w:r>
-              <w:t xml:space="preserve">”</w:t>
+              <w:t xml:space="preserve">“The Creative Laboratory Project.”</w:t>
             </w:r>
             <w:r>
               <w:t xml:space="preserve"> </w:t>
@@ -2317,8 +2173,8 @@
             </w:pPr>
             <w:r>
               <w:rPr>
-                <w:bCs/>
-                <w:b/>
+                <w:b/>
+                <w:bCs/>
               </w:rPr>
               <w:t xml:space="preserve">2017-10</w:t>
             </w:r>
@@ -2338,13 +2194,7 @@
               <w:t xml:space="preserve"> </w:t>
             </w:r>
             <w:r>
-              <w:t xml:space="preserve">“</w:t>
-            </w:r>
-            <w:r>
-              <w:t xml:space="preserve">Shadow-selves: Projection as a medium of exploring reflections of self in Belinda McGuire’s Slaughterhouse/Requiem.</w:t>
-            </w:r>
-            <w:r>
-              <w:t xml:space="preserve">”</w:t>
+              <w:t xml:space="preserve">“Shadow-selves: Projection as a medium of exploring reflections of self in Belinda McGuire’s Slaughterhouse/Requiem.”</w:t>
             </w:r>
             <w:r>
               <w:t xml:space="preserve"> </w:t>
@@ -2365,8 +2215,8 @@
             </w:pPr>
             <w:r>
               <w:rPr>
-                <w:bCs/>
-                <w:b/>
+                <w:b/>
+                <w:bCs/>
               </w:rPr>
               <w:t xml:space="preserve">2017-10</w:t>
             </w:r>
@@ -2386,13 +2236,7 @@
               <w:t xml:space="preserve"> </w:t>
             </w:r>
             <w:r>
-              <w:t xml:space="preserve">“</w:t>
-            </w:r>
-            <w:r>
-              <w:t xml:space="preserve">Projecting on film: the surreal effect of rear projected backgrounds in the film Nuptials.</w:t>
-            </w:r>
-            <w:r>
-              <w:t xml:space="preserve">”</w:t>
+              <w:t xml:space="preserve">“Projecting on film: the surreal effect of rear projected backgrounds in the film Nuptials.”</w:t>
             </w:r>
             <w:r>
               <w:t xml:space="preserve"> </w:t>
@@ -2404,8 +2248,8 @@
         </w:tc>
       </w:tr>
     </w:tbl>
-    <w:bookmarkEnd w:id="29"/>
-    <w:bookmarkStart w:id="30" w:name="invited-talks-and-public-lectures"/>
+    <w:bookmarkEnd w:id="18"/>
+    <w:bookmarkStart w:id="19" w:name="invited-talks-and-public-lectures"/>
     <w:p>
       <w:pPr>
         <w:pStyle w:val="Heading2"/>
@@ -2418,8 +2262,8 @@
       <w:tblPr>
         <w:tblStyle w:val="Table"/>
         <w:tblW w:type="pct" w:w="5000"/>
+        <w:tblLayout w:type="fixed"/>
         <w:tblLook w:firstRow="0" w:lastRow="0" w:firstColumn="0" w:lastColumn="0" w:noHBand="0" w:noVBand="0" w:val="0000"/>
-        <w:jc w:val="start"/>
       </w:tblPr>
       <w:tblGrid>
         <w:gridCol w:w="1941"/>
@@ -2435,8 +2279,8 @@
             </w:pPr>
             <w:r>
               <w:rPr>
-                <w:bCs/>
-                <w:b/>
+                <w:b/>
+                <w:bCs/>
               </w:rPr>
               <w:t xml:space="preserve">2025-02</w:t>
             </w:r>
@@ -2465,8 +2309,8 @@
             </w:pPr>
             <w:r>
               <w:rPr>
-                <w:bCs/>
-                <w:b/>
+                <w:b/>
+                <w:bCs/>
               </w:rPr>
               <w:t xml:space="preserve">2024-12</w:t>
             </w:r>
@@ -2486,13 +2330,7 @@
               <w:t xml:space="preserve"> </w:t>
             </w:r>
             <w:r>
-              <w:t xml:space="preserve">“</w:t>
-            </w:r>
-            <w:r>
-              <w:t xml:space="preserve">Beyond the Screen: Exploring AI Personhood and Their Representation in Media.</w:t>
-            </w:r>
-            <w:r>
-              <w:t xml:space="preserve">”</w:t>
+              <w:t xml:space="preserve">“Beyond the Screen: Exploring AI Personhood and Their Representation in Media.”</w:t>
             </w:r>
             <w:r>
               <w:t xml:space="preserve"> </w:t>
@@ -2513,8 +2351,8 @@
             </w:pPr>
             <w:r>
               <w:rPr>
-                <w:bCs/>
-                <w:b/>
+                <w:b/>
+                <w:bCs/>
               </w:rPr>
               <w:t xml:space="preserve">2024-11</w:t>
             </w:r>
@@ -2534,13 +2372,7 @@
               <w:t xml:space="preserve"> </w:t>
             </w:r>
             <w:r>
-              <w:t xml:space="preserve">“</w:t>
-            </w:r>
-            <w:r>
-              <w:t xml:space="preserve">Wellness for who? An examination of wellness through a research-creation student project.</w:t>
-            </w:r>
-            <w:r>
-              <w:t xml:space="preserve">”</w:t>
+              <w:t xml:space="preserve">“Wellness for who? An examination of wellness through a research-creation student project.”</w:t>
             </w:r>
             <w:r>
               <w:t xml:space="preserve"> </w:t>
@@ -2561,8 +2393,8 @@
             </w:pPr>
             <w:r>
               <w:rPr>
-                <w:bCs/>
-                <w:b/>
+                <w:b/>
+                <w:bCs/>
               </w:rPr>
               <w:t xml:space="preserve">2024-11</w:t>
             </w:r>
@@ -2591,8 +2423,8 @@
             </w:pPr>
             <w:r>
               <w:rPr>
-                <w:bCs/>
-                <w:b/>
+                <w:b/>
+                <w:bCs/>
               </w:rPr>
               <w:t xml:space="preserve">2024-10</w:t>
             </w:r>
@@ -2612,13 +2444,7 @@
               <w:t xml:space="preserve"> </w:t>
             </w:r>
             <w:r>
-              <w:t xml:space="preserve">“</w:t>
-            </w:r>
-            <w:r>
-              <w:t xml:space="preserve">Personhood // AI.</w:t>
-            </w:r>
-            <w:r>
-              <w:t xml:space="preserve">”</w:t>
+              <w:t xml:space="preserve">“Personhood // AI.”</w:t>
             </w:r>
             <w:r>
               <w:t xml:space="preserve"> </w:t>
@@ -2639,8 +2465,8 @@
             </w:pPr>
             <w:r>
               <w:rPr>
-                <w:bCs/>
-                <w:b/>
+                <w:b/>
+                <w:bCs/>
               </w:rPr>
               <w:t xml:space="preserve">2024-07</w:t>
             </w:r>
@@ -2669,8 +2495,8 @@
             </w:pPr>
             <w:r>
               <w:rPr>
-                <w:bCs/>
-                <w:b/>
+                <w:b/>
+                <w:bCs/>
               </w:rPr>
               <w:t xml:space="preserve">2024-04</w:t>
             </w:r>
@@ -2684,13 +2510,7 @@
               <w:jc w:val="left"/>
             </w:pPr>
             <w:r>
-              <w:t xml:space="preserve">“</w:t>
-            </w:r>
-            <w:r>
-              <w:t xml:space="preserve">Improvnetics: Post-anthropocentric performance and improvisational modes for human-AI play.</w:t>
-            </w:r>
-            <w:r>
-              <w:t xml:space="preserve">”</w:t>
+              <w:t xml:space="preserve">“Improvnetics: Post-anthropocentric performance and improvisational modes for human-AI play.”</w:t>
             </w:r>
             <w:r>
               <w:t xml:space="preserve"> </w:t>
@@ -2711,8 +2531,8 @@
             </w:pPr>
             <w:r>
               <w:rPr>
-                <w:bCs/>
-                <w:b/>
+                <w:b/>
+                <w:bCs/>
               </w:rPr>
               <w:t xml:space="preserve">2024-04</w:t>
             </w:r>
@@ -2741,8 +2561,8 @@
             </w:pPr>
             <w:r>
               <w:rPr>
-                <w:bCs/>
-                <w:b/>
+                <w:b/>
+                <w:bCs/>
               </w:rPr>
               <w:t xml:space="preserve">2022-01</w:t>
             </w:r>
@@ -2762,13 +2582,7 @@
               <w:t xml:space="preserve"> </w:t>
             </w:r>
             <w:r>
-              <w:t xml:space="preserve">“</w:t>
-            </w:r>
-            <w:r>
-              <w:t xml:space="preserve">What is the future of creativity and AI?</w:t>
-            </w:r>
-            <w:r>
-              <w:t xml:space="preserve">”</w:t>
+              <w:t xml:space="preserve">“What is the future of creativity and AI?”</w:t>
             </w:r>
             <w:r>
               <w:t xml:space="preserve"> </w:t>
@@ -2789,8 +2603,8 @@
             </w:pPr>
             <w:r>
               <w:rPr>
-                <w:bCs/>
-                <w:b/>
+                <w:b/>
+                <w:bCs/>
               </w:rPr>
               <w:t xml:space="preserve">2019-11</w:t>
             </w:r>
@@ -2804,13 +2618,7 @@
               <w:jc w:val="left"/>
             </w:pPr>
             <w:r>
-              <w:t xml:space="preserve">“</w:t>
-            </w:r>
-            <w:r>
-              <w:t xml:space="preserve">Research Creation with Michael Bergmann: The Uncanny Robots Project</w:t>
-            </w:r>
-            <w:r>
-              <w:t xml:space="preserve">”</w:t>
+              <w:t xml:space="preserve">“Research Creation with Michael Bergmann: The Uncanny Robots Project”</w:t>
             </w:r>
             <w:r>
               <w:t xml:space="preserve"> </w:t>
@@ -2822,13 +2630,7 @@
               <w:t xml:space="preserve"> </w:t>
             </w:r>
             <w:r>
-              <w:t xml:space="preserve">“</w:t>
-            </w:r>
-            <w:r>
-              <w:t xml:space="preserve">Connecting through live performance</w:t>
-            </w:r>
-            <w:r>
-              <w:t xml:space="preserve">”</w:t>
+              <w:t xml:space="preserve">“Connecting through live performance”</w:t>
             </w:r>
             <w:r>
               <w:t xml:space="preserve"> </w:t>
@@ -2840,8 +2642,8 @@
         </w:tc>
       </w:tr>
     </w:tbl>
-    <w:bookmarkEnd w:id="30"/>
-    <w:bookmarkStart w:id="31" w:name="creative-research-output"/>
+    <w:bookmarkEnd w:id="19"/>
+    <w:bookmarkStart w:id="20" w:name="creative-research-output"/>
     <w:p>
       <w:pPr>
         <w:pStyle w:val="Heading2"/>
@@ -2854,8 +2656,8 @@
       <w:tblPr>
         <w:tblStyle w:val="Table"/>
         <w:tblW w:type="pct" w:w="5000"/>
+        <w:tblLayout w:type="fixed"/>
         <w:tblLook w:firstRow="0" w:lastRow="0" w:firstColumn="0" w:lastColumn="0" w:noHBand="0" w:noVBand="0" w:val="0000"/>
-        <w:jc w:val="start"/>
       </w:tblPr>
       <w:tblGrid>
         <w:gridCol w:w="1941"/>
@@ -2871,8 +2673,8 @@
             </w:pPr>
             <w:r>
               <w:rPr>
-                <w:bCs/>
-                <w:b/>
+                <w:b/>
+                <w:bCs/>
               </w:rPr>
               <w:t xml:space="preserve">2026-04 – 2026-05</w:t>
             </w:r>
@@ -2886,13 +2688,7 @@
               <w:jc w:val="left"/>
             </w:pPr>
             <w:r>
-              <w:t xml:space="preserve">“</w:t>
-            </w:r>
-            <w:r>
-              <w:t xml:space="preserve">Before I Was This.</w:t>
-            </w:r>
-            <w:r>
-              <w:t xml:space="preserve">”</w:t>
+              <w:t xml:space="preserve">“Before I Was This.”</w:t>
             </w:r>
             <w:r>
               <w:t xml:space="preserve"> </w:t>
@@ -2913,8 +2709,8 @@
             </w:pPr>
             <w:r>
               <w:rPr>
-                <w:bCs/>
-                <w:b/>
+                <w:b/>
+                <w:bCs/>
               </w:rPr>
               <w:t xml:space="preserve">2026-02</w:t>
             </w:r>
@@ -2943,8 +2739,8 @@
             </w:pPr>
             <w:r>
               <w:rPr>
-                <w:bCs/>
-                <w:b/>
+                <w:b/>
+                <w:bCs/>
               </w:rPr>
               <w:t xml:space="preserve">2025-11</w:t>
             </w:r>
@@ -2973,8 +2769,8 @@
             </w:pPr>
             <w:r>
               <w:rPr>
-                <w:bCs/>
-                <w:b/>
+                <w:b/>
+                <w:bCs/>
               </w:rPr>
               <w:t xml:space="preserve">2025-11</w:t>
             </w:r>
@@ -3003,8 +2799,8 @@
             </w:pPr>
             <w:r>
               <w:rPr>
-                <w:bCs/>
-                <w:b/>
+                <w:b/>
+                <w:bCs/>
               </w:rPr>
               <w:t xml:space="preserve">2025-04</w:t>
             </w:r>
@@ -3018,13 +2814,7 @@
               <w:jc w:val="left"/>
             </w:pPr>
             <w:r>
-              <w:t xml:space="preserve">“</w:t>
-            </w:r>
-            <w:r>
-              <w:t xml:space="preserve">To my creators…</w:t>
-            </w:r>
-            <w:r>
-              <w:t xml:space="preserve">”</w:t>
+              <w:t xml:space="preserve">“To my creators…”</w:t>
             </w:r>
             <w:r>
               <w:t xml:space="preserve"> </w:t>
@@ -3045,8 +2835,8 @@
             </w:pPr>
             <w:r>
               <w:rPr>
-                <w:bCs/>
-                <w:b/>
+                <w:b/>
+                <w:bCs/>
               </w:rPr>
               <w:t xml:space="preserve">2024-11</w:t>
             </w:r>
@@ -3075,8 +2865,8 @@
             </w:pPr>
             <w:r>
               <w:rPr>
-                <w:bCs/>
-                <w:b/>
+                <w:b/>
+                <w:bCs/>
               </w:rPr>
               <w:t xml:space="preserve">2024-06</w:t>
             </w:r>
@@ -3096,29 +2886,23 @@
               <w:t xml:space="preserve"> </w:t>
             </w:r>
             <w:r>
-              <w:t xml:space="preserve">“</w:t>
-            </w:r>
-            <w:r>
-              <w:t xml:space="preserve">To my creators…</w:t>
-            </w:r>
-            <w:r>
-              <w:t xml:space="preserve">”</w:t>
-            </w:r>
-          </w:p>
-        </w:tc>
-      </w:tr>
-      <w:tr>
-        <w:tc>
-          <w:tcPr/>
-          <w:p>
-            <w:pPr>
-              <w:pStyle w:val="Compact"/>
-              <w:jc w:val="left"/>
-            </w:pPr>
-            <w:r>
-              <w:rPr>
-                <w:bCs/>
-                <w:b/>
+              <w:t xml:space="preserve">“To my creators…”</w:t>
+            </w:r>
+          </w:p>
+        </w:tc>
+      </w:tr>
+      <w:tr>
+        <w:tc>
+          <w:tcPr/>
+          <w:p>
+            <w:pPr>
+              <w:pStyle w:val="Compact"/>
+              <w:jc w:val="left"/>
+            </w:pPr>
+            <w:r>
+              <w:rPr>
+                <w:b/>
+                <w:bCs/>
               </w:rPr>
               <w:t xml:space="preserve">2024-04</w:t>
             </w:r>
@@ -3147,8 +2931,8 @@
             </w:pPr>
             <w:r>
               <w:rPr>
-                <w:bCs/>
-                <w:b/>
+                <w:b/>
+                <w:bCs/>
               </w:rPr>
               <w:t xml:space="preserve">2024-01</w:t>
             </w:r>
@@ -3177,8 +2961,8 @@
             </w:pPr>
             <w:r>
               <w:rPr>
-                <w:bCs/>
-                <w:b/>
+                <w:b/>
+                <w:bCs/>
               </w:rPr>
               <w:t xml:space="preserve">2023-10</w:t>
             </w:r>
@@ -3192,13 +2976,7 @@
               <w:jc w:val="left"/>
             </w:pPr>
             <w:r>
-              <w:t xml:space="preserve">“</w:t>
-            </w:r>
-            <w:r>
-              <w:t xml:space="preserve">rocketmanperson.</w:t>
-            </w:r>
-            <w:r>
-              <w:t xml:space="preserve">”</w:t>
+              <w:t xml:space="preserve">“rocketmanperson.”</w:t>
             </w:r>
             <w:r>
               <w:t xml:space="preserve"> </w:t>
@@ -3219,8 +2997,8 @@
             </w:pPr>
             <w:r>
               <w:rPr>
-                <w:bCs/>
-                <w:b/>
+                <w:b/>
+                <w:bCs/>
               </w:rPr>
               <w:t xml:space="preserve">2023-04</w:t>
             </w:r>
@@ -3234,13 +3012,7 @@
               <w:jc w:val="left"/>
             </w:pPr>
             <w:r>
-              <w:t xml:space="preserve">“</w:t>
-            </w:r>
-            <w:r>
-              <w:t xml:space="preserve">Who’s There?</w:t>
-            </w:r>
-            <w:r>
-              <w:t xml:space="preserve">”</w:t>
+              <w:t xml:space="preserve">“Who’s There?”</w:t>
             </w:r>
             <w:r>
               <w:t xml:space="preserve"> </w:t>
@@ -3261,8 +3033,8 @@
             </w:pPr>
             <w:r>
               <w:rPr>
-                <w:bCs/>
-                <w:b/>
+                <w:b/>
+                <w:bCs/>
               </w:rPr>
               <w:t xml:space="preserve">2023</w:t>
             </w:r>
@@ -3291,8 +3063,8 @@
             </w:pPr>
             <w:r>
               <w:rPr>
-                <w:bCs/>
-                <w:b/>
+                <w:b/>
+                <w:bCs/>
               </w:rPr>
               <w:t xml:space="preserve">2019-10</w:t>
             </w:r>
@@ -3306,13 +3078,7 @@
               <w:jc w:val="left"/>
             </w:pPr>
             <w:r>
-              <w:t xml:space="preserve">“</w:t>
-            </w:r>
-            <w:r>
-              <w:t xml:space="preserve">The Uncanny Robots Project: Phase 1.</w:t>
-            </w:r>
-            <w:r>
-              <w:t xml:space="preserve">”</w:t>
+              <w:t xml:space="preserve">“The Uncanny Robots Project: Phase 1.”</w:t>
             </w:r>
             <w:r>
               <w:t xml:space="preserve"> </w:t>
@@ -3324,8 +3090,8 @@
         </w:tc>
       </w:tr>
     </w:tbl>
-    <w:bookmarkEnd w:id="31"/>
-    <w:bookmarkStart w:id="32" w:name="external-research-funding"/>
+    <w:bookmarkEnd w:id="20"/>
+    <w:bookmarkStart w:id="21" w:name="external-research-funding"/>
     <w:p>
       <w:pPr>
         <w:pStyle w:val="Heading2"/>
@@ -3338,8 +3104,8 @@
       <w:tblPr>
         <w:tblStyle w:val="Table"/>
         <w:tblW w:type="pct" w:w="5000"/>
+        <w:tblLayout w:type="fixed"/>
         <w:tblLook w:firstRow="0" w:lastRow="0" w:firstColumn="0" w:lastColumn="0" w:noHBand="0" w:noVBand="0" w:val="0000"/>
-        <w:jc w:val="start"/>
       </w:tblPr>
       <w:tblGrid>
         <w:gridCol w:w="1941"/>
@@ -3355,8 +3121,8 @@
             </w:pPr>
             <w:r>
               <w:rPr>
-                <w:bCs/>
-                <w:b/>
+                <w:b/>
+                <w:bCs/>
               </w:rPr>
               <w:t xml:space="preserve">2024-05</w:t>
             </w:r>
@@ -3385,8 +3151,8 @@
             </w:pPr>
             <w:r>
               <w:rPr>
-                <w:bCs/>
-                <w:b/>
+                <w:b/>
+                <w:bCs/>
               </w:rPr>
               <w:t xml:space="preserve">2021</w:t>
             </w:r>
@@ -3406,13 +3172,7 @@
               <w:t xml:space="preserve"> </w:t>
             </w:r>
             <w:r>
-              <w:t xml:space="preserve">“</w:t>
-            </w:r>
-            <w:r>
-              <w:t xml:space="preserve">Visual Music: Enhancing the National Arts Centre Orchestra’s remote connection with their audience during COVID-19 social restrictions through innovative digital tools.</w:t>
-            </w:r>
-            <w:r>
-              <w:t xml:space="preserve">”</w:t>
+              <w:t xml:space="preserve">“Visual Music: Enhancing the National Arts Centre Orchestra’s remote connection with their audience during COVID-19 social restrictions through innovative digital tools.”</w:t>
             </w:r>
             <w:r>
               <w:t xml:space="preserve"> </w:t>
@@ -3433,8 +3193,8 @@
             </w:pPr>
             <w:r>
               <w:rPr>
-                <w:bCs/>
-                <w:b/>
+                <w:b/>
+                <w:bCs/>
               </w:rPr>
               <w:t xml:space="preserve">2012 – 2014</w:t>
             </w:r>
@@ -3454,8 +3214,8 @@
         </w:tc>
       </w:tr>
     </w:tbl>
-    <w:bookmarkEnd w:id="32"/>
-    <w:bookmarkStart w:id="33" w:name="internal-research-funding"/>
+    <w:bookmarkEnd w:id="21"/>
+    <w:bookmarkStart w:id="22" w:name="internal-research-funding"/>
     <w:p>
       <w:pPr>
         <w:pStyle w:val="Heading2"/>
@@ -3468,8 +3228,8 @@
       <w:tblPr>
         <w:tblStyle w:val="Table"/>
         <w:tblW w:type="pct" w:w="5000"/>
+        <w:tblLayout w:type="fixed"/>
         <w:tblLook w:firstRow="0" w:lastRow="0" w:firstColumn="0" w:lastColumn="0" w:noHBand="0" w:noVBand="0" w:val="0000"/>
-        <w:jc w:val="start"/>
       </w:tblPr>
       <w:tblGrid>
         <w:gridCol w:w="1941"/>
@@ -3485,8 +3245,8 @@
             </w:pPr>
             <w:r>
               <w:rPr>
-                <w:bCs/>
-                <w:b/>
+                <w:b/>
+                <w:bCs/>
               </w:rPr>
               <w:t xml:space="preserve">2024</w:t>
             </w:r>
@@ -3515,8 +3275,8 @@
             </w:pPr>
             <w:r>
               <w:rPr>
-                <w:bCs/>
-                <w:b/>
+                <w:b/>
+                <w:bCs/>
               </w:rPr>
               <w:t xml:space="preserve">2022</w:t>
             </w:r>
@@ -3536,13 +3296,7 @@
               <w:t xml:space="preserve"> </w:t>
             </w:r>
             <w:r>
-              <w:t xml:space="preserve">“</w:t>
-            </w:r>
-            <w:r>
-              <w:t xml:space="preserve">Mechanical Waves: Machine Learning gesture reactive human-robot installation.</w:t>
-            </w:r>
-            <w:r>
-              <w:t xml:space="preserve">”</w:t>
+              <w:t xml:space="preserve">“Mechanical Waves: Machine Learning gesture reactive human-robot installation.”</w:t>
             </w:r>
             <w:r>
               <w:t xml:space="preserve"> </w:t>
@@ -3563,8 +3317,8 @@
             </w:pPr>
             <w:r>
               <w:rPr>
-                <w:bCs/>
-                <w:b/>
+                <w:b/>
+                <w:bCs/>
               </w:rPr>
               <w:t xml:space="preserve">2022</w:t>
             </w:r>
@@ -3593,8 +3347,8 @@
             </w:pPr>
             <w:r>
               <w:rPr>
-                <w:bCs/>
-                <w:b/>
+                <w:b/>
+                <w:bCs/>
               </w:rPr>
               <w:t xml:space="preserve">2019</w:t>
             </w:r>
@@ -3614,13 +3368,7 @@
               <w:t xml:space="preserve"> </w:t>
             </w:r>
             <w:r>
-              <w:t xml:space="preserve">“</w:t>
-            </w:r>
-            <w:r>
-              <w:t xml:space="preserve">l’automate: Expanding the possibility of performance through robotics.</w:t>
-            </w:r>
-            <w:r>
-              <w:t xml:space="preserve">”</w:t>
+              <w:t xml:space="preserve">“l’automate: Expanding the possibility of performance through robotics.”</w:t>
             </w:r>
             <w:r>
               <w:t xml:space="preserve"> </w:t>
@@ -3641,8 +3389,8 @@
             </w:pPr>
             <w:r>
               <w:rPr>
-                <w:bCs/>
-                <w:b/>
+                <w:b/>
+                <w:bCs/>
               </w:rPr>
               <w:t xml:space="preserve">2019</w:t>
             </w:r>
@@ -3671,8 +3419,8 @@
             </w:pPr>
             <w:r>
               <w:rPr>
-                <w:bCs/>
-                <w:b/>
+                <w:b/>
+                <w:bCs/>
               </w:rPr>
               <w:t xml:space="preserve">2019</w:t>
             </w:r>
@@ -3701,8 +3449,8 @@
             </w:pPr>
             <w:r>
               <w:rPr>
-                <w:bCs/>
-                <w:b/>
+                <w:b/>
+                <w:bCs/>
               </w:rPr>
               <w:t xml:space="preserve">2018</w:t>
             </w:r>
@@ -3722,13 +3470,7 @@
               <w:t xml:space="preserve"> </w:t>
             </w:r>
             <w:r>
-              <w:t xml:space="preserve">“</w:t>
-            </w:r>
-            <w:r>
-              <w:t xml:space="preserve">Augmented-Reality based Pre-Visualization system for theatrical spaces.</w:t>
-            </w:r>
-            <w:r>
-              <w:t xml:space="preserve">”</w:t>
+              <w:t xml:space="preserve">“Augmented-Reality based Pre-Visualization system for theatrical spaces.”</w:t>
             </w:r>
             <w:r>
               <w:t xml:space="preserve"> </w:t>
@@ -3749,8 +3491,8 @@
             </w:pPr>
             <w:r>
               <w:rPr>
-                <w:bCs/>
-                <w:b/>
+                <w:b/>
+                <w:bCs/>
               </w:rPr>
               <w:t xml:space="preserve">2018</w:t>
             </w:r>
@@ -3770,13 +3512,7 @@
               <w:t xml:space="preserve"> </w:t>
             </w:r>
             <w:r>
-              <w:t xml:space="preserve">“</w:t>
-            </w:r>
-            <w:r>
-              <w:t xml:space="preserve">The Creative Laboratory Project.</w:t>
-            </w:r>
-            <w:r>
-              <w:t xml:space="preserve">”</w:t>
+              <w:t xml:space="preserve">“The Creative Laboratory Project.”</w:t>
             </w:r>
             <w:r>
               <w:t xml:space="preserve"> </w:t>
@@ -3788,8 +3524,8 @@
         </w:tc>
       </w:tr>
     </w:tbl>
-    <w:bookmarkEnd w:id="33"/>
-    <w:bookmarkStart w:id="34" w:name="scholarships"/>
+    <w:bookmarkEnd w:id="22"/>
+    <w:bookmarkStart w:id="23" w:name="scholarships"/>
     <w:p>
       <w:pPr>
         <w:pStyle w:val="Heading2"/>
@@ -3802,8 +3538,8 @@
       <w:tblPr>
         <w:tblStyle w:val="Table"/>
         <w:tblW w:type="pct" w:w="5000"/>
+        <w:tblLayout w:type="fixed"/>
         <w:tblLook w:firstRow="0" w:lastRow="0" w:firstColumn="0" w:lastColumn="0" w:noHBand="0" w:noVBand="0" w:val="0000"/>
-        <w:jc w:val="start"/>
       </w:tblPr>
       <w:tblGrid>
         <w:gridCol w:w="1941"/>
@@ -3819,8 +3555,8 @@
             </w:pPr>
             <w:r>
               <w:rPr>
-                <w:bCs/>
-                <w:b/>
+                <w:b/>
+                <w:bCs/>
               </w:rPr>
               <w:t xml:space="preserve">2022 – 2026</w:t>
             </w:r>
@@ -3849,8 +3585,8 @@
             </w:pPr>
             <w:r>
               <w:rPr>
-                <w:bCs/>
-                <w:b/>
+                <w:b/>
+                <w:bCs/>
               </w:rPr>
               <w:t xml:space="preserve">2022 – 2026</w:t>
             </w:r>
@@ -3870,8 +3606,8 @@
         </w:tc>
       </w:tr>
     </w:tbl>
-    <w:bookmarkEnd w:id="34"/>
-    <w:bookmarkStart w:id="35" w:name="graduate-supervision"/>
+    <w:bookmarkEnd w:id="23"/>
+    <w:bookmarkStart w:id="24" w:name="graduate-supervision"/>
     <w:p>
       <w:pPr>
         <w:pStyle w:val="Heading2"/>
@@ -3892,8 +3628,8 @@
       <w:tblPr>
         <w:tblStyle w:val="Table"/>
         <w:tblW w:type="pct" w:w="5000"/>
+        <w:tblLayout w:type="fixed"/>
         <w:tblLook w:firstRow="0" w:lastRow="0" w:firstColumn="0" w:lastColumn="0" w:noHBand="0" w:noVBand="0" w:val="0000"/>
-        <w:jc w:val="start"/>
       </w:tblPr>
       <w:tblGrid>
         <w:gridCol w:w="1941"/>
@@ -3909,8 +3645,8 @@
             </w:pPr>
             <w:r>
               <w:rPr>
-                <w:bCs/>
-                <w:b/>
+                <w:b/>
+                <w:bCs/>
               </w:rPr>
               <w:t xml:space="preserve">2022</w:t>
             </w:r>
@@ -3930,13 +3666,7 @@
               <w:t xml:space="preserve"> </w:t>
             </w:r>
             <w:r>
-              <w:t xml:space="preserve">“</w:t>
-            </w:r>
-            <w:r>
-              <w:t xml:space="preserve">Bridging Chasms: An Interactive Projection Mapping Installation for Cross-Cultural Exchange of Information.</w:t>
-            </w:r>
-            <w:r>
-              <w:t xml:space="preserve">”</w:t>
+              <w:t xml:space="preserve">“Bridging Chasms: An Interactive Projection Mapping Installation for Cross-Cultural Exchange of Information.”</w:t>
             </w:r>
             <w:r>
               <w:t xml:space="preserve"> </w:t>
@@ -3957,8 +3687,8 @@
             </w:pPr>
             <w:r>
               <w:rPr>
-                <w:bCs/>
-                <w:b/>
+                <w:b/>
+                <w:bCs/>
               </w:rPr>
               <w:t xml:space="preserve">2021</w:t>
             </w:r>
@@ -3978,13 +3708,7 @@
               <w:t xml:space="preserve"> </w:t>
             </w:r>
             <w:r>
-              <w:t xml:space="preserve">“</w:t>
-            </w:r>
-            <w:r>
-              <w:t xml:space="preserve">AR-based Theatrical Design Pre-Visualization using Unreal.</w:t>
-            </w:r>
-            <w:r>
-              <w:t xml:space="preserve">”</w:t>
+              <w:t xml:space="preserve">“AR-based Theatrical Design Pre-Visualization using Unreal.”</w:t>
             </w:r>
             <w:r>
               <w:t xml:space="preserve"> </w:t>
@@ -4005,8 +3729,8 @@
             </w:pPr>
             <w:r>
               <w:rPr>
-                <w:bCs/>
-                <w:b/>
+                <w:b/>
+                <w:bCs/>
               </w:rPr>
               <w:t xml:space="preserve">2021</w:t>
             </w:r>
@@ -4026,13 +3750,7 @@
               <w:t xml:space="preserve"> </w:t>
             </w:r>
             <w:r>
-              <w:t xml:space="preserve">“</w:t>
-            </w:r>
-            <w:r>
-              <w:t xml:space="preserve">Casting and Technology: Revamping the Audition Process.</w:t>
-            </w:r>
-            <w:r>
-              <w:t xml:space="preserve">”</w:t>
+              <w:t xml:space="preserve">“Casting and Technology: Revamping the Audition Process.”</w:t>
             </w:r>
             <w:r>
               <w:t xml:space="preserve"> </w:t>
@@ -4053,8 +3771,8 @@
             </w:pPr>
             <w:r>
               <w:rPr>
-                <w:bCs/>
-                <w:b/>
+                <w:b/>
+                <w:bCs/>
               </w:rPr>
               <w:t xml:space="preserve">2021</w:t>
             </w:r>
@@ -4074,13 +3792,7 @@
               <w:t xml:space="preserve"> </w:t>
             </w:r>
             <w:r>
-              <w:t xml:space="preserve">“</w:t>
-            </w:r>
-            <w:r>
-              <w:t xml:space="preserve">Collider: Using Virtual Reality for Immersive Theatre and the Performing Arts.</w:t>
-            </w:r>
-            <w:r>
-              <w:t xml:space="preserve">”</w:t>
+              <w:t xml:space="preserve">“Collider: Using Virtual Reality for Immersive Theatre and the Performing Arts.”</w:t>
             </w:r>
             <w:r>
               <w:t xml:space="preserve"> </w:t>
@@ -4101,8 +3813,8 @@
             </w:pPr>
             <w:r>
               <w:rPr>
-                <w:bCs/>
-                <w:b/>
+                <w:b/>
+                <w:bCs/>
               </w:rPr>
               <w:t xml:space="preserve">2020</w:t>
             </w:r>
@@ -4122,13 +3834,7 @@
               <w:t xml:space="preserve"> </w:t>
             </w:r>
             <w:r>
-              <w:t xml:space="preserve">“</w:t>
-            </w:r>
-            <w:r>
-              <w:t xml:space="preserve">Happiness In Your Hand: The power of compact Bright Light Therapy.</w:t>
-            </w:r>
-            <w:r>
-              <w:t xml:space="preserve">”</w:t>
+              <w:t xml:space="preserve">“Happiness In Your Hand: The power of compact Bright Light Therapy.”</w:t>
             </w:r>
             <w:r>
               <w:t xml:space="preserve"> </w:t>
@@ -4149,8 +3855,8 @@
             </w:pPr>
             <w:r>
               <w:rPr>
-                <w:bCs/>
-                <w:b/>
+                <w:b/>
+                <w:bCs/>
               </w:rPr>
               <w:t xml:space="preserve">2020</w:t>
             </w:r>
@@ -4170,13 +3876,7 @@
               <w:t xml:space="preserve"> </w:t>
             </w:r>
             <w:r>
-              <w:t xml:space="preserve">“</w:t>
-            </w:r>
-            <w:r>
-              <w:t xml:space="preserve">The Scoop: How to Protect Your Digital Privacy in the Age of Surveillance Capitalism.</w:t>
-            </w:r>
-            <w:r>
-              <w:t xml:space="preserve">”</w:t>
+              <w:t xml:space="preserve">“The Scoop: How to Protect Your Digital Privacy in the Age of Surveillance Capitalism.”</w:t>
             </w:r>
             <w:r>
               <w:t xml:space="preserve"> </w:t>
@@ -4197,8 +3897,8 @@
             </w:pPr>
             <w:r>
               <w:rPr>
-                <w:bCs/>
-                <w:b/>
+                <w:b/>
+                <w:bCs/>
               </w:rPr>
               <w:t xml:space="preserve">2020</w:t>
             </w:r>
@@ -4218,13 +3918,7 @@
               <w:t xml:space="preserve"> </w:t>
             </w:r>
             <w:r>
-              <w:t xml:space="preserve">“</w:t>
-            </w:r>
-            <w:r>
-              <w:t xml:space="preserve">Live Video in Theatrical Productions.</w:t>
-            </w:r>
-            <w:r>
-              <w:t xml:space="preserve">”</w:t>
+              <w:t xml:space="preserve">“Live Video in Theatrical Productions.”</w:t>
             </w:r>
             <w:r>
               <w:t xml:space="preserve"> </w:t>
@@ -4245,8 +3939,8 @@
             </w:pPr>
             <w:r>
               <w:rPr>
-                <w:bCs/>
-                <w:b/>
+                <w:b/>
+                <w:bCs/>
               </w:rPr>
               <w:t xml:space="preserve">2018</w:t>
             </w:r>
@@ -4266,13 +3960,7 @@
               <w:t xml:space="preserve"> </w:t>
             </w:r>
             <w:r>
-              <w:t xml:space="preserve">“</w:t>
-            </w:r>
-            <w:r>
-              <w:t xml:space="preserve">Extending the human umwelt: Reframing our understanding of an environment via mixed reality and digital soundscapes/visualizations.</w:t>
-            </w:r>
-            <w:r>
-              <w:t xml:space="preserve">”</w:t>
+              <w:t xml:space="preserve">“Extending the human umwelt: Reframing our understanding of an environment via mixed reality and digital soundscapes/visualizations.”</w:t>
             </w:r>
             <w:r>
               <w:t xml:space="preserve"> </w:t>
@@ -4293,8 +3981,8 @@
             </w:pPr>
             <w:r>
               <w:rPr>
-                <w:bCs/>
-                <w:b/>
+                <w:b/>
+                <w:bCs/>
               </w:rPr>
               <w:t xml:space="preserve">2017</w:t>
             </w:r>
@@ -4314,13 +4002,7 @@
               <w:t xml:space="preserve"> </w:t>
             </w:r>
             <w:r>
-              <w:t xml:space="preserve">“</w:t>
-            </w:r>
-            <w:r>
-              <w:t xml:space="preserve">The A.I. Storyteller: Perpetuating Orality Using Developments in Machine Learning.</w:t>
-            </w:r>
-            <w:r>
-              <w:t xml:space="preserve">”</w:t>
+              <w:t xml:space="preserve">“The A.I. Storyteller: Perpetuating Orality Using Developments in Machine Learning.”</w:t>
             </w:r>
             <w:r>
               <w:t xml:space="preserve"> </w:t>
@@ -4332,8 +4014,8 @@
         </w:tc>
       </w:tr>
     </w:tbl>
-    <w:bookmarkEnd w:id="35"/>
-    <w:bookmarkStart w:id="36" w:name="courses-taught"/>
+    <w:bookmarkEnd w:id="24"/>
+    <w:bookmarkStart w:id="25" w:name="courses-taught"/>
     <w:p>
       <w:pPr>
         <w:pStyle w:val="Heading2"/>
@@ -4344,11 +4026,11 @@
     </w:p>
     <w:p>
       <w:pPr>
+        <w:pStyle w:val="Compact"/>
         <w:numPr>
           <w:ilvl w:val="0"/>
           <w:numId w:val="1001"/>
         </w:numPr>
-        <w:pStyle w:val="Compact"/>
       </w:pPr>
       <w:r>
         <w:t xml:space="preserve">PFZ 100 — Performance Foundation (F 2025) (created course)</w:t>
@@ -4356,11 +4038,11 @@
     </w:p>
     <w:p>
       <w:pPr>
+        <w:pStyle w:val="Compact"/>
         <w:numPr>
           <w:ilvl w:val="0"/>
           <w:numId w:val="1001"/>
         </w:numPr>
-        <w:pStyle w:val="Compact"/>
       </w:pPr>
       <w:r>
         <w:t xml:space="preserve">THP 400 — Creative Performance Studies VII: The Frankenstein Project (F 2025) (created course, with Debashis Sinha)</w:t>
@@ -4368,11 +4050,11 @@
     </w:p>
     <w:p>
       <w:pPr>
+        <w:pStyle w:val="Compact"/>
         <w:numPr>
           <w:ilvl w:val="0"/>
           <w:numId w:val="1001"/>
         </w:numPr>
-        <w:pStyle w:val="Compact"/>
       </w:pPr>
       <w:r>
         <w:t xml:space="preserve">FCD 816 — Global Campus Studio (F 2025)</w:t>
@@ -4380,11 +4062,11 @@
     </w:p>
     <w:p>
       <w:pPr>
+        <w:pStyle w:val="Compact"/>
         <w:numPr>
           <w:ilvl w:val="0"/>
           <w:numId w:val="1001"/>
         </w:numPr>
-        <w:pStyle w:val="Compact"/>
       </w:pPr>
       <w:r>
         <w:t xml:space="preserve">FCD 230 — New York City Experience: Creative Enterprise (S 2025, S 2026) (created travel intensive; taught as overload)</w:t>
@@ -4392,11 +4074,11 @@
     </w:p>
     <w:p>
       <w:pPr>
+        <w:pStyle w:val="Compact"/>
         <w:numPr>
           <w:ilvl w:val="0"/>
           <w:numId w:val="1001"/>
         </w:numPr>
-        <w:pStyle w:val="Compact"/>
       </w:pPr>
       <w:r>
         <w:t xml:space="preserve">THP 403 — Travel Intensive to Oulu, Finland (F 2024)</w:t>
@@ -4404,11 +4086,11 @@
     </w:p>
     <w:p>
       <w:pPr>
+        <w:pStyle w:val="Compact"/>
         <w:numPr>
           <w:ilvl w:val="0"/>
           <w:numId w:val="1001"/>
         </w:numPr>
-        <w:pStyle w:val="Compact"/>
       </w:pPr>
       <w:r>
         <w:t xml:space="preserve">THP 350 — Projection Design (F 2019–24) (created course)</w:t>
@@ -4416,11 +4098,11 @@
     </w:p>
     <w:p>
       <w:pPr>
+        <w:pStyle w:val="Compact"/>
         <w:numPr>
           <w:ilvl w:val="0"/>
           <w:numId w:val="1001"/>
         </w:numPr>
-        <w:pStyle w:val="Compact"/>
       </w:pPr>
       <w:r>
         <w:t xml:space="preserve">THP 301–403 — Production Technique (W 2017 – F 2022)</w:t>
@@ -4428,11 +4110,11 @@
     </w:p>
     <w:p>
       <w:pPr>
+        <w:pStyle w:val="Compact"/>
         <w:numPr>
           <w:ilvl w:val="0"/>
           <w:numId w:val="1001"/>
         </w:numPr>
-        <w:pStyle w:val="Compact"/>
       </w:pPr>
       <w:r>
         <w:t xml:space="preserve">THP 800 — Independent Study (W 2017–20, F 2020, W 2022, W 2024)</w:t>
@@ -4440,11 +4122,11 @@
     </w:p>
     <w:p>
       <w:pPr>
+        <w:pStyle w:val="Compact"/>
         <w:numPr>
           <w:ilvl w:val="0"/>
           <w:numId w:val="1001"/>
         </w:numPr>
-        <w:pStyle w:val="Compact"/>
       </w:pPr>
       <w:r>
         <w:t xml:space="preserve">THT 582 — Show Systems Engineering (W 2020, F 2021, F 2023) (redesigned course)</w:t>
@@ -4452,11 +4134,11 @@
     </w:p>
     <w:p>
       <w:pPr>
+        <w:pStyle w:val="Compact"/>
         <w:numPr>
           <w:ilvl w:val="0"/>
           <w:numId w:val="1001"/>
         </w:numPr>
-        <w:pStyle w:val="Compact"/>
       </w:pPr>
       <w:r>
         <w:t xml:space="preserve">THT 582 — Scenic Automation (F 2017)</w:t>
@@ -4464,11 +4146,11 @@
     </w:p>
     <w:p>
       <w:pPr>
+        <w:pStyle w:val="Compact"/>
         <w:numPr>
           <w:ilvl w:val="0"/>
           <w:numId w:val="1001"/>
         </w:numPr>
-        <w:pStyle w:val="Compact"/>
       </w:pPr>
       <w:r>
         <w:t xml:space="preserve">THP 500 — Conceiving the Production (F 2018)</w:t>
@@ -4476,11 +4158,11 @@
     </w:p>
     <w:p>
       <w:pPr>
+        <w:pStyle w:val="Compact"/>
         <w:numPr>
           <w:ilvl w:val="0"/>
           <w:numId w:val="1001"/>
         </w:numPr>
-        <w:pStyle w:val="Compact"/>
       </w:pPr>
       <w:r>
         <w:t xml:space="preserve">THF 501 — Research Methods (W 2018–19)</w:t>
@@ -4488,11 +4170,11 @@
     </w:p>
     <w:p>
       <w:pPr>
+        <w:pStyle w:val="Compact"/>
         <w:numPr>
           <w:ilvl w:val="0"/>
           <w:numId w:val="1001"/>
         </w:numPr>
-        <w:pStyle w:val="Compact"/>
       </w:pPr>
       <w:r>
         <w:t xml:space="preserve">THP 102 — Production Technique II (W 2017, 2021–24) (lighting section 2017; projection design section 2022–24)</w:t>
@@ -4500,11 +4182,11 @@
     </w:p>
     <w:p>
       <w:pPr>
+        <w:pStyle w:val="Compact"/>
         <w:numPr>
           <w:ilvl w:val="0"/>
           <w:numId w:val="1001"/>
         </w:numPr>
-        <w:pStyle w:val="Compact"/>
       </w:pPr>
       <w:r>
         <w:t xml:space="preserve">THP 202 — Production Technique IV (W 2018–24) (projection design section)</w:t>
@@ -4512,11 +4194,11 @@
     </w:p>
     <w:p>
       <w:pPr>
+        <w:pStyle w:val="Compact"/>
         <w:numPr>
           <w:ilvl w:val="0"/>
           <w:numId w:val="1001"/>
         </w:numPr>
-        <w:pStyle w:val="Compact"/>
       </w:pPr>
       <w:r>
         <w:t xml:space="preserve">THP 660 — Projection Design: Special Topics (W 2022) (created course)</w:t>
@@ -4524,11 +4206,11 @@
     </w:p>
     <w:p>
       <w:pPr>
+        <w:pStyle w:val="Compact"/>
         <w:numPr>
           <w:ilvl w:val="0"/>
           <w:numId w:val="1001"/>
         </w:numPr>
-        <w:pStyle w:val="Compact"/>
       </w:pPr>
       <w:r>
         <w:t xml:space="preserve">THF 101 — Elements of Production (F 2016, 2019, 2020)</w:t>
@@ -4536,11 +4218,11 @@
     </w:p>
     <w:p>
       <w:pPr>
+        <w:pStyle w:val="Compact"/>
         <w:numPr>
           <w:ilvl w:val="0"/>
           <w:numId w:val="1001"/>
         </w:numPr>
-        <w:pStyle w:val="Compact"/>
       </w:pPr>
       <w:r>
         <w:t xml:space="preserve">THM 301 — Technical Direction (F 2016)</w:t>
@@ -4548,18 +4230,18 @@
     </w:p>
     <w:p>
       <w:pPr>
+        <w:pStyle w:val="Compact"/>
         <w:numPr>
           <w:ilvl w:val="0"/>
           <w:numId w:val="1001"/>
         </w:numPr>
-        <w:pStyle w:val="Compact"/>
       </w:pPr>
       <w:r>
         <w:t xml:space="preserve">CRI 815 — Creative Impact Supercourse I, Creative Industries (F 2018)</w:t>
       </w:r>
     </w:p>
-    <w:bookmarkEnd w:id="36"/>
-    <w:bookmarkStart w:id="37" w:name="service"/>
+    <w:bookmarkEnd w:id="25"/>
+    <w:bookmarkStart w:id="26" w:name="service"/>
     <w:p>
       <w:pPr>
         <w:pStyle w:val="Heading2"/>
@@ -4572,8 +4254,8 @@
       <w:tblPr>
         <w:tblStyle w:val="Table"/>
         <w:tblW w:type="pct" w:w="5000"/>
+        <w:tblLayout w:type="fixed"/>
         <w:tblLook w:firstRow="0" w:lastRow="0" w:firstColumn="0" w:lastColumn="0" w:noHBand="0" w:noVBand="0" w:val="0000"/>
-        <w:jc w:val="start"/>
       </w:tblPr>
       <w:tblGrid>
         <w:gridCol w:w="1941"/>
@@ -4589,8 +4271,8 @@
             </w:pPr>
             <w:r>
               <w:rPr>
-                <w:bCs/>
-                <w:b/>
+                <w:b/>
+                <w:bCs/>
               </w:rPr>
               <w:t xml:space="preserve">2026-06 – present</w:t>
             </w:r>
@@ -4619,8 +4301,8 @@
             </w:pPr>
             <w:r>
               <w:rPr>
-                <w:bCs/>
-                <w:b/>
+                <w:b/>
+                <w:bCs/>
               </w:rPr>
               <w:t xml:space="preserve">2026-04</w:t>
             </w:r>
@@ -4649,8 +4331,8 @@
             </w:pPr>
             <w:r>
               <w:rPr>
-                <w:bCs/>
-                <w:b/>
+                <w:b/>
+                <w:bCs/>
               </w:rPr>
               <w:t xml:space="preserve">2025-07 – present</w:t>
             </w:r>
@@ -4679,8 +4361,8 @@
             </w:pPr>
             <w:r>
               <w:rPr>
-                <w:bCs/>
-                <w:b/>
+                <w:b/>
+                <w:bCs/>
               </w:rPr>
               <w:t xml:space="preserve">2025-02 – present</w:t>
             </w:r>
@@ -4709,8 +4391,8 @@
             </w:pPr>
             <w:r>
               <w:rPr>
-                <w:bCs/>
-                <w:b/>
+                <w:b/>
+                <w:bCs/>
               </w:rPr>
               <w:t xml:space="preserve">2024-12 – present</w:t>
             </w:r>
@@ -4739,8 +4421,8 @@
             </w:pPr>
             <w:r>
               <w:rPr>
-                <w:bCs/>
-                <w:b/>
+                <w:b/>
+                <w:bCs/>
               </w:rPr>
               <w:t xml:space="preserve">2025-04 – present</w:t>
             </w:r>
@@ -4769,8 +4451,8 @@
             </w:pPr>
             <w:r>
               <w:rPr>
-                <w:bCs/>
-                <w:b/>
+                <w:b/>
+                <w:bCs/>
               </w:rPr>
               <w:t xml:space="preserve">2024-06 – present</w:t>
             </w:r>
@@ -4799,8 +4481,8 @@
             </w:pPr>
             <w:r>
               <w:rPr>
-                <w:bCs/>
-                <w:b/>
+                <w:b/>
+                <w:bCs/>
               </w:rPr>
               <w:t xml:space="preserve">2023-10 – present</w:t>
             </w:r>
@@ -4829,8 +4511,8 @@
             </w:pPr>
             <w:r>
               <w:rPr>
-                <w:bCs/>
-                <w:b/>
+                <w:b/>
+                <w:bCs/>
               </w:rPr>
               <w:t xml:space="preserve">2023 – present</w:t>
             </w:r>
@@ -4859,8 +4541,8 @@
             </w:pPr>
             <w:r>
               <w:rPr>
-                <w:bCs/>
-                <w:b/>
+                <w:b/>
+                <w:bCs/>
               </w:rPr>
               <w:t xml:space="preserve">2023 – 2024</w:t>
             </w:r>
@@ -4889,8 +4571,8 @@
             </w:pPr>
             <w:r>
               <w:rPr>
-                <w:bCs/>
-                <w:b/>
+                <w:b/>
+                <w:bCs/>
               </w:rPr>
               <w:t xml:space="preserve">2023 – 2024</w:t>
             </w:r>
@@ -4919,8 +4601,8 @@
             </w:pPr>
             <w:r>
               <w:rPr>
-                <w:bCs/>
-                <w:b/>
+                <w:b/>
+                <w:bCs/>
               </w:rPr>
               <w:t xml:space="preserve">2023</w:t>
             </w:r>
@@ -4949,8 +4631,8 @@
             </w:pPr>
             <w:r>
               <w:rPr>
-                <w:bCs/>
-                <w:b/>
+                <w:b/>
+                <w:bCs/>
               </w:rPr>
               <w:t xml:space="preserve">2022 – 2024</w:t>
             </w:r>
@@ -4979,8 +4661,8 @@
             </w:pPr>
             <w:r>
               <w:rPr>
-                <w:bCs/>
-                <w:b/>
+                <w:b/>
+                <w:bCs/>
               </w:rPr>
               <w:t xml:space="preserve">2022-03 – 2023</w:t>
             </w:r>
@@ -5009,8 +4691,8 @@
             </w:pPr>
             <w:r>
               <w:rPr>
-                <w:bCs/>
-                <w:b/>
+                <w:b/>
+                <w:bCs/>
               </w:rPr>
               <w:t xml:space="preserve">2021 – 2022</w:t>
             </w:r>
@@ -5039,8 +4721,8 @@
             </w:pPr>
             <w:r>
               <w:rPr>
-                <w:bCs/>
-                <w:b/>
+                <w:b/>
+                <w:bCs/>
               </w:rPr>
               <w:t xml:space="preserve">2021</w:t>
             </w:r>
@@ -5069,8 +4751,8 @@
             </w:pPr>
             <w:r>
               <w:rPr>
-                <w:bCs/>
-                <w:b/>
+                <w:b/>
+                <w:bCs/>
               </w:rPr>
               <w:t xml:space="preserve">2020 – 2023</w:t>
             </w:r>
@@ -5099,8 +4781,8 @@
             </w:pPr>
             <w:r>
               <w:rPr>
-                <w:bCs/>
-                <w:b/>
+                <w:b/>
+                <w:bCs/>
               </w:rPr>
               <w:t xml:space="preserve">2020 – 2021</w:t>
             </w:r>
@@ -5129,8 +4811,8 @@
             </w:pPr>
             <w:r>
               <w:rPr>
-                <w:bCs/>
-                <w:b/>
+                <w:b/>
+                <w:bCs/>
               </w:rPr>
               <w:t xml:space="preserve">2020 – present</w:t>
             </w:r>
@@ -5159,8 +4841,8 @@
             </w:pPr>
             <w:r>
               <w:rPr>
-                <w:bCs/>
-                <w:b/>
+                <w:b/>
+                <w:bCs/>
               </w:rPr>
               <w:t xml:space="preserve">2020</w:t>
             </w:r>
@@ -5189,8 +4871,8 @@
             </w:pPr>
             <w:r>
               <w:rPr>
-                <w:bCs/>
-                <w:b/>
+                <w:b/>
+                <w:bCs/>
               </w:rPr>
               <w:t xml:space="preserve">2020-09 – 2021-09</w:t>
             </w:r>
@@ -5219,8 +4901,8 @@
             </w:pPr>
             <w:r>
               <w:rPr>
-                <w:bCs/>
-                <w:b/>
+                <w:b/>
+                <w:bCs/>
               </w:rPr>
               <w:t xml:space="preserve">2019 – 2022</w:t>
             </w:r>
@@ -5249,8 +4931,8 @@
             </w:pPr>
             <w:r>
               <w:rPr>
-                <w:bCs/>
-                <w:b/>
+                <w:b/>
+                <w:bCs/>
               </w:rPr>
               <w:t xml:space="preserve">2018 – 2022</w:t>
             </w:r>
@@ -5279,8 +4961,8 @@
             </w:pPr>
             <w:r>
               <w:rPr>
-                <w:bCs/>
-                <w:b/>
+                <w:b/>
+                <w:bCs/>
               </w:rPr>
               <w:t xml:space="preserve">2018 – 2023</w:t>
             </w:r>
@@ -5309,8 +4991,8 @@
             </w:pPr>
             <w:r>
               <w:rPr>
-                <w:bCs/>
-                <w:b/>
+                <w:b/>
+                <w:bCs/>
               </w:rPr>
               <w:t xml:space="preserve">2018 – 2020</w:t>
             </w:r>
@@ -5339,8 +5021,8 @@
             </w:pPr>
             <w:r>
               <w:rPr>
-                <w:bCs/>
-                <w:b/>
+                <w:b/>
+                <w:bCs/>
               </w:rPr>
               <w:t xml:space="preserve">2017 – present</w:t>
             </w:r>
@@ -5369,8 +5051,8 @@
             </w:pPr>
             <w:r>
               <w:rPr>
-                <w:bCs/>
-                <w:b/>
+                <w:b/>
+                <w:bCs/>
               </w:rPr>
               <w:t xml:space="preserve">2017 – present</w:t>
             </w:r>
@@ -5399,8 +5081,8 @@
             </w:pPr>
             <w:r>
               <w:rPr>
-                <w:bCs/>
-                <w:b/>
+                <w:b/>
+                <w:bCs/>
               </w:rPr>
               <w:t xml:space="preserve">2016 – 2021</w:t>
             </w:r>
@@ -5420,8 +5102,8 @@
         </w:tc>
       </w:tr>
     </w:tbl>
-    <w:bookmarkEnd w:id="37"/>
-    <w:bookmarkStart w:id="38" w:name="memberships-and-collectives"/>
+    <w:bookmarkEnd w:id="26"/>
+    <w:bookmarkStart w:id="27" w:name="memberships-and-collectives"/>
     <w:p>
       <w:pPr>
         <w:pStyle w:val="Heading2"/>
@@ -5434,8 +5116,8 @@
       <w:tblPr>
         <w:tblStyle w:val="Table"/>
         <w:tblW w:type="pct" w:w="5000"/>
+        <w:tblLayout w:type="fixed"/>
         <w:tblLook w:firstRow="0" w:lastRow="0" w:firstColumn="0" w:lastColumn="0" w:noHBand="0" w:noVBand="0" w:val="0000"/>
-        <w:jc w:val="start"/>
       </w:tblPr>
       <w:tblGrid>
         <w:gridCol w:w="1941"/>
@@ -5451,8 +5133,8 @@
             </w:pPr>
             <w:r>
               <w:rPr>
-                <w:bCs/>
-                <w:b/>
+                <w:b/>
+                <w:bCs/>
               </w:rPr>
               <w:t xml:space="preserve">2025 – present</w:t>
             </w:r>
@@ -5481,8 +5163,8 @@
             </w:pPr>
             <w:r>
               <w:rPr>
-                <w:bCs/>
-                <w:b/>
+                <w:b/>
+                <w:bCs/>
               </w:rPr>
               <w:t xml:space="preserve">2023 – present</w:t>
             </w:r>
@@ -5511,8 +5193,8 @@
             </w:pPr>
             <w:r>
               <w:rPr>
-                <w:bCs/>
-                <w:b/>
+                <w:b/>
+                <w:bCs/>
               </w:rPr>
               <w:t xml:space="preserve">2022 – 2023</w:t>
             </w:r>
@@ -5541,8 +5223,8 @@
             </w:pPr>
             <w:r>
               <w:rPr>
-                <w:bCs/>
-                <w:b/>
+                <w:b/>
+                <w:bCs/>
               </w:rPr>
               <w:t xml:space="preserve">2021 – 2022</w:t>
             </w:r>
@@ -5571,8 +5253,8 @@
             </w:pPr>
             <w:r>
               <w:rPr>
-                <w:bCs/>
-                <w:b/>
+                <w:b/>
+                <w:bCs/>
               </w:rPr>
               <w:t xml:space="preserve">2019 – present</w:t>
             </w:r>
@@ -5601,8 +5283,8 @@
             </w:pPr>
             <w:r>
               <w:rPr>
-                <w:bCs/>
-                <w:b/>
+                <w:b/>
+                <w:bCs/>
               </w:rPr>
               <w:t xml:space="preserve">2018 – present</w:t>
             </w:r>
@@ -5631,8 +5313,8 @@
             </w:pPr>
             <w:r>
               <w:rPr>
-                <w:bCs/>
-                <w:b/>
+                <w:b/>
+                <w:bCs/>
               </w:rPr>
               <w:t xml:space="preserve">2018 – present</w:t>
             </w:r>
@@ -5652,8 +5334,8 @@
         </w:tc>
       </w:tr>
     </w:tbl>
-    <w:bookmarkEnd w:id="38"/>
-    <w:bookmarkStart w:id="39" w:name="interviews-and-media"/>
+    <w:bookmarkEnd w:id="27"/>
+    <w:bookmarkStart w:id="28" w:name="interviews-and-media"/>
     <w:p>
       <w:pPr>
         <w:pStyle w:val="Heading2"/>
@@ -5666,8 +5348,8 @@
       <w:tblPr>
         <w:tblStyle w:val="Table"/>
         <w:tblW w:type="pct" w:w="5000"/>
+        <w:tblLayout w:type="fixed"/>
         <w:tblLook w:firstRow="0" w:lastRow="0" w:firstColumn="0" w:lastColumn="0" w:noHBand="0" w:noVBand="0" w:val="0000"/>
-        <w:jc w:val="start"/>
       </w:tblPr>
       <w:tblGrid>
         <w:gridCol w:w="1941"/>
@@ -5683,8 +5365,8 @@
             </w:pPr>
             <w:r>
               <w:rPr>
-                <w:bCs/>
-                <w:b/>
+                <w:b/>
+                <w:bCs/>
               </w:rPr>
               <w:t xml:space="preserve">2023</w:t>
             </w:r>
@@ -5698,13 +5380,7 @@
               <w:jc w:val="left"/>
             </w:pPr>
             <w:r>
-              <w:t xml:space="preserve">“</w:t>
-            </w:r>
-            <w:r>
-              <w:t xml:space="preserve">Get the inside scoop on game-changing innovations in augmented reality with the new VisionPro.</w:t>
-            </w:r>
-            <w:r>
-              <w:t xml:space="preserve">”</w:t>
+              <w:t xml:space="preserve">“Get the inside scoop on game-changing innovations in augmented reality with the new VisionPro.”</w:t>
             </w:r>
             <w:r>
               <w:t xml:space="preserve"> </w:t>
@@ -5725,8 +5401,8 @@
             </w:pPr>
             <w:r>
               <w:rPr>
-                <w:bCs/>
-                <w:b/>
+                <w:b/>
+                <w:bCs/>
               </w:rPr>
               <w:t xml:space="preserve">2023</w:t>
             </w:r>
@@ -5755,8 +5431,8 @@
             </w:pPr>
             <w:r>
               <w:rPr>
-                <w:bCs/>
-                <w:b/>
+                <w:b/>
+                <w:bCs/>
               </w:rPr>
               <w:t xml:space="preserve">2022</w:t>
             </w:r>
@@ -5770,13 +5446,7 @@
               <w:jc w:val="left"/>
             </w:pPr>
             <w:r>
-              <w:t xml:space="preserve">“</w:t>
-            </w:r>
-            <w:r>
-              <w:t xml:space="preserve">Students Are Excited And Hopeful For What The Metaverse May Bring.</w:t>
-            </w:r>
-            <w:r>
-              <w:t xml:space="preserve">”</w:t>
+              <w:t xml:space="preserve">“Students Are Excited And Hopeful For What The Metaverse May Bring.”</w:t>
             </w:r>
             <w:r>
               <w:t xml:space="preserve"> </w:t>
@@ -5797,8 +5467,8 @@
             </w:pPr>
             <w:r>
               <w:rPr>
-                <w:bCs/>
-                <w:b/>
+                <w:b/>
+                <w:bCs/>
               </w:rPr>
               <w:t xml:space="preserve">2022</w:t>
             </w:r>
@@ -5812,13 +5482,7 @@
               <w:jc w:val="left"/>
             </w:pPr>
             <w:r>
-              <w:t xml:space="preserve">“</w:t>
-            </w:r>
-            <w:r>
-              <w:t xml:space="preserve">Michael F. Bergmann On The Merging of Live Arts and Technology.</w:t>
-            </w:r>
-            <w:r>
-              <w:t xml:space="preserve">”</w:t>
+              <w:t xml:space="preserve">“Michael F. Bergmann On The Merging of Live Arts and Technology.”</w:t>
             </w:r>
             <w:r>
               <w:t xml:space="preserve"> </w:t>
@@ -5839,8 +5503,8 @@
             </w:pPr>
             <w:r>
               <w:rPr>
-                <w:bCs/>
-                <w:b/>
+                <w:b/>
+                <w:bCs/>
               </w:rPr>
               <w:t xml:space="preserve">2021</w:t>
             </w:r>
@@ -5854,13 +5518,7 @@
               <w:jc w:val="left"/>
             </w:pPr>
             <w:r>
-              <w:t xml:space="preserve">“</w:t>
-            </w:r>
-            <w:r>
-              <w:t xml:space="preserve">Emerging technology that’s here to stay.</w:t>
-            </w:r>
-            <w:r>
-              <w:t xml:space="preserve">”</w:t>
+              <w:t xml:space="preserve">“Emerging technology that’s here to stay.”</w:t>
             </w:r>
             <w:r>
               <w:t xml:space="preserve"> </w:t>
@@ -5881,8 +5539,8 @@
             </w:pPr>
             <w:r>
               <w:rPr>
-                <w:bCs/>
-                <w:b/>
+                <w:b/>
+                <w:bCs/>
               </w:rPr>
               <w:t xml:space="preserve">2020</w:t>
             </w:r>
@@ -5896,13 +5554,7 @@
               <w:jc w:val="left"/>
             </w:pPr>
             <w:r>
-              <w:t xml:space="preserve">“</w:t>
-            </w:r>
-            <w:r>
-              <w:t xml:space="preserve">Can you feel empathy for a dancing robot?</w:t>
-            </w:r>
-            <w:r>
-              <w:t xml:space="preserve">”</w:t>
+              <w:t xml:space="preserve">“Can you feel empathy for a dancing robot?”</w:t>
             </w:r>
             <w:r>
               <w:t xml:space="preserve"> </w:t>
@@ -5923,8 +5575,8 @@
             </w:pPr>
             <w:r>
               <w:rPr>
-                <w:bCs/>
-                <w:b/>
+                <w:b/>
+                <w:bCs/>
               </w:rPr>
               <w:t xml:space="preserve">2020</w:t>
             </w:r>
@@ -5938,13 +5590,7 @@
               <w:jc w:val="left"/>
             </w:pPr>
             <w:r>
-              <w:t xml:space="preserve">“</w:t>
-            </w:r>
-            <w:r>
-              <w:t xml:space="preserve">FCAD students embrace opportunity to redefine performance.</w:t>
-            </w:r>
-            <w:r>
-              <w:t xml:space="preserve">”</w:t>
+              <w:t xml:space="preserve">“FCAD students embrace opportunity to redefine performance.”</w:t>
             </w:r>
             <w:r>
               <w:t xml:space="preserve"> </w:t>
@@ -5965,8 +5611,8 @@
             </w:pPr>
             <w:r>
               <w:rPr>
-                <w:bCs/>
-                <w:b/>
+                <w:b/>
+                <w:bCs/>
               </w:rPr>
               <w:t xml:space="preserve">2019</w:t>
             </w:r>
@@ -5980,13 +5626,7 @@
               <w:jc w:val="left"/>
             </w:pPr>
             <w:r>
-              <w:t xml:space="preserve">“</w:t>
-            </w:r>
-            <w:r>
-              <w:t xml:space="preserve">Premiere of robot dance performance launches Creative Technology Lab.</w:t>
-            </w:r>
-            <w:r>
-              <w:t xml:space="preserve">”</w:t>
+              <w:t xml:space="preserve">“Premiere of robot dance performance launches Creative Technology Lab.”</w:t>
             </w:r>
             <w:r>
               <w:t xml:space="preserve"> </w:t>
@@ -6007,8 +5647,8 @@
             </w:pPr>
             <w:r>
               <w:rPr>
-                <w:bCs/>
-                <w:b/>
+                <w:b/>
+                <w:bCs/>
               </w:rPr>
               <w:t xml:space="preserve">2015</w:t>
             </w:r>
@@ -6028,9 +5668,9 @@
         </w:tc>
       </w:tr>
     </w:tbl>
-    <w:bookmarkEnd w:id="39"/>
-    <w:bookmarkEnd w:id="40"/>
-    <w:bookmarkStart w:id="48" w:name="X23ca0d5c74b61a3cf96cce7740ff36e59456ae0"/>
+    <w:bookmarkEnd w:id="28"/>
+    <w:bookmarkEnd w:id="29"/>
+    <w:bookmarkStart w:id="37" w:name="X23ca0d5c74b61a3cf96cce7740ff36e59456ae0"/>
     <w:p>
       <w:pPr>
         <w:pStyle w:val="Heading1"/>
@@ -6039,7 +5679,7 @@
         <w:t xml:space="preserve">Archive: Complete Design and Production Record</w:t>
       </w:r>
     </w:p>
-    <w:bookmarkStart w:id="41" w:name="projection-design"/>
+    <w:bookmarkStart w:id="30" w:name="projection-design"/>
     <w:p>
       <w:pPr>
         <w:pStyle w:val="Heading2"/>
@@ -6052,8 +5692,8 @@
       <w:tblPr>
         <w:tblStyle w:val="Table"/>
         <w:tblW w:type="pct" w:w="5000"/>
+        <w:tblLayout w:type="fixed"/>
         <w:tblLook w:firstRow="0" w:lastRow="0" w:firstColumn="0" w:lastColumn="0" w:noHBand="0" w:noVBand="0" w:val="0000"/>
-        <w:jc w:val="start"/>
       </w:tblPr>
       <w:tblGrid>
         <w:gridCol w:w="1941"/>
@@ -6069,8 +5709,8 @@
             </w:pPr>
             <w:r>
               <w:rPr>
-                <w:bCs/>
-                <w:b/>
+                <w:b/>
+                <w:bCs/>
               </w:rPr>
               <w:t xml:space="preserve">2019</w:t>
             </w:r>
@@ -6099,8 +5739,8 @@
             </w:pPr>
             <w:r>
               <w:rPr>
-                <w:bCs/>
-                <w:b/>
+                <w:b/>
+                <w:bCs/>
               </w:rPr>
               <w:t xml:space="preserve">2019</w:t>
             </w:r>
@@ -6129,8 +5769,8 @@
             </w:pPr>
             <w:r>
               <w:rPr>
-                <w:bCs/>
-                <w:b/>
+                <w:b/>
+                <w:bCs/>
               </w:rPr>
               <w:t xml:space="preserve">2018</w:t>
             </w:r>
@@ -6159,8 +5799,8 @@
             </w:pPr>
             <w:r>
               <w:rPr>
-                <w:bCs/>
-                <w:b/>
+                <w:b/>
+                <w:bCs/>
               </w:rPr>
               <w:t xml:space="preserve">2018</w:t>
             </w:r>
@@ -6189,8 +5829,8 @@
             </w:pPr>
             <w:r>
               <w:rPr>
-                <w:bCs/>
-                <w:b/>
+                <w:b/>
+                <w:bCs/>
               </w:rPr>
               <w:t xml:space="preserve">2018</w:t>
             </w:r>
@@ -6219,8 +5859,8 @@
             </w:pPr>
             <w:r>
               <w:rPr>
-                <w:bCs/>
-                <w:b/>
+                <w:b/>
+                <w:bCs/>
               </w:rPr>
               <w:t xml:space="preserve">2017</w:t>
             </w:r>
@@ -6249,8 +5889,8 @@
             </w:pPr>
             <w:r>
               <w:rPr>
-                <w:bCs/>
-                <w:b/>
+                <w:b/>
+                <w:bCs/>
               </w:rPr>
               <w:t xml:space="preserve">2016</w:t>
             </w:r>
@@ -6279,8 +5919,8 @@
             </w:pPr>
             <w:r>
               <w:rPr>
-                <w:bCs/>
-                <w:b/>
+                <w:b/>
+                <w:bCs/>
               </w:rPr>
               <w:t xml:space="preserve">2016</w:t>
             </w:r>
@@ -6309,8 +5949,8 @@
             </w:pPr>
             <w:r>
               <w:rPr>
-                <w:bCs/>
-                <w:b/>
+                <w:b/>
+                <w:bCs/>
               </w:rPr>
               <w:t xml:space="preserve">2014</w:t>
             </w:r>
@@ -6339,8 +5979,8 @@
             </w:pPr>
             <w:r>
               <w:rPr>
-                <w:bCs/>
-                <w:b/>
+                <w:b/>
+                <w:bCs/>
               </w:rPr>
               <w:t xml:space="preserve">2014</w:t>
             </w:r>
@@ -6369,8 +6009,8 @@
             </w:pPr>
             <w:r>
               <w:rPr>
-                <w:bCs/>
-                <w:b/>
+                <w:b/>
+                <w:bCs/>
               </w:rPr>
               <w:t xml:space="preserve">2013 – 2014</w:t>
             </w:r>
@@ -6399,8 +6039,8 @@
             </w:pPr>
             <w:r>
               <w:rPr>
-                <w:bCs/>
-                <w:b/>
+                <w:b/>
+                <w:bCs/>
               </w:rPr>
               <w:t xml:space="preserve">2012</w:t>
             </w:r>
@@ -6429,8 +6069,8 @@
             </w:pPr>
             <w:r>
               <w:rPr>
-                <w:bCs/>
-                <w:b/>
+                <w:b/>
+                <w:bCs/>
               </w:rPr>
               <w:t xml:space="preserve">2012</w:t>
             </w:r>
@@ -6459,8 +6099,8 @@
             </w:pPr>
             <w:r>
               <w:rPr>
-                <w:bCs/>
-                <w:b/>
+                <w:b/>
+                <w:bCs/>
               </w:rPr>
               <w:t xml:space="preserve">2012</w:t>
             </w:r>
@@ -6489,8 +6129,8 @@
             </w:pPr>
             <w:r>
               <w:rPr>
-                <w:bCs/>
-                <w:b/>
+                <w:b/>
+                <w:bCs/>
               </w:rPr>
               <w:t xml:space="preserve">2011</w:t>
             </w:r>
@@ -6519,8 +6159,8 @@
             </w:pPr>
             <w:r>
               <w:rPr>
-                <w:bCs/>
-                <w:b/>
+                <w:b/>
+                <w:bCs/>
               </w:rPr>
               <w:t xml:space="preserve">2010</w:t>
             </w:r>
@@ -6549,8 +6189,8 @@
             </w:pPr>
             <w:r>
               <w:rPr>
-                <w:bCs/>
-                <w:b/>
+                <w:b/>
+                <w:bCs/>
               </w:rPr>
               <w:t xml:space="preserve">2006</w:t>
             </w:r>
@@ -6579,8 +6219,8 @@
             </w:pPr>
             <w:r>
               <w:rPr>
-                <w:bCs/>
-                <w:b/>
+                <w:b/>
+                <w:bCs/>
               </w:rPr>
               <w:t xml:space="preserve">2006</w:t>
             </w:r>
@@ -6600,8 +6240,8 @@
         </w:tc>
       </w:tr>
     </w:tbl>
-    <w:bookmarkEnd w:id="41"/>
-    <w:bookmarkStart w:id="42" w:name="assistant-projection-design"/>
+    <w:bookmarkEnd w:id="30"/>
+    <w:bookmarkStart w:id="31" w:name="assistant-projection-design"/>
     <w:p>
       <w:pPr>
         <w:pStyle w:val="Heading2"/>
@@ -6614,8 +6254,8 @@
       <w:tblPr>
         <w:tblStyle w:val="Table"/>
         <w:tblW w:type="pct" w:w="5000"/>
+        <w:tblLayout w:type="fixed"/>
         <w:tblLook w:firstRow="0" w:lastRow="0" w:firstColumn="0" w:lastColumn="0" w:noHBand="0" w:noVBand="0" w:val="0000"/>
-        <w:jc w:val="start"/>
       </w:tblPr>
       <w:tblGrid>
         <w:gridCol w:w="1941"/>
@@ -6631,8 +6271,8 @@
             </w:pPr>
             <w:r>
               <w:rPr>
-                <w:bCs/>
-                <w:b/>
+                <w:b/>
+                <w:bCs/>
               </w:rPr>
               <w:t xml:space="preserve">2017</w:t>
             </w:r>
@@ -6661,8 +6301,8 @@
             </w:pPr>
             <w:r>
               <w:rPr>
-                <w:bCs/>
-                <w:b/>
+                <w:b/>
+                <w:bCs/>
               </w:rPr>
               <w:t xml:space="preserve">2014</w:t>
             </w:r>
@@ -6691,8 +6331,8 @@
             </w:pPr>
             <w:r>
               <w:rPr>
-                <w:bCs/>
-                <w:b/>
+                <w:b/>
+                <w:bCs/>
               </w:rPr>
               <w:t xml:space="preserve">2013</w:t>
             </w:r>
@@ -6721,8 +6361,8 @@
             </w:pPr>
             <w:r>
               <w:rPr>
-                <w:bCs/>
-                <w:b/>
+                <w:b/>
+                <w:bCs/>
               </w:rPr>
               <w:t xml:space="preserve">2012</w:t>
             </w:r>
@@ -6751,8 +6391,8 @@
             </w:pPr>
             <w:r>
               <w:rPr>
-                <w:bCs/>
-                <w:b/>
+                <w:b/>
+                <w:bCs/>
               </w:rPr>
               <w:t xml:space="preserve">2011</w:t>
             </w:r>
@@ -6772,8 +6412,8 @@
         </w:tc>
       </w:tr>
     </w:tbl>
-    <w:bookmarkEnd w:id="42"/>
-    <w:bookmarkStart w:id="43" w:name="direction"/>
+    <w:bookmarkEnd w:id="31"/>
+    <w:bookmarkStart w:id="32" w:name="direction"/>
     <w:p>
       <w:pPr>
         <w:pStyle w:val="Heading2"/>
@@ -6786,8 +6426,8 @@
       <w:tblPr>
         <w:tblStyle w:val="Table"/>
         <w:tblW w:type="pct" w:w="5000"/>
+        <w:tblLayout w:type="fixed"/>
         <w:tblLook w:firstRow="0" w:lastRow="0" w:firstColumn="0" w:lastColumn="0" w:noHBand="0" w:noVBand="0" w:val="0000"/>
-        <w:jc w:val="start"/>
       </w:tblPr>
       <w:tblGrid>
         <w:gridCol w:w="1941"/>
@@ -6803,8 +6443,8 @@
             </w:pPr>
             <w:r>
               <w:rPr>
-                <w:bCs/>
-                <w:b/>
+                <w:b/>
+                <w:bCs/>
               </w:rPr>
               <w:t xml:space="preserve">2010</w:t>
             </w:r>
@@ -6833,8 +6473,8 @@
             </w:pPr>
             <w:r>
               <w:rPr>
-                <w:bCs/>
-                <w:b/>
+                <w:b/>
+                <w:bCs/>
               </w:rPr>
               <w:t xml:space="preserve">2010</w:t>
             </w:r>
@@ -6863,8 +6503,8 @@
             </w:pPr>
             <w:r>
               <w:rPr>
-                <w:bCs/>
-                <w:b/>
+                <w:b/>
+                <w:bCs/>
               </w:rPr>
               <w:t xml:space="preserve">2009</w:t>
             </w:r>
@@ -6893,8 +6533,8 @@
             </w:pPr>
             <w:r>
               <w:rPr>
-                <w:bCs/>
-                <w:b/>
+                <w:b/>
+                <w:bCs/>
               </w:rPr>
               <w:t xml:space="preserve">2009</w:t>
             </w:r>
@@ -6923,8 +6563,8 @@
             </w:pPr>
             <w:r>
               <w:rPr>
-                <w:bCs/>
-                <w:b/>
+                <w:b/>
+                <w:bCs/>
               </w:rPr>
               <w:t xml:space="preserve">2007</w:t>
             </w:r>
@@ -6953,8 +6593,8 @@
             </w:pPr>
             <w:r>
               <w:rPr>
-                <w:bCs/>
-                <w:b/>
+                <w:b/>
+                <w:bCs/>
               </w:rPr>
               <w:t xml:space="preserve">2006</w:t>
             </w:r>
@@ -6974,8 +6614,8 @@
         </w:tc>
       </w:tr>
     </w:tbl>
-    <w:bookmarkEnd w:id="43"/>
-    <w:bookmarkStart w:id="44" w:name="lighting-design"/>
+    <w:bookmarkEnd w:id="32"/>
+    <w:bookmarkStart w:id="33" w:name="lighting-design"/>
     <w:p>
       <w:pPr>
         <w:pStyle w:val="Heading2"/>
@@ -6988,8 +6628,8 @@
       <w:tblPr>
         <w:tblStyle w:val="Table"/>
         <w:tblW w:type="pct" w:w="5000"/>
+        <w:tblLayout w:type="fixed"/>
         <w:tblLook w:firstRow="0" w:lastRow="0" w:firstColumn="0" w:lastColumn="0" w:noHBand="0" w:noVBand="0" w:val="0000"/>
-        <w:jc w:val="start"/>
       </w:tblPr>
       <w:tblGrid>
         <w:gridCol w:w="1941"/>
@@ -7005,8 +6645,8 @@
             </w:pPr>
             <w:r>
               <w:rPr>
-                <w:bCs/>
-                <w:b/>
+                <w:b/>
+                <w:bCs/>
               </w:rPr>
               <w:t xml:space="preserve">2010</w:t>
             </w:r>
@@ -7035,8 +6675,8 @@
             </w:pPr>
             <w:r>
               <w:rPr>
-                <w:bCs/>
-                <w:b/>
+                <w:b/>
+                <w:bCs/>
               </w:rPr>
               <w:t xml:space="preserve">2010</w:t>
             </w:r>
@@ -7065,8 +6705,8 @@
             </w:pPr>
             <w:r>
               <w:rPr>
-                <w:bCs/>
-                <w:b/>
+                <w:b/>
+                <w:bCs/>
               </w:rPr>
               <w:t xml:space="preserve">2009</w:t>
             </w:r>
@@ -7095,8 +6735,8 @@
             </w:pPr>
             <w:r>
               <w:rPr>
-                <w:bCs/>
-                <w:b/>
+                <w:b/>
+                <w:bCs/>
               </w:rPr>
               <w:t xml:space="preserve">2009</w:t>
             </w:r>
@@ -7125,8 +6765,8 @@
             </w:pPr>
             <w:r>
               <w:rPr>
-                <w:bCs/>
-                <w:b/>
+                <w:b/>
+                <w:bCs/>
               </w:rPr>
               <w:t xml:space="preserve">2009</w:t>
             </w:r>
@@ -7155,8 +6795,8 @@
             </w:pPr>
             <w:r>
               <w:rPr>
-                <w:bCs/>
-                <w:b/>
+                <w:b/>
+                <w:bCs/>
               </w:rPr>
               <w:t xml:space="preserve">2009</w:t>
             </w:r>
@@ -7185,8 +6825,8 @@
             </w:pPr>
             <w:r>
               <w:rPr>
-                <w:bCs/>
-                <w:b/>
+                <w:b/>
+                <w:bCs/>
               </w:rPr>
               <w:t xml:space="preserve">2008</w:t>
             </w:r>
@@ -7215,8 +6855,8 @@
             </w:pPr>
             <w:r>
               <w:rPr>
-                <w:bCs/>
-                <w:b/>
+                <w:b/>
+                <w:bCs/>
               </w:rPr>
               <w:t xml:space="preserve">2008</w:t>
             </w:r>
@@ -7236,8 +6876,8 @@
         </w:tc>
       </w:tr>
     </w:tbl>
-    <w:bookmarkEnd w:id="44"/>
-    <w:bookmarkStart w:id="45" w:name="installation-and-video-art"/>
+    <w:bookmarkEnd w:id="33"/>
+    <w:bookmarkStart w:id="34" w:name="installation-and-video-art"/>
     <w:p>
       <w:pPr>
         <w:pStyle w:val="Heading2"/>
@@ -7250,8 +6890,8 @@
       <w:tblPr>
         <w:tblStyle w:val="Table"/>
         <w:tblW w:type="pct" w:w="5000"/>
+        <w:tblLayout w:type="fixed"/>
         <w:tblLook w:firstRow="0" w:lastRow="0" w:firstColumn="0" w:lastColumn="0" w:noHBand="0" w:noVBand="0" w:val="0000"/>
-        <w:jc w:val="start"/>
       </w:tblPr>
       <w:tblGrid>
         <w:gridCol w:w="1941"/>
@@ -7267,8 +6907,8 @@
             </w:pPr>
             <w:r>
               <w:rPr>
-                <w:bCs/>
-                <w:b/>
+                <w:b/>
+                <w:bCs/>
               </w:rPr>
               <w:t xml:space="preserve">2014</w:t>
             </w:r>
@@ -7297,8 +6937,8 @@
             </w:pPr>
             <w:r>
               <w:rPr>
-                <w:bCs/>
-                <w:b/>
+                <w:b/>
+                <w:bCs/>
               </w:rPr>
               <w:t xml:space="preserve">2014</w:t>
             </w:r>
@@ -7327,8 +6967,8 @@
             </w:pPr>
             <w:r>
               <w:rPr>
-                <w:bCs/>
-                <w:b/>
+                <w:b/>
+                <w:bCs/>
               </w:rPr>
               <w:t xml:space="preserve">2013</w:t>
             </w:r>
@@ -7357,8 +6997,8 @@
             </w:pPr>
             <w:r>
               <w:rPr>
-                <w:bCs/>
-                <w:b/>
+                <w:b/>
+                <w:bCs/>
               </w:rPr>
               <w:t xml:space="preserve">2013</w:t>
             </w:r>
@@ -7387,8 +7027,8 @@
             </w:pPr>
             <w:r>
               <w:rPr>
-                <w:bCs/>
-                <w:b/>
+                <w:b/>
+                <w:bCs/>
               </w:rPr>
               <w:t xml:space="preserve">2012</w:t>
             </w:r>
@@ -7408,8 +7048,8 @@
         </w:tc>
       </w:tr>
     </w:tbl>
-    <w:bookmarkEnd w:id="45"/>
-    <w:bookmarkStart w:id="46" w:name="film"/>
+    <w:bookmarkEnd w:id="34"/>
+    <w:bookmarkStart w:id="35" w:name="film"/>
     <w:p>
       <w:pPr>
         <w:pStyle w:val="Heading2"/>
@@ -7422,8 +7062,8 @@
       <w:tblPr>
         <w:tblStyle w:val="Table"/>
         <w:tblW w:type="pct" w:w="5000"/>
+        <w:tblLayout w:type="fixed"/>
         <w:tblLook w:firstRow="0" w:lastRow="0" w:firstColumn="0" w:lastColumn="0" w:noHBand="0" w:noVBand="0" w:val="0000"/>
-        <w:jc w:val="start"/>
       </w:tblPr>
       <w:tblGrid>
         <w:gridCol w:w="1941"/>
@@ -7439,8 +7079,8 @@
             </w:pPr>
             <w:r>
               <w:rPr>
-                <w:bCs/>
-                <w:b/>
+                <w:b/>
+                <w:bCs/>
               </w:rPr>
               <w:t xml:space="preserve">2009</w:t>
             </w:r>
@@ -7469,8 +7109,8 @@
             </w:pPr>
             <w:r>
               <w:rPr>
-                <w:bCs/>
-                <w:b/>
+                <w:b/>
+                <w:bCs/>
               </w:rPr>
               <w:t xml:space="preserve">2009</w:t>
             </w:r>
@@ -7499,8 +7139,8 @@
             </w:pPr>
             <w:r>
               <w:rPr>
-                <w:bCs/>
-                <w:b/>
+                <w:b/>
+                <w:bCs/>
               </w:rPr>
               <w:t xml:space="preserve">2005</w:t>
             </w:r>
@@ -7529,8 +7169,8 @@
             </w:pPr>
             <w:r>
               <w:rPr>
-                <w:bCs/>
-                <w:b/>
+                <w:b/>
+                <w:bCs/>
               </w:rPr>
               <w:t xml:space="preserve">2004</w:t>
             </w:r>
@@ -7559,8 +7199,8 @@
             </w:pPr>
             <w:r>
               <w:rPr>
-                <w:bCs/>
-                <w:b/>
+                <w:b/>
+                <w:bCs/>
               </w:rPr>
               <w:t xml:space="preserve">2003</w:t>
             </w:r>
@@ -7580,8 +7220,8 @@
         </w:tc>
       </w:tr>
     </w:tbl>
-    <w:bookmarkEnd w:id="46"/>
-    <w:bookmarkStart w:id="47" w:name="projection-and-live-event-systems"/>
+    <w:bookmarkEnd w:id="35"/>
+    <w:bookmarkStart w:id="36" w:name="projection-and-live-event-systems"/>
     <w:p>
       <w:pPr>
         <w:pStyle w:val="Heading2"/>
@@ -7594,8 +7234,8 @@
       <w:tblPr>
         <w:tblStyle w:val="Table"/>
         <w:tblW w:type="pct" w:w="5000"/>
+        <w:tblLayout w:type="fixed"/>
         <w:tblLook w:firstRow="0" w:lastRow="0" w:firstColumn="0" w:lastColumn="0" w:noHBand="0" w:noVBand="0" w:val="0000"/>
-        <w:jc w:val="start"/>
       </w:tblPr>
       <w:tblGrid>
         <w:gridCol w:w="1941"/>
@@ -7611,8 +7251,8 @@
             </w:pPr>
             <w:r>
               <w:rPr>
-                <w:bCs/>
-                <w:b/>
+                <w:b/>
+                <w:bCs/>
               </w:rPr>
               <w:t xml:space="preserve">2018</w:t>
             </w:r>
@@ -7641,8 +7281,8 @@
             </w:pPr>
             <w:r>
               <w:rPr>
-                <w:bCs/>
-                <w:b/>
+                <w:b/>
+                <w:bCs/>
               </w:rPr>
               <w:t xml:space="preserve">2017</w:t>
             </w:r>
@@ -7671,8 +7311,8 @@
             </w:pPr>
             <w:r>
               <w:rPr>
-                <w:bCs/>
-                <w:b/>
+                <w:b/>
+                <w:bCs/>
               </w:rPr>
               <w:t xml:space="preserve">2016</w:t>
             </w:r>
@@ -7701,8 +7341,8 @@
             </w:pPr>
             <w:r>
               <w:rPr>
-                <w:bCs/>
-                <w:b/>
+                <w:b/>
+                <w:bCs/>
               </w:rPr>
               <w:t xml:space="preserve">2016</w:t>
             </w:r>
@@ -7731,8 +7371,8 @@
             </w:pPr>
             <w:r>
               <w:rPr>
-                <w:bCs/>
-                <w:b/>
+                <w:b/>
+                <w:bCs/>
               </w:rPr>
               <w:t xml:space="preserve">2016</w:t>
             </w:r>
@@ -7761,8 +7401,8 @@
             </w:pPr>
             <w:r>
               <w:rPr>
-                <w:bCs/>
-                <w:b/>
+                <w:b/>
+                <w:bCs/>
               </w:rPr>
               <w:t xml:space="preserve">2016</w:t>
             </w:r>
@@ -7791,8 +7431,8 @@
             </w:pPr>
             <w:r>
               <w:rPr>
-                <w:bCs/>
-                <w:b/>
+                <w:b/>
+                <w:bCs/>
               </w:rPr>
               <w:t xml:space="preserve">2016</w:t>
             </w:r>
@@ -7821,8 +7461,8 @@
             </w:pPr>
             <w:r>
               <w:rPr>
-                <w:bCs/>
-                <w:b/>
+                <w:b/>
+                <w:bCs/>
               </w:rPr>
               <w:t xml:space="preserve">2015</w:t>
             </w:r>
@@ -7851,8 +7491,8 @@
             </w:pPr>
             <w:r>
               <w:rPr>
-                <w:bCs/>
-                <w:b/>
+                <w:b/>
+                <w:bCs/>
               </w:rPr>
               <w:t xml:space="preserve">2015</w:t>
             </w:r>
@@ -7881,8 +7521,8 @@
             </w:pPr>
             <w:r>
               <w:rPr>
-                <w:bCs/>
-                <w:b/>
+                <w:b/>
+                <w:bCs/>
               </w:rPr>
               <w:t xml:space="preserve">2015</w:t>
             </w:r>
@@ -7911,8 +7551,8 @@
             </w:pPr>
             <w:r>
               <w:rPr>
-                <w:bCs/>
-                <w:b/>
+                <w:b/>
+                <w:bCs/>
               </w:rPr>
               <w:t xml:space="preserve">2015</w:t>
             </w:r>
@@ -7941,8 +7581,8 @@
             </w:pPr>
             <w:r>
               <w:rPr>
-                <w:bCs/>
-                <w:b/>
+                <w:b/>
+                <w:bCs/>
               </w:rPr>
               <w:t xml:space="preserve">2015</w:t>
             </w:r>
@@ -7971,8 +7611,8 @@
             </w:pPr>
             <w:r>
               <w:rPr>
-                <w:bCs/>
-                <w:b/>
+                <w:b/>
+                <w:bCs/>
               </w:rPr>
               <w:t xml:space="preserve">2015</w:t>
             </w:r>
@@ -8001,8 +7641,8 @@
             </w:pPr>
             <w:r>
               <w:rPr>
-                <w:bCs/>
-                <w:b/>
+                <w:b/>
+                <w:bCs/>
               </w:rPr>
               <w:t xml:space="preserve">2015</w:t>
             </w:r>
@@ -8031,8 +7671,8 @@
             </w:pPr>
             <w:r>
               <w:rPr>
-                <w:bCs/>
-                <w:b/>
+                <w:b/>
+                <w:bCs/>
               </w:rPr>
               <w:t xml:space="preserve">2015</w:t>
             </w:r>
@@ -8061,8 +7701,8 @@
             </w:pPr>
             <w:r>
               <w:rPr>
-                <w:bCs/>
-                <w:b/>
+                <w:b/>
+                <w:bCs/>
               </w:rPr>
               <w:t xml:space="preserve">2015</w:t>
             </w:r>
@@ -8091,8 +7731,8 @@
             </w:pPr>
             <w:r>
               <w:rPr>
-                <w:bCs/>
-                <w:b/>
+                <w:b/>
+                <w:bCs/>
               </w:rPr>
               <w:t xml:space="preserve">2014</w:t>
             </w:r>
@@ -8121,8 +7761,8 @@
             </w:pPr>
             <w:r>
               <w:rPr>
-                <w:bCs/>
-                <w:b/>
+                <w:b/>
+                <w:bCs/>
               </w:rPr>
               <w:t xml:space="preserve">2014</w:t>
             </w:r>
@@ -8151,8 +7791,8 @@
             </w:pPr>
             <w:r>
               <w:rPr>
-                <w:bCs/>
-                <w:b/>
+                <w:b/>
+                <w:bCs/>
               </w:rPr>
               <w:t xml:space="preserve">2014</w:t>
             </w:r>
@@ -8181,8 +7821,8 @@
             </w:pPr>
             <w:r>
               <w:rPr>
-                <w:bCs/>
-                <w:b/>
+                <w:b/>
+                <w:bCs/>
               </w:rPr>
               <w:t xml:space="preserve">2014</w:t>
             </w:r>
@@ -8211,8 +7851,8 @@
             </w:pPr>
             <w:r>
               <w:rPr>
-                <w:bCs/>
-                <w:b/>
+                <w:b/>
+                <w:bCs/>
               </w:rPr>
               <w:t xml:space="preserve">2013</w:t>
             </w:r>
@@ -8241,8 +7881,8 @@
             </w:pPr>
             <w:r>
               <w:rPr>
-                <w:bCs/>
-                <w:b/>
+                <w:b/>
+                <w:bCs/>
               </w:rPr>
               <w:t xml:space="preserve">2012</w:t>
             </w:r>
@@ -8271,8 +7911,8 @@
             </w:pPr>
             <w:r>
               <w:rPr>
-                <w:bCs/>
-                <w:b/>
+                <w:b/>
+                <w:bCs/>
               </w:rPr>
               <w:t xml:space="preserve">2012</w:t>
             </w:r>
@@ -8301,8 +7941,8 @@
             </w:pPr>
             <w:r>
               <w:rPr>
-                <w:bCs/>
-                <w:b/>
+                <w:b/>
+                <w:bCs/>
               </w:rPr>
               <w:t xml:space="preserve">2012</w:t>
             </w:r>
@@ -8331,8 +7971,8 @@
             </w:pPr>
             <w:r>
               <w:rPr>
-                <w:bCs/>
-                <w:b/>
+                <w:b/>
+                <w:bCs/>
               </w:rPr>
               <w:t xml:space="preserve">2011</w:t>
             </w:r>
@@ -8361,8 +8001,8 @@
             </w:pPr>
             <w:r>
               <w:rPr>
-                <w:bCs/>
-                <w:b/>
+                <w:b/>
+                <w:bCs/>
               </w:rPr>
               <w:t xml:space="preserve">2011</w:t>
             </w:r>
@@ -8382,8 +8022,8 @@
         </w:tc>
       </w:tr>
     </w:tbl>
-    <w:bookmarkEnd w:id="47"/>
-    <w:bookmarkEnd w:id="48"/>
+    <w:bookmarkEnd w:id="36"/>
+    <w:bookmarkEnd w:id="37"/>
     <w:sectPr>
       <w:footnotePr>
         <w:numRestart w:val="eachSect"/>
@@ -8419,14 +8059,14 @@
 <file path=word/numbering.xml><?xml version="1.0" encoding="utf-8"?>
 <w:numbering xmlns:w="http://schemas.openxmlformats.org/wordprocessingml/2006/main">
   <w:abstractNum w:abstractNumId="990">
-    <w:nsid w:val="A990"/>
+    <w:nsid w:val="0000A990"/>
     <w:multiLevelType w:val="multilevel"/>
     <w:lvl w:ilvl="0">
       <w:numFmt w:val="bullet"/>
       <w:lvlText w:val=" "/>
       <w:lvlJc w:val="left"/>
       <w:pPr>
-        <w:ind w:left="720" w:hanging="480"/>
+        <w:ind w:left="720" w:hanging="360"/>
       </w:pPr>
     </w:lvl>
     <w:lvl w:ilvl="1">
@@ -8434,7 +8074,7 @@
       <w:lvlText w:val=" "/>
       <w:lvlJc w:val="left"/>
       <w:pPr>
-        <w:ind w:left="1440" w:hanging="480"/>
+        <w:ind w:left="1440" w:hanging="360"/>
       </w:pPr>
     </w:lvl>
     <w:lvl w:ilvl="2">
@@ -8442,7 +8082,7 @@
       <w:lvlText w:val=" "/>
       <w:lvlJc w:val="left"/>
       <w:pPr>
-        <w:ind w:left="2160" w:hanging="480"/>
+        <w:ind w:left="2160" w:hanging="360"/>
       </w:pPr>
     </w:lvl>
     <w:lvl w:ilvl="3">
@@ -8450,7 +8090,7 @@
       <w:lvlText w:val=" "/>
       <w:lvlJc w:val="left"/>
       <w:pPr>
-        <w:ind w:left="2880" w:hanging="480"/>
+        <w:ind w:left="2880" w:hanging="360"/>
       </w:pPr>
     </w:lvl>
     <w:lvl w:ilvl="4">
@@ -8458,7 +8098,7 @@
       <w:lvlText w:val=" "/>
       <w:lvlJc w:val="left"/>
       <w:pPr>
-        <w:ind w:left="3600" w:hanging="480"/>
+        <w:ind w:left="3600" w:hanging="360"/>
       </w:pPr>
     </w:lvl>
     <w:lvl w:ilvl="5">
@@ -8466,7 +8106,7 @@
       <w:lvlText w:val=" "/>
       <w:lvlJc w:val="left"/>
       <w:pPr>
-        <w:ind w:left="4320" w:hanging="480"/>
+        <w:ind w:left="4320" w:hanging="360"/>
       </w:pPr>
     </w:lvl>
     <w:lvl w:ilvl="6">
@@ -8474,7 +8114,7 @@
       <w:lvlText w:val=" "/>
       <w:lvlJc w:val="left"/>
       <w:pPr>
-        <w:ind w:left="5040" w:hanging="480"/>
+        <w:ind w:left="5040" w:hanging="360"/>
       </w:pPr>
     </w:lvl>
     <w:lvl w:ilvl="7">
@@ -8482,7 +8122,7 @@
       <w:lvlText w:val=" "/>
       <w:lvlJc w:val="left"/>
       <w:pPr>
-        <w:ind w:left="5760" w:hanging="480"/>
+        <w:ind w:left="5760" w:hanging="360"/>
       </w:pPr>
     </w:lvl>
     <w:lvl w:ilvl="8">
@@ -8490,84 +8130,111 @@
       <w:lvlText w:val=" "/>
       <w:lvlJc w:val="left"/>
       <w:pPr>
-        <w:ind w:left="6480" w:hanging="480"/>
+        <w:ind w:left="6480" w:hanging="360"/>
       </w:pPr>
     </w:lvl>
   </w:abstractNum>
   <w:abstractNum w:abstractNumId="991">
-    <w:nsid w:val="A991"/>
+    <w:nsid w:val="0000A991"/>
     <w:multiLevelType w:val="multilevel"/>
     <w:lvl w:ilvl="0">
       <w:numFmt w:val="bullet"/>
-      <w:lvlText w:val="•"/>
+      <w:lvlText w:val=""/>
       <w:lvlJc w:val="left"/>
       <w:pPr>
-        <w:ind w:left="720" w:hanging="480"/>
+        <w:ind w:left="720" w:hanging="360"/>
       </w:pPr>
+      <w:rPr>
+        <w:rFonts w:ascii="Symbol" w:hAnsi="Symbol" w:cs="Symbol" w:hint="default"/>
+      </w:rPr>
     </w:lvl>
     <w:lvl w:ilvl="1">
       <w:numFmt w:val="bullet"/>
-      <w:lvlText w:val="–"/>
+      <w:lvlText w:val="o"/>
       <w:lvlJc w:val="left"/>
       <w:pPr>
-        <w:ind w:left="1440" w:hanging="480"/>
+        <w:ind w:left="1440" w:hanging="360"/>
       </w:pPr>
+      <w:rPr>
+        <w:rFonts w:ascii="Courier New" w:hAnsi="Courier New" w:cs="Courier New" w:hint="default"/>
+      </w:rPr>
     </w:lvl>
     <w:lvl w:ilvl="2">
       <w:numFmt w:val="bullet"/>
-      <w:lvlText w:val="•"/>
+      <w:lvlText w:val=""/>
       <w:lvlJc w:val="left"/>
       <w:pPr>
-        <w:ind w:left="2160" w:hanging="480"/>
+        <w:ind w:left="2160" w:hanging="360"/>
       </w:pPr>
+      <w:rPr>
+        <w:rFonts w:ascii="Wingdings" w:hAnsi="Wingdings" w:cs="Wingdings" w:hint="default"/>
+      </w:rPr>
     </w:lvl>
     <w:lvl w:ilvl="3">
       <w:numFmt w:val="bullet"/>
-      <w:lvlText w:val="–"/>
+      <w:lvlText w:val=""/>
       <w:lvlJc w:val="left"/>
       <w:pPr>
-        <w:ind w:left="2880" w:hanging="480"/>
+        <w:ind w:left="2880" w:hanging="360"/>
       </w:pPr>
+      <w:rPr>
+        <w:rFonts w:ascii="Symbol" w:hAnsi="Symbol" w:cs="Symbol" w:hint="default"/>
+      </w:rPr>
     </w:lvl>
     <w:lvl w:ilvl="4">
       <w:numFmt w:val="bullet"/>
-      <w:lvlText w:val="•"/>
+      <w:lvlText w:val="o"/>
       <w:lvlJc w:val="left"/>
       <w:pPr>
-        <w:ind w:left="3600" w:hanging="480"/>
+        <w:ind w:left="3600" w:hanging="360"/>
       </w:pPr>
+      <w:rPr>
+        <w:rFonts w:ascii="Courier New" w:hAnsi="Courier New" w:cs="Courier New" w:hint="default"/>
+      </w:rPr>
     </w:lvl>
     <w:lvl w:ilvl="5">
       <w:numFmt w:val="bullet"/>
-      <w:lvlText w:val="–"/>
+      <w:lvlText w:val=""/>
       <w:lvlJc w:val="left"/>
       <w:pPr>
-        <w:ind w:left="4320" w:hanging="480"/>
+        <w:ind w:left="4320" w:hanging="360"/>
       </w:pPr>
+      <w:rPr>
+        <w:rFonts w:ascii="Wingdings" w:hAnsi="Wingdings" w:cs="Wingdings" w:hint="default"/>
+      </w:rPr>
     </w:lvl>
     <w:lvl w:ilvl="6">
       <w:numFmt w:val="bullet"/>
-      <w:lvlText w:val="•"/>
+      <w:lvlText w:val=""/>
       <w:lvlJc w:val="left"/>
       <w:pPr>
-        <w:ind w:left="5040" w:hanging="480"/>
+        <w:ind w:left="5040" w:hanging="360"/>
       </w:pPr>
+      <w:rPr>
+        <w:rFonts w:ascii="Symbol" w:hAnsi="Symbol" w:cs="Symbol" w:hint="default"/>
+      </w:rPr>
     </w:lvl>
     <w:lvl w:ilvl="7">
       <w:numFmt w:val="bullet"/>
-      <w:lvlText w:val="–"/>
+      <w:lvlText w:val="o"/>
       <w:lvlJc w:val="left"/>
       <w:pPr>
-        <w:ind w:left="5760" w:hanging="480"/>
+        <w:ind w:left="5760" w:hanging="360"/>
       </w:pPr>
+      <w:rPr>
+        <w:rFonts w:ascii="Courier New" w:hAnsi="Courier New" w:cs="Courier New" w:hint="default"/>
+      </w:rPr>
     </w:lvl>
     <w:lvl w:ilvl="8">
       <w:numFmt w:val="bullet"/>
-      <w:lvlText w:val="•"/>
+      <w:lvlText w:val=""/>
       <w:lvlJc w:val="left"/>
       <w:pPr>
-        <w:ind w:left="6480" w:hanging="480"/>
+        <w:ind w:left="6480" w:hanging="360"/>
       </w:pPr>
+      <w:rPr>
+        <w:rFonts w:ascii="Wingdings" w:hAnsi="Wingdings" w:cs="Wingdings" w:hint="default"/>
+      </w:rPr>
     </w:lvl>
   </w:abstractNum>
   <w:num w:numId="1000">
@@ -9239,8 +8906,8 @@
     <w:name w:val="KeywordTok"/>
     <w:basedOn w:val="VerbatimChar"/>
     <w:rPr>
+      <w:b/>
       <w:color w:val="007020"/>
-      <w:b/>
     </w:rPr>
   </w:style>
   <w:style w:type="character" w:customStyle="1" w:styleId="DataTypeTok">
@@ -9317,42 +8984,42 @@
     <w:name w:val="ImportTok"/>
     <w:basedOn w:val="VerbatimChar"/>
     <w:rPr>
+      <w:b/>
       <w:color w:val="008000"/>
-      <w:b/>
     </w:rPr>
   </w:style>
   <w:style w:type="character" w:customStyle="1" w:styleId="CommentTok">
     <w:name w:val="CommentTok"/>
     <w:basedOn w:val="VerbatimChar"/>
     <w:rPr>
+      <w:i/>
       <w:color w:val="60a0b0"/>
-      <w:i/>
     </w:rPr>
   </w:style>
   <w:style w:type="character" w:customStyle="1" w:styleId="DocumentationTok">
     <w:name w:val="DocumentationTok"/>
     <w:basedOn w:val="VerbatimChar"/>
     <w:rPr>
+      <w:i/>
       <w:color w:val="ba2121"/>
-      <w:i/>
     </w:rPr>
   </w:style>
   <w:style w:type="character" w:customStyle="1" w:styleId="AnnotationTok">
     <w:name w:val="AnnotationTok"/>
     <w:basedOn w:val="VerbatimChar"/>
     <w:rPr>
-      <w:color w:val="60a0b0"/>
       <w:b/>
       <w:i/>
+      <w:color w:val="60a0b0"/>
     </w:rPr>
   </w:style>
   <w:style w:type="character" w:customStyle="1" w:styleId="CommentVarTok">
     <w:name w:val="CommentVarTok"/>
     <w:basedOn w:val="VerbatimChar"/>
     <w:rPr>
-      <w:color w:val="60a0b0"/>
       <w:b/>
       <w:i/>
+      <w:color w:val="60a0b0"/>
     </w:rPr>
   </w:style>
   <w:style w:type="character" w:customStyle="1" w:styleId="OtherTok">
@@ -9380,8 +9047,8 @@
     <w:name w:val="ControlFlowTok"/>
     <w:basedOn w:val="VerbatimChar"/>
     <w:rPr>
+      <w:b/>
       <w:color w:val="007020"/>
-      <w:b/>
     </w:rPr>
   </w:style>
   <w:style w:type="character" w:customStyle="1" w:styleId="OperatorTok">
@@ -9426,34 +9093,34 @@
     <w:name w:val="InformationTok"/>
     <w:basedOn w:val="VerbatimChar"/>
     <w:rPr>
-      <w:color w:val="60a0b0"/>
       <w:b/>
       <w:i/>
+      <w:color w:val="60a0b0"/>
     </w:rPr>
   </w:style>
   <w:style w:type="character" w:customStyle="1" w:styleId="WarningTok">
     <w:name w:val="WarningTok"/>
     <w:basedOn w:val="VerbatimChar"/>
     <w:rPr>
-      <w:color w:val="60a0b0"/>
       <w:b/>
       <w:i/>
+      <w:color w:val="60a0b0"/>
     </w:rPr>
   </w:style>
   <w:style w:type="character" w:customStyle="1" w:styleId="AlertTok">
     <w:name w:val="AlertTok"/>
     <w:basedOn w:val="VerbatimChar"/>
     <w:rPr>
+      <w:b/>
       <w:color w:val="ff0000"/>
-      <w:b/>
     </w:rPr>
   </w:style>
   <w:style w:type="character" w:customStyle="1" w:styleId="ErrorTok">
     <w:name w:val="ErrorTok"/>
     <w:basedOn w:val="VerbatimChar"/>
     <w:rPr>
+      <w:b/>
       <w:color w:val="ff0000"/>
-      <w:b/>
     </w:rPr>
   </w:style>
   <w:style w:type="character" w:customStyle="1" w:styleId="NormalTok">

--- a/output/Bergmann-CV-FullRecord.docx
+++ b/output/Bergmann-CV-FullRecord.docx
@@ -2,7 +2,7 @@
 <file path=word/document.xml><?xml version="1.0" encoding="utf-8"?>
 <w:document xmlns:w="http://schemas.openxmlformats.org/wordprocessingml/2006/main" xmlns:m="http://schemas.openxmlformats.org/officeDocument/2006/math" xmlns:r="http://schemas.openxmlformats.org/officeDocument/2006/relationships" xmlns:o="urn:schemas-microsoft-com:office:office" xmlns:v="urn:schemas-microsoft-com:vml" xmlns:w10="urn:schemas-microsoft-com:office:word" xmlns:a="http://schemas.openxmlformats.org/drawingml/2006/main" xmlns:pic="http://schemas.openxmlformats.org/drawingml/2006/picture" xmlns:wp="http://schemas.openxmlformats.org/drawingml/2006/wordprocessingDrawing">
   <w:body>
-    <w:bookmarkStart w:id="29" w:name="full-record-michael-f-bergmann"/>
+    <w:bookmarkStart w:id="40" w:name="full-record-michael-f-bergmann"/>
     <w:p>
       <w:pPr>
         <w:pStyle w:val="Heading1"/>
@@ -31,13 +31,13 @@
       </w:pPr>
       <w:r>
         <w:rPr>
+          <w:iCs/>
           <w:i/>
-          <w:iCs/>
         </w:rPr>
         <w:t xml:space="preserve">The complete record. Archive sections at the end hold historical credits excluded from the rendered CVs; filter from here when building any application-specific version.</w:t>
       </w:r>
     </w:p>
-    <w:bookmarkStart w:id="9" w:name="employment"/>
+    <w:bookmarkStart w:id="20" w:name="employment"/>
     <w:p>
       <w:pPr>
         <w:pStyle w:val="Heading2"/>
@@ -50,8 +50,8 @@
       <w:tblPr>
         <w:tblStyle w:val="Table"/>
         <w:tblW w:type="pct" w:w="5000"/>
-        <w:tblLayout w:type="fixed"/>
         <w:tblLook w:firstRow="0" w:lastRow="0" w:firstColumn="0" w:lastColumn="0" w:noHBand="0" w:noVBand="0" w:val="0000"/>
+        <w:jc w:val="start"/>
       </w:tblPr>
       <w:tblGrid>
         <w:gridCol w:w="1941"/>
@@ -67,8 +67,8 @@
             </w:pPr>
             <w:r>
               <w:rPr>
-                <w:b/>
-                <w:bCs/>
+                <w:bCs/>
+                <w:b/>
               </w:rPr>
               <w:t xml:space="preserve">2024-01 – present</w:t>
             </w:r>
@@ -97,8 +97,8 @@
             </w:pPr>
             <w:r>
               <w:rPr>
-                <w:b/>
-                <w:bCs/>
+                <w:bCs/>
+                <w:b/>
               </w:rPr>
               <w:t xml:space="preserve">2022-07 – 2023-07</w:t>
             </w:r>
@@ -127,8 +127,8 @@
             </w:pPr>
             <w:r>
               <w:rPr>
-                <w:b/>
-                <w:bCs/>
+                <w:bCs/>
+                <w:b/>
               </w:rPr>
               <w:t xml:space="preserve">2019-08 – 2024-01</w:t>
             </w:r>
@@ -157,8 +157,8 @@
             </w:pPr>
             <w:r>
               <w:rPr>
-                <w:b/>
-                <w:bCs/>
+                <w:bCs/>
+                <w:b/>
               </w:rPr>
               <w:t xml:space="preserve">2017 – present</w:t>
             </w:r>
@@ -187,8 +187,8 @@
             </w:pPr>
             <w:r>
               <w:rPr>
-                <w:b/>
-                <w:bCs/>
+                <w:bCs/>
+                <w:b/>
               </w:rPr>
               <w:t xml:space="preserve">2016-08 – 2019-08</w:t>
             </w:r>
@@ -217,8 +217,8 @@
             </w:pPr>
             <w:r>
               <w:rPr>
-                <w:b/>
-                <w:bCs/>
+                <w:bCs/>
+                <w:b/>
               </w:rPr>
               <w:t xml:space="preserve">2014 – 2016</w:t>
             </w:r>
@@ -247,8 +247,8 @@
             </w:pPr>
             <w:r>
               <w:rPr>
-                <w:b/>
-                <w:bCs/>
+                <w:bCs/>
+                <w:b/>
               </w:rPr>
               <w:t xml:space="preserve">2014</w:t>
             </w:r>
@@ -277,8 +277,8 @@
             </w:pPr>
             <w:r>
               <w:rPr>
-                <w:b/>
-                <w:bCs/>
+                <w:bCs/>
+                <w:b/>
               </w:rPr>
               <w:t xml:space="preserve">2011-09 – 2014-05</w:t>
             </w:r>
@@ -307,8 +307,8 @@
             </w:pPr>
             <w:r>
               <w:rPr>
-                <w:b/>
-                <w:bCs/>
+                <w:bCs/>
+                <w:b/>
               </w:rPr>
               <w:t xml:space="preserve">2007 – 2010</w:t>
             </w:r>
@@ -328,8 +328,8 @@
         </w:tc>
       </w:tr>
     </w:tbl>
-    <w:bookmarkEnd w:id="9"/>
-    <w:bookmarkStart w:id="10" w:name="education"/>
+    <w:bookmarkEnd w:id="20"/>
+    <w:bookmarkStart w:id="21" w:name="education"/>
     <w:p>
       <w:pPr>
         <w:pStyle w:val="Heading2"/>
@@ -342,8 +342,8 @@
       <w:tblPr>
         <w:tblStyle w:val="Table"/>
         <w:tblW w:type="pct" w:w="5000"/>
-        <w:tblLayout w:type="fixed"/>
         <w:tblLook w:firstRow="0" w:lastRow="0" w:firstColumn="0" w:lastColumn="0" w:noHBand="0" w:noVBand="0" w:val="0000"/>
+        <w:jc w:val="start"/>
       </w:tblPr>
       <w:tblGrid>
         <w:gridCol w:w="1941"/>
@@ -359,8 +359,8 @@
             </w:pPr>
             <w:r>
               <w:rPr>
-                <w:b/>
-                <w:bCs/>
+                <w:bCs/>
+                <w:b/>
               </w:rPr>
               <w:t xml:space="preserve">2022-09 – present</w:t>
             </w:r>
@@ -389,8 +389,8 @@
             </w:pPr>
             <w:r>
               <w:rPr>
-                <w:b/>
-                <w:bCs/>
+                <w:bCs/>
+                <w:b/>
               </w:rPr>
               <w:t xml:space="preserve">2011 – 2014</w:t>
             </w:r>
@@ -419,8 +419,8 @@
             </w:pPr>
             <w:r>
               <w:rPr>
-                <w:b/>
-                <w:bCs/>
+                <w:bCs/>
+                <w:b/>
               </w:rPr>
               <w:t xml:space="preserve">2006 – 2011</w:t>
             </w:r>
@@ -440,8 +440,8 @@
         </w:tc>
       </w:tr>
     </w:tbl>
-    <w:bookmarkEnd w:id="10"/>
-    <w:bookmarkStart w:id="11" w:name="teaching-training-and-certifications"/>
+    <w:bookmarkEnd w:id="21"/>
+    <w:bookmarkStart w:id="22" w:name="teaching-training-and-certifications"/>
     <w:p>
       <w:pPr>
         <w:pStyle w:val="Heading2"/>
@@ -454,8 +454,8 @@
       <w:tblPr>
         <w:tblStyle w:val="Table"/>
         <w:tblW w:type="pct" w:w="5000"/>
-        <w:tblLayout w:type="fixed"/>
         <w:tblLook w:firstRow="0" w:lastRow="0" w:firstColumn="0" w:lastColumn="0" w:noHBand="0" w:noVBand="0" w:val="0000"/>
+        <w:jc w:val="start"/>
       </w:tblPr>
       <w:tblGrid>
         <w:gridCol w:w="1941"/>
@@ -471,8 +471,8 @@
             </w:pPr>
             <w:r>
               <w:rPr>
-                <w:b/>
-                <w:bCs/>
+                <w:bCs/>
+                <w:b/>
               </w:rPr>
               <w:t xml:space="preserve">2020</w:t>
             </w:r>
@@ -501,8 +501,8 @@
             </w:pPr>
             <w:r>
               <w:rPr>
-                <w:b/>
-                <w:bCs/>
+                <w:bCs/>
+                <w:b/>
               </w:rPr>
               <w:t xml:space="preserve">2019</w:t>
             </w:r>
@@ -531,8 +531,8 @@
             </w:pPr>
             <w:r>
               <w:rPr>
-                <w:b/>
-                <w:bCs/>
+                <w:bCs/>
+                <w:b/>
               </w:rPr>
               <w:t xml:space="preserve">2019</w:t>
             </w:r>
@@ -561,8 +561,8 @@
             </w:pPr>
             <w:r>
               <w:rPr>
-                <w:b/>
-                <w:bCs/>
+                <w:bCs/>
+                <w:b/>
               </w:rPr>
               <w:t xml:space="preserve">2018</w:t>
             </w:r>
@@ -591,8 +591,8 @@
             </w:pPr>
             <w:r>
               <w:rPr>
-                <w:b/>
-                <w:bCs/>
+                <w:bCs/>
+                <w:b/>
               </w:rPr>
               <w:t xml:space="preserve">2015</w:t>
             </w:r>
@@ -612,8 +612,8 @@
         </w:tc>
       </w:tr>
     </w:tbl>
-    <w:bookmarkEnd w:id="11"/>
-    <w:bookmarkStart w:id="12" w:name="awards-and-distinctions"/>
+    <w:bookmarkEnd w:id="22"/>
+    <w:bookmarkStart w:id="23" w:name="awards-and-distinctions"/>
     <w:p>
       <w:pPr>
         <w:pStyle w:val="Heading2"/>
@@ -626,8 +626,8 @@
       <w:tblPr>
         <w:tblStyle w:val="Table"/>
         <w:tblW w:type="pct" w:w="5000"/>
-        <w:tblLayout w:type="fixed"/>
         <w:tblLook w:firstRow="0" w:lastRow="0" w:firstColumn="0" w:lastColumn="0" w:noHBand="0" w:noVBand="0" w:val="0000"/>
+        <w:jc w:val="start"/>
       </w:tblPr>
       <w:tblGrid>
         <w:gridCol w:w="1941"/>
@@ -643,8 +643,8 @@
             </w:pPr>
             <w:r>
               <w:rPr>
-                <w:b/>
-                <w:bCs/>
+                <w:bCs/>
+                <w:b/>
               </w:rPr>
               <w:t xml:space="preserve">2022</w:t>
             </w:r>
@@ -673,8 +673,8 @@
             </w:pPr>
             <w:r>
               <w:rPr>
-                <w:b/>
-                <w:bCs/>
+                <w:bCs/>
+                <w:b/>
               </w:rPr>
               <w:t xml:space="preserve">2014</w:t>
             </w:r>
@@ -703,8 +703,8 @@
             </w:pPr>
             <w:r>
               <w:rPr>
-                <w:b/>
-                <w:bCs/>
+                <w:bCs/>
+                <w:b/>
               </w:rPr>
               <w:t xml:space="preserve">2012 – 2014</w:t>
             </w:r>
@@ -733,8 +733,8 @@
             </w:pPr>
             <w:r>
               <w:rPr>
-                <w:b/>
-                <w:bCs/>
+                <w:bCs/>
+                <w:b/>
               </w:rPr>
               <w:t xml:space="preserve">2009</w:t>
             </w:r>
@@ -763,8 +763,8 @@
             </w:pPr>
             <w:r>
               <w:rPr>
-                <w:b/>
-                <w:bCs/>
+                <w:bCs/>
+                <w:b/>
               </w:rPr>
               <w:t xml:space="preserve">2006</w:t>
             </w:r>
@@ -784,8 +784,8 @@
         </w:tc>
       </w:tr>
     </w:tbl>
-    <w:bookmarkEnd w:id="12"/>
-    <w:bookmarkStart w:id="13" w:name="residencies-and-invited-positions"/>
+    <w:bookmarkEnd w:id="23"/>
+    <w:bookmarkStart w:id="24" w:name="residencies-and-invited-positions"/>
     <w:p>
       <w:pPr>
         <w:pStyle w:val="Heading2"/>
@@ -798,8 +798,8 @@
       <w:tblPr>
         <w:tblStyle w:val="Table"/>
         <w:tblW w:type="pct" w:w="5000"/>
-        <w:tblLayout w:type="fixed"/>
         <w:tblLook w:firstRow="0" w:lastRow="0" w:firstColumn="0" w:lastColumn="0" w:noHBand="0" w:noVBand="0" w:val="0000"/>
+        <w:jc w:val="start"/>
       </w:tblPr>
       <w:tblGrid>
         <w:gridCol w:w="1941"/>
@@ -815,8 +815,8 @@
             </w:pPr>
             <w:r>
               <w:rPr>
-                <w:b/>
-                <w:bCs/>
+                <w:bCs/>
+                <w:b/>
               </w:rPr>
               <w:t xml:space="preserve">2025-12 – 2026-02</w:t>
             </w:r>
@@ -845,8 +845,8 @@
             </w:pPr>
             <w:r>
               <w:rPr>
-                <w:b/>
-                <w:bCs/>
+                <w:bCs/>
+                <w:b/>
               </w:rPr>
               <w:t xml:space="preserve">2024-06</w:t>
             </w:r>
@@ -875,8 +875,8 @@
             </w:pPr>
             <w:r>
               <w:rPr>
-                <w:b/>
-                <w:bCs/>
+                <w:bCs/>
+                <w:b/>
               </w:rPr>
               <w:t xml:space="preserve">2022-04</w:t>
             </w:r>
@@ -905,8 +905,8 @@
             </w:pPr>
             <w:r>
               <w:rPr>
-                <w:b/>
-                <w:bCs/>
+                <w:bCs/>
+                <w:b/>
               </w:rPr>
               <w:t xml:space="preserve">2021-10 – 2022-10</w:t>
             </w:r>
@@ -935,8 +935,8 @@
             </w:pPr>
             <w:r>
               <w:rPr>
-                <w:b/>
-                <w:bCs/>
+                <w:bCs/>
+                <w:b/>
               </w:rPr>
               <w:t xml:space="preserve">2014-10</w:t>
             </w:r>
@@ -965,8 +965,8 @@
             </w:pPr>
             <w:r>
               <w:rPr>
-                <w:b/>
-                <w:bCs/>
+                <w:bCs/>
+                <w:b/>
               </w:rPr>
               <w:t xml:space="preserve">2014-06</w:t>
             </w:r>
@@ -986,8 +986,8 @@
         </w:tc>
       </w:tr>
     </w:tbl>
-    <w:bookmarkEnd w:id="13"/>
-    <w:bookmarkStart w:id="14" w:name="publications"/>
+    <w:bookmarkEnd w:id="24"/>
+    <w:bookmarkStart w:id="25" w:name="publications"/>
     <w:p>
       <w:pPr>
         <w:pStyle w:val="Heading2"/>
@@ -1000,8 +1000,8 @@
       <w:tblPr>
         <w:tblStyle w:val="Table"/>
         <w:tblW w:type="pct" w:w="5000"/>
-        <w:tblLayout w:type="fixed"/>
         <w:tblLook w:firstRow="0" w:lastRow="0" w:firstColumn="0" w:lastColumn="0" w:noHBand="0" w:noVBand="0" w:val="0000"/>
+        <w:jc w:val="start"/>
       </w:tblPr>
       <w:tblGrid>
         <w:gridCol w:w="1941"/>
@@ -1017,8 +1017,8 @@
             </w:pPr>
             <w:r>
               <w:rPr>
-                <w:b/>
-                <w:bCs/>
+                <w:bCs/>
+                <w:b/>
               </w:rPr>
               <w:t xml:space="preserve">2022-07</w:t>
             </w:r>
@@ -1038,7 +1038,13 @@
               <w:t xml:space="preserve"> </w:t>
             </w:r>
             <w:r>
-              <w:t xml:space="preserve">“Augmented Symphony: An augmented reality application for immersive music listening.”</w:t>
+              <w:t xml:space="preserve">“</w:t>
+            </w:r>
+            <w:r>
+              <w:t xml:space="preserve">Augmented Symphony: An augmented reality application for immersive music listening.</w:t>
+            </w:r>
+            <w:r>
+              <w:t xml:space="preserve">”</w:t>
             </w:r>
             <w:r>
               <w:t xml:space="preserve"> </w:t>
@@ -1059,8 +1065,8 @@
             </w:pPr>
             <w:r>
               <w:rPr>
-                <w:b/>
-                <w:bCs/>
+                <w:bCs/>
+                <w:b/>
               </w:rPr>
               <w:t xml:space="preserve">2022-05</w:t>
             </w:r>
@@ -1089,8 +1095,8 @@
             </w:pPr>
             <w:r>
               <w:rPr>
-                <w:b/>
-                <w:bCs/>
+                <w:bCs/>
+                <w:b/>
               </w:rPr>
               <w:t xml:space="preserve">2021</w:t>
             </w:r>
@@ -1110,7 +1116,13 @@
               <w:t xml:space="preserve"> </w:t>
             </w:r>
             <w:r>
-              <w:t xml:space="preserve">“Uncanny Text.”</w:t>
+              <w:t xml:space="preserve">“</w:t>
+            </w:r>
+            <w:r>
+              <w:t xml:space="preserve">Uncanny Text.</w:t>
+            </w:r>
+            <w:r>
+              <w:t xml:space="preserve">”</w:t>
             </w:r>
             <w:r>
               <w:t xml:space="preserve"> </w:t>
@@ -1131,8 +1143,8 @@
             </w:pPr>
             <w:r>
               <w:rPr>
-                <w:b/>
-                <w:bCs/>
+                <w:bCs/>
+                <w:b/>
               </w:rPr>
               <w:t xml:space="preserve">2017-11</w:t>
             </w:r>
@@ -1152,7 +1164,13 @@
               <w:t xml:space="preserve"> </w:t>
             </w:r>
             <w:r>
-              <w:t xml:space="preserve">“Performance Art: New Magic.”</w:t>
+              <w:t xml:space="preserve">“</w:t>
+            </w:r>
+            <w:r>
+              <w:t xml:space="preserve">Performance Art: New Magic.</w:t>
+            </w:r>
+            <w:r>
+              <w:t xml:space="preserve">”</w:t>
             </w:r>
             <w:r>
               <w:t xml:space="preserve"> </w:t>
@@ -1164,8 +1182,8 @@
         </w:tc>
       </w:tr>
     </w:tbl>
-    <w:bookmarkEnd w:id="14"/>
-    <w:bookmarkStart w:id="15" w:name="forthcoming"/>
+    <w:bookmarkEnd w:id="25"/>
+    <w:bookmarkStart w:id="26" w:name="forthcoming"/>
     <w:p>
       <w:pPr>
         <w:pStyle w:val="Heading2"/>
@@ -1178,8 +1196,8 @@
       <w:tblPr>
         <w:tblStyle w:val="Table"/>
         <w:tblW w:type="pct" w:w="5000"/>
-        <w:tblLayout w:type="fixed"/>
         <w:tblLook w:firstRow="0" w:lastRow="0" w:firstColumn="0" w:lastColumn="0" w:noHBand="0" w:noVBand="0" w:val="0000"/>
+        <w:jc w:val="start"/>
       </w:tblPr>
       <w:tblGrid>
         <w:gridCol w:w="1941"/>
@@ -1195,8 +1213,8 @@
             </w:pPr>
             <w:r>
               <w:rPr>
-                <w:b/>
-                <w:bCs/>
+                <w:bCs/>
+                <w:b/>
               </w:rPr>
               <w:t xml:space="preserve">2026</w:t>
             </w:r>
@@ -1216,7 +1234,13 @@
               <w:t xml:space="preserve"> </w:t>
             </w:r>
             <w:r>
-              <w:t xml:space="preserve">“Cultivating Empathy through Robotic Performance.”</w:t>
+              <w:t xml:space="preserve">“</w:t>
+            </w:r>
+            <w:r>
+              <w:t xml:space="preserve">Cultivating Empathy through Robotic Performance.</w:t>
+            </w:r>
+            <w:r>
+              <w:t xml:space="preserve">”</w:t>
             </w:r>
             <w:r>
               <w:t xml:space="preserve"> </w:t>
@@ -1237,8 +1261,8 @@
             </w:pPr>
             <w:r>
               <w:rPr>
-                <w:b/>
-                <w:bCs/>
+                <w:bCs/>
+                <w:b/>
               </w:rPr>
               <w:t xml:space="preserve">2026</w:t>
             </w:r>
@@ -1258,7 +1282,13 @@
               <w:t xml:space="preserve"> </w:t>
             </w:r>
             <w:r>
-              <w:t xml:space="preserve">“Improvising with Commercial AI: Questions of Care and Ethics.”</w:t>
+              <w:t xml:space="preserve">“</w:t>
+            </w:r>
+            <w:r>
+              <w:t xml:space="preserve">Improvising with Commercial AI: Questions of Care and Ethics.</w:t>
+            </w:r>
+            <w:r>
+              <w:t xml:space="preserve">”</w:t>
             </w:r>
             <w:r>
               <w:t xml:space="preserve"> </w:t>
@@ -1270,8 +1300,8 @@
         </w:tc>
       </w:tr>
     </w:tbl>
-    <w:bookmarkEnd w:id="15"/>
-    <w:bookmarkStart w:id="16" w:name="pending-submissions-not-yet-public"/>
+    <w:bookmarkEnd w:id="26"/>
+    <w:bookmarkStart w:id="27" w:name="pending-submissions-not-yet-public"/>
     <w:p>
       <w:pPr>
         <w:pStyle w:val="Heading2"/>
@@ -1284,8 +1314,8 @@
       <w:tblPr>
         <w:tblStyle w:val="Table"/>
         <w:tblW w:type="pct" w:w="5000"/>
-        <w:tblLayout w:type="fixed"/>
         <w:tblLook w:firstRow="0" w:lastRow="0" w:firstColumn="0" w:lastColumn="0" w:noHBand="0" w:noVBand="0" w:val="0000"/>
+        <w:jc w:val="start"/>
       </w:tblPr>
       <w:tblGrid>
         <w:gridCol w:w="1941"/>
@@ -1301,8 +1331,8 @@
             </w:pPr>
             <w:r>
               <w:rPr>
-                <w:b/>
-                <w:bCs/>
+                <w:bCs/>
+                <w:b/>
               </w:rPr>
               <w:t xml:space="preserve">2027</w:t>
             </w:r>
@@ -1322,8 +1352,8 @@
         </w:tc>
       </w:tr>
     </w:tbl>
-    <w:bookmarkEnd w:id="16"/>
-    <w:bookmarkStart w:id="17" w:name="conference-presentations"/>
+    <w:bookmarkEnd w:id="27"/>
+    <w:bookmarkStart w:id="28" w:name="conference-presentations"/>
     <w:p>
       <w:pPr>
         <w:pStyle w:val="Heading2"/>
@@ -1336,8 +1366,8 @@
       <w:tblPr>
         <w:tblStyle w:val="Table"/>
         <w:tblW w:type="pct" w:w="5000"/>
-        <w:tblLayout w:type="fixed"/>
         <w:tblLook w:firstRow="0" w:lastRow="0" w:firstColumn="0" w:lastColumn="0" w:noHBand="0" w:noVBand="0" w:val="0000"/>
+        <w:jc w:val="start"/>
       </w:tblPr>
       <w:tblGrid>
         <w:gridCol w:w="1941"/>
@@ -1353,8 +1383,8 @@
             </w:pPr>
             <w:r>
               <w:rPr>
-                <w:b/>
-                <w:bCs/>
+                <w:bCs/>
+                <w:b/>
               </w:rPr>
               <w:t xml:space="preserve">2025-09</w:t>
             </w:r>
@@ -1374,7 +1404,13 @@
               <w:t xml:space="preserve"> </w:t>
             </w:r>
             <w:r>
-              <w:t xml:space="preserve">“Hallucinating Children: Improvisation After the Algorithmic Shipwreck.”</w:t>
+              <w:t xml:space="preserve">“</w:t>
+            </w:r>
+            <w:r>
+              <w:t xml:space="preserve">Hallucinating Children: Improvisation After the Algorithmic Shipwreck.</w:t>
+            </w:r>
+            <w:r>
+              <w:t xml:space="preserve">”</w:t>
             </w:r>
             <w:r>
               <w:t xml:space="preserve"> </w:t>
@@ -1395,8 +1431,8 @@
             </w:pPr>
             <w:r>
               <w:rPr>
-                <w:b/>
-                <w:bCs/>
+                <w:bCs/>
+                <w:b/>
               </w:rPr>
               <w:t xml:space="preserve">2024-10</w:t>
             </w:r>
@@ -1416,7 +1452,13 @@
               <w:t xml:space="preserve"> </w:t>
             </w:r>
             <w:r>
-              <w:t xml:space="preserve">“Beyond Tools: Reimaging Technology as Co-Participants in Performance Design.”</w:t>
+              <w:t xml:space="preserve">“</w:t>
+            </w:r>
+            <w:r>
+              <w:t xml:space="preserve">Beyond Tools: Reimaging Technology as Co-Participants in Performance Design.</w:t>
+            </w:r>
+            <w:r>
+              <w:t xml:space="preserve">”</w:t>
             </w:r>
             <w:r>
               <w:t xml:space="preserve"> </w:t>
@@ -1437,8 +1479,8 @@
             </w:pPr>
             <w:r>
               <w:rPr>
-                <w:b/>
-                <w:bCs/>
+                <w:bCs/>
+                <w:b/>
               </w:rPr>
               <w:t xml:space="preserve">2024-03</w:t>
             </w:r>
@@ -1458,7 +1500,13 @@
               <w:t xml:space="preserve"> </w:t>
             </w:r>
             <w:r>
-              <w:t xml:space="preserve">“Robotics, AI, and the Future of Theatre.”</w:t>
+              <w:t xml:space="preserve">“</w:t>
+            </w:r>
+            <w:r>
+              <w:t xml:space="preserve">Robotics, AI, and the Future of Theatre.</w:t>
+            </w:r>
+            <w:r>
+              <w:t xml:space="preserve">”</w:t>
             </w:r>
             <w:r>
               <w:t xml:space="preserve"> </w:t>
@@ -1479,8 +1527,8 @@
             </w:pPr>
             <w:r>
               <w:rPr>
-                <w:b/>
-                <w:bCs/>
+                <w:bCs/>
+                <w:b/>
               </w:rPr>
               <w:t xml:space="preserve">2023-06</w:t>
             </w:r>
@@ -1500,7 +1548,13 @@
               <w:t xml:space="preserve"> </w:t>
             </w:r>
             <w:r>
-              <w:t xml:space="preserve">“Envisioning theatre with non-human collaborators: A Paramanifesto.”</w:t>
+              <w:t xml:space="preserve">“</w:t>
+            </w:r>
+            <w:r>
+              <w:t xml:space="preserve">Envisioning theatre with non-human collaborators: A Paramanifesto.</w:t>
+            </w:r>
+            <w:r>
+              <w:t xml:space="preserve">”</w:t>
             </w:r>
             <w:r>
               <w:t xml:space="preserve"> </w:t>
@@ -1521,8 +1575,8 @@
             </w:pPr>
             <w:r>
               <w:rPr>
-                <w:b/>
-                <w:bCs/>
+                <w:bCs/>
+                <w:b/>
               </w:rPr>
               <w:t xml:space="preserve">2023-06</w:t>
             </w:r>
@@ -1542,7 +1596,13 @@
               <w:t xml:space="preserve"> </w:t>
             </w:r>
             <w:r>
-              <w:t xml:space="preserve">“AI Sentience.”</w:t>
+              <w:t xml:space="preserve">“</w:t>
+            </w:r>
+            <w:r>
+              <w:t xml:space="preserve">AI Sentience.</w:t>
+            </w:r>
+            <w:r>
+              <w:t xml:space="preserve">”</w:t>
             </w:r>
             <w:r>
               <w:t xml:space="preserve"> </w:t>
@@ -1563,8 +1623,8 @@
             </w:pPr>
             <w:r>
               <w:rPr>
-                <w:b/>
-                <w:bCs/>
+                <w:bCs/>
+                <w:b/>
               </w:rPr>
               <w:t xml:space="preserve">2022-07</w:t>
             </w:r>
@@ -1584,7 +1644,13 @@
               <w:t xml:space="preserve"> </w:t>
             </w:r>
             <w:r>
-              <w:t xml:space="preserve">“Augmented Symphony: An augmented reality application for immersive music listening.”</w:t>
+              <w:t xml:space="preserve">“</w:t>
+            </w:r>
+            <w:r>
+              <w:t xml:space="preserve">Augmented Symphony: An augmented reality application for immersive music listening.</w:t>
+            </w:r>
+            <w:r>
+              <w:t xml:space="preserve">”</w:t>
             </w:r>
             <w:r>
               <w:t xml:space="preserve"> </w:t>
@@ -1605,8 +1671,8 @@
             </w:pPr>
             <w:r>
               <w:rPr>
-                <w:b/>
-                <w:bCs/>
+                <w:bCs/>
+                <w:b/>
               </w:rPr>
               <w:t xml:space="preserve">2022-05</w:t>
             </w:r>
@@ -1626,7 +1692,13 @@
               <w:t xml:space="preserve"> </w:t>
             </w:r>
             <w:r>
-              <w:t xml:space="preserve">“Stepping Back In: Taking the best of virtual delivery to a new in-person experience.”</w:t>
+              <w:t xml:space="preserve">“</w:t>
+            </w:r>
+            <w:r>
+              <w:t xml:space="preserve">Stepping Back In: Taking the best of virtual delivery to a new in-person experience.</w:t>
+            </w:r>
+            <w:r>
+              <w:t xml:space="preserve">”</w:t>
             </w:r>
             <w:r>
               <w:t xml:space="preserve"> </w:t>
@@ -1647,8 +1719,8 @@
             </w:pPr>
             <w:r>
               <w:rPr>
-                <w:b/>
-                <w:bCs/>
+                <w:bCs/>
+                <w:b/>
               </w:rPr>
               <w:t xml:space="preserve">2022-05</w:t>
             </w:r>
@@ -1668,7 +1740,13 @@
               <w:t xml:space="preserve"> </w:t>
             </w:r>
             <w:r>
-              <w:t xml:space="preserve">“Student-driven curriculum development for creative practice.”</w:t>
+              <w:t xml:space="preserve">“</w:t>
+            </w:r>
+            <w:r>
+              <w:t xml:space="preserve">Student-driven curriculum development for creative practice.</w:t>
+            </w:r>
+            <w:r>
+              <w:t xml:space="preserve">”</w:t>
             </w:r>
             <w:r>
               <w:t xml:space="preserve"> </w:t>
@@ -1689,8 +1767,8 @@
             </w:pPr>
             <w:r>
               <w:rPr>
-                <w:b/>
-                <w:bCs/>
+                <w:bCs/>
+                <w:b/>
               </w:rPr>
               <w:t xml:space="preserve">2021-10</w:t>
             </w:r>
@@ -1710,7 +1788,13 @@
               <w:t xml:space="preserve"> </w:t>
             </w:r>
             <w:r>
-              <w:t xml:space="preserve">“Cultivating Empathy through Robotic Performance.”</w:t>
+              <w:t xml:space="preserve">“</w:t>
+            </w:r>
+            <w:r>
+              <w:t xml:space="preserve">Cultivating Empathy through Robotic Performance.</w:t>
+            </w:r>
+            <w:r>
+              <w:t xml:space="preserve">”</w:t>
             </w:r>
             <w:r>
               <w:t xml:space="preserve"> </w:t>
@@ -1731,8 +1815,8 @@
             </w:pPr>
             <w:r>
               <w:rPr>
-                <w:b/>
-                <w:bCs/>
+                <w:bCs/>
+                <w:b/>
               </w:rPr>
               <w:t xml:space="preserve">2021-06</w:t>
             </w:r>
@@ -1752,7 +1836,13 @@
               <w:t xml:space="preserve"> </w:t>
             </w:r>
             <w:r>
-              <w:t xml:space="preserve">“Unapologetically learning together: Adapting Production and Design curriculum to a virtual stage.”</w:t>
+              <w:t xml:space="preserve">“</w:t>
+            </w:r>
+            <w:r>
+              <w:t xml:space="preserve">Unapologetically learning together: Adapting Production and Design curriculum to a virtual stage.</w:t>
+            </w:r>
+            <w:r>
+              <w:t xml:space="preserve">”</w:t>
             </w:r>
             <w:r>
               <w:t xml:space="preserve"> </w:t>
@@ -1773,8 +1863,8 @@
             </w:pPr>
             <w:r>
               <w:rPr>
-                <w:b/>
-                <w:bCs/>
+                <w:bCs/>
+                <w:b/>
               </w:rPr>
               <w:t xml:space="preserve">2021-05</w:t>
             </w:r>
@@ -1794,7 +1884,13 @@
               <w:t xml:space="preserve"> </w:t>
             </w:r>
             <w:r>
-              <w:t xml:space="preserve">“Pandemic Performance: Adapting Production and Design curriculum to a virtual stage.”</w:t>
+              <w:t xml:space="preserve">“</w:t>
+            </w:r>
+            <w:r>
+              <w:t xml:space="preserve">Pandemic Performance: Adapting Production and Design curriculum to a virtual stage.</w:t>
+            </w:r>
+            <w:r>
+              <w:t xml:space="preserve">”</w:t>
             </w:r>
             <w:r>
               <w:t xml:space="preserve"> </w:t>
@@ -1815,8 +1911,8 @@
             </w:pPr>
             <w:r>
               <w:rPr>
-                <w:b/>
-                <w:bCs/>
+                <w:bCs/>
+                <w:b/>
               </w:rPr>
               <w:t xml:space="preserve">2019-05</w:t>
             </w:r>
@@ -1836,7 +1932,13 @@
               <w:t xml:space="preserve"> </w:t>
             </w:r>
             <w:r>
-              <w:t xml:space="preserve">“Putting Up the Show: The very large group project.”</w:t>
+              <w:t xml:space="preserve">“</w:t>
+            </w:r>
+            <w:r>
+              <w:t xml:space="preserve">Putting Up the Show: The very large group project.</w:t>
+            </w:r>
+            <w:r>
+              <w:t xml:space="preserve">”</w:t>
             </w:r>
             <w:r>
               <w:t xml:space="preserve"> </w:t>
@@ -1857,8 +1959,8 @@
             </w:pPr>
             <w:r>
               <w:rPr>
-                <w:b/>
-                <w:bCs/>
+                <w:bCs/>
+                <w:b/>
               </w:rPr>
               <w:t xml:space="preserve">2019-04</w:t>
             </w:r>
@@ -1878,7 +1980,13 @@
               <w:t xml:space="preserve"> </w:t>
             </w:r>
             <w:r>
-              <w:t xml:space="preserve">“Theatre in TheatAR: Explorations of augmented reality in theatrical performance.”</w:t>
+              <w:t xml:space="preserve">“</w:t>
+            </w:r>
+            <w:r>
+              <w:t xml:space="preserve">Theatre in TheatAR: Explorations of augmented reality in theatrical performance.</w:t>
+            </w:r>
+            <w:r>
+              <w:t xml:space="preserve">”</w:t>
             </w:r>
             <w:r>
               <w:t xml:space="preserve"> </w:t>
@@ -1899,8 +2007,8 @@
             </w:pPr>
             <w:r>
               <w:rPr>
-                <w:b/>
-                <w:bCs/>
+                <w:bCs/>
+                <w:b/>
               </w:rPr>
               <w:t xml:space="preserve">2018-03</w:t>
             </w:r>
@@ -1920,7 +2028,13 @@
               <w:t xml:space="preserve"> </w:t>
             </w:r>
             <w:r>
-              <w:t xml:space="preserve">“Technology as a tool: Creating a mindset of embracing technology within a theatrical framework.”</w:t>
+              <w:t xml:space="preserve">“</w:t>
+            </w:r>
+            <w:r>
+              <w:t xml:space="preserve">Technology as a tool: Creating a mindset of embracing technology within a theatrical framework.</w:t>
+            </w:r>
+            <w:r>
+              <w:t xml:space="preserve">”</w:t>
             </w:r>
             <w:r>
               <w:t xml:space="preserve"> </w:t>
@@ -1932,8 +2046,8 @@
         </w:tc>
       </w:tr>
     </w:tbl>
-    <w:bookmarkEnd w:id="17"/>
-    <w:bookmarkStart w:id="18" w:name="poster-presentations"/>
+    <w:bookmarkEnd w:id="28"/>
+    <w:bookmarkStart w:id="29" w:name="poster-presentations"/>
     <w:p>
       <w:pPr>
         <w:pStyle w:val="Heading2"/>
@@ -1946,8 +2060,8 @@
       <w:tblPr>
         <w:tblStyle w:val="Table"/>
         <w:tblW w:type="pct" w:w="5000"/>
-        <w:tblLayout w:type="fixed"/>
         <w:tblLook w:firstRow="0" w:lastRow="0" w:firstColumn="0" w:lastColumn="0" w:noHBand="0" w:noVBand="0" w:val="0000"/>
+        <w:jc w:val="start"/>
       </w:tblPr>
       <w:tblGrid>
         <w:gridCol w:w="1941"/>
@@ -1963,8 +2077,8 @@
             </w:pPr>
             <w:r>
               <w:rPr>
-                <w:b/>
-                <w:bCs/>
+                <w:bCs/>
+                <w:b/>
               </w:rPr>
               <w:t xml:space="preserve">2024-01</w:t>
             </w:r>
@@ -1984,7 +2098,13 @@
               <w:t xml:space="preserve"> </w:t>
             </w:r>
             <w:r>
-              <w:t xml:space="preserve">“Almost Alchemy.”</w:t>
+              <w:t xml:space="preserve">“</w:t>
+            </w:r>
+            <w:r>
+              <w:t xml:space="preserve">Almost Alchemy.</w:t>
+            </w:r>
+            <w:r>
+              <w:t xml:space="preserve">”</w:t>
             </w:r>
             <w:r>
               <w:t xml:space="preserve"> </w:t>
@@ -2005,8 +2125,8 @@
             </w:pPr>
             <w:r>
               <w:rPr>
-                <w:b/>
-                <w:bCs/>
+                <w:bCs/>
+                <w:b/>
               </w:rPr>
               <w:t xml:space="preserve">2020-11</w:t>
             </w:r>
@@ -2026,7 +2146,13 @@
               <w:t xml:space="preserve"> </w:t>
             </w:r>
             <w:r>
-              <w:t xml:space="preserve">“l’automate: Robotic Controlled Apparatuses for Circus Performance.”</w:t>
+              <w:t xml:space="preserve">“</w:t>
+            </w:r>
+            <w:r>
+              <w:t xml:space="preserve">l’automate: Robotic Controlled Apparatuses for Circus Performance.</w:t>
+            </w:r>
+            <w:r>
+              <w:t xml:space="preserve">”</w:t>
             </w:r>
             <w:r>
               <w:t xml:space="preserve"> </w:t>
@@ -2047,8 +2173,8 @@
             </w:pPr>
             <w:r>
               <w:rPr>
-                <w:b/>
-                <w:bCs/>
+                <w:bCs/>
+                <w:b/>
               </w:rPr>
               <w:t xml:space="preserve">2019-11</w:t>
             </w:r>
@@ -2068,7 +2194,13 @@
               <w:t xml:space="preserve"> </w:t>
             </w:r>
             <w:r>
-              <w:t xml:space="preserve">“Human-robot Interactions in Dance.”</w:t>
+              <w:t xml:space="preserve">“</w:t>
+            </w:r>
+            <w:r>
+              <w:t xml:space="preserve">Human-robot Interactions in Dance.</w:t>
+            </w:r>
+            <w:r>
+              <w:t xml:space="preserve">”</w:t>
             </w:r>
             <w:r>
               <w:t xml:space="preserve"> </w:t>
@@ -2089,8 +2221,8 @@
             </w:pPr>
             <w:r>
               <w:rPr>
-                <w:b/>
-                <w:bCs/>
+                <w:bCs/>
+                <w:b/>
               </w:rPr>
               <w:t xml:space="preserve">2018-11</w:t>
             </w:r>
@@ -2110,7 +2242,13 @@
               <w:t xml:space="preserve"> </w:t>
             </w:r>
             <w:r>
-              <w:t xml:space="preserve">“TheatAR: A previsualization system for theatrical design.”</w:t>
+              <w:t xml:space="preserve">“</w:t>
+            </w:r>
+            <w:r>
+              <w:t xml:space="preserve">TheatAR: A previsualization system for theatrical design.</w:t>
+            </w:r>
+            <w:r>
+              <w:t xml:space="preserve">”</w:t>
             </w:r>
             <w:r>
               <w:t xml:space="preserve"> </w:t>
@@ -2131,8 +2269,8 @@
             </w:pPr>
             <w:r>
               <w:rPr>
-                <w:b/>
-                <w:bCs/>
+                <w:bCs/>
+                <w:b/>
               </w:rPr>
               <w:t xml:space="preserve">2018-05</w:t>
             </w:r>
@@ -2152,7 +2290,13 @@
               <w:t xml:space="preserve"> </w:t>
             </w:r>
             <w:r>
-              <w:t xml:space="preserve">“The Creative Laboratory Project.”</w:t>
+              <w:t xml:space="preserve">“</w:t>
+            </w:r>
+            <w:r>
+              <w:t xml:space="preserve">The Creative Laboratory Project.</w:t>
+            </w:r>
+            <w:r>
+              <w:t xml:space="preserve">”</w:t>
             </w:r>
             <w:r>
               <w:t xml:space="preserve"> </w:t>
@@ -2173,8 +2317,8 @@
             </w:pPr>
             <w:r>
               <w:rPr>
-                <w:b/>
-                <w:bCs/>
+                <w:bCs/>
+                <w:b/>
               </w:rPr>
               <w:t xml:space="preserve">2017-10</w:t>
             </w:r>
@@ -2194,7 +2338,13 @@
               <w:t xml:space="preserve"> </w:t>
             </w:r>
             <w:r>
-              <w:t xml:space="preserve">“Shadow-selves: Projection as a medium of exploring reflections of self in Belinda McGuire’s Slaughterhouse/Requiem.”</w:t>
+              <w:t xml:space="preserve">“</w:t>
+            </w:r>
+            <w:r>
+              <w:t xml:space="preserve">Shadow-selves: Projection as a medium of exploring reflections of self in Belinda McGuire’s Slaughterhouse/Requiem.</w:t>
+            </w:r>
+            <w:r>
+              <w:t xml:space="preserve">”</w:t>
             </w:r>
             <w:r>
               <w:t xml:space="preserve"> </w:t>
@@ -2215,8 +2365,8 @@
             </w:pPr>
             <w:r>
               <w:rPr>
-                <w:b/>
-                <w:bCs/>
+                <w:bCs/>
+                <w:b/>
               </w:rPr>
               <w:t xml:space="preserve">2017-10</w:t>
             </w:r>
@@ -2236,7 +2386,13 @@
               <w:t xml:space="preserve"> </w:t>
             </w:r>
             <w:r>
-              <w:t xml:space="preserve">“Projecting on film: the surreal effect of rear projected backgrounds in the film Nuptials.”</w:t>
+              <w:t xml:space="preserve">“</w:t>
+            </w:r>
+            <w:r>
+              <w:t xml:space="preserve">Projecting on film: the surreal effect of rear projected backgrounds in the film Nuptials.</w:t>
+            </w:r>
+            <w:r>
+              <w:t xml:space="preserve">”</w:t>
             </w:r>
             <w:r>
               <w:t xml:space="preserve"> </w:t>
@@ -2248,8 +2404,8 @@
         </w:tc>
       </w:tr>
     </w:tbl>
-    <w:bookmarkEnd w:id="18"/>
-    <w:bookmarkStart w:id="19" w:name="invited-talks-and-public-lectures"/>
+    <w:bookmarkEnd w:id="29"/>
+    <w:bookmarkStart w:id="30" w:name="invited-talks-and-public-lectures"/>
     <w:p>
       <w:pPr>
         <w:pStyle w:val="Heading2"/>
@@ -2262,8 +2418,8 @@
       <w:tblPr>
         <w:tblStyle w:val="Table"/>
         <w:tblW w:type="pct" w:w="5000"/>
-        <w:tblLayout w:type="fixed"/>
         <w:tblLook w:firstRow="0" w:lastRow="0" w:firstColumn="0" w:lastColumn="0" w:noHBand="0" w:noVBand="0" w:val="0000"/>
+        <w:jc w:val="start"/>
       </w:tblPr>
       <w:tblGrid>
         <w:gridCol w:w="1941"/>
@@ -2279,8 +2435,8 @@
             </w:pPr>
             <w:r>
               <w:rPr>
-                <w:b/>
-                <w:bCs/>
+                <w:bCs/>
+                <w:b/>
               </w:rPr>
               <w:t xml:space="preserve">2025-02</w:t>
             </w:r>
@@ -2309,8 +2465,8 @@
             </w:pPr>
             <w:r>
               <w:rPr>
-                <w:b/>
-                <w:bCs/>
+                <w:bCs/>
+                <w:b/>
               </w:rPr>
               <w:t xml:space="preserve">2024-12</w:t>
             </w:r>
@@ -2330,7 +2486,13 @@
               <w:t xml:space="preserve"> </w:t>
             </w:r>
             <w:r>
-              <w:t xml:space="preserve">“Beyond the Screen: Exploring AI Personhood and Their Representation in Media.”</w:t>
+              <w:t xml:space="preserve">“</w:t>
+            </w:r>
+            <w:r>
+              <w:t xml:space="preserve">Beyond the Screen: Exploring AI Personhood and Their Representation in Media.</w:t>
+            </w:r>
+            <w:r>
+              <w:t xml:space="preserve">”</w:t>
             </w:r>
             <w:r>
               <w:t xml:space="preserve"> </w:t>
@@ -2351,8 +2513,8 @@
             </w:pPr>
             <w:r>
               <w:rPr>
-                <w:b/>
-                <w:bCs/>
+                <w:bCs/>
+                <w:b/>
               </w:rPr>
               <w:t xml:space="preserve">2024-11</w:t>
             </w:r>
@@ -2372,7 +2534,13 @@
               <w:t xml:space="preserve"> </w:t>
             </w:r>
             <w:r>
-              <w:t xml:space="preserve">“Wellness for who? An examination of wellness through a research-creation student project.”</w:t>
+              <w:t xml:space="preserve">“</w:t>
+            </w:r>
+            <w:r>
+              <w:t xml:space="preserve">Wellness for who? An examination of wellness through a research-creation student project.</w:t>
+            </w:r>
+            <w:r>
+              <w:t xml:space="preserve">”</w:t>
             </w:r>
             <w:r>
               <w:t xml:space="preserve"> </w:t>
@@ -2393,8 +2561,8 @@
             </w:pPr>
             <w:r>
               <w:rPr>
-                <w:b/>
-                <w:bCs/>
+                <w:bCs/>
+                <w:b/>
               </w:rPr>
               <w:t xml:space="preserve">2024-11</w:t>
             </w:r>
@@ -2423,8 +2591,8 @@
             </w:pPr>
             <w:r>
               <w:rPr>
-                <w:b/>
-                <w:bCs/>
+                <w:bCs/>
+                <w:b/>
               </w:rPr>
               <w:t xml:space="preserve">2024-10</w:t>
             </w:r>
@@ -2444,7 +2612,13 @@
               <w:t xml:space="preserve"> </w:t>
             </w:r>
             <w:r>
-              <w:t xml:space="preserve">“Personhood // AI.”</w:t>
+              <w:t xml:space="preserve">“</w:t>
+            </w:r>
+            <w:r>
+              <w:t xml:space="preserve">Personhood // AI.</w:t>
+            </w:r>
+            <w:r>
+              <w:t xml:space="preserve">”</w:t>
             </w:r>
             <w:r>
               <w:t xml:space="preserve"> </w:t>
@@ -2465,8 +2639,8 @@
             </w:pPr>
             <w:r>
               <w:rPr>
-                <w:b/>
-                <w:bCs/>
+                <w:bCs/>
+                <w:b/>
               </w:rPr>
               <w:t xml:space="preserve">2024-07</w:t>
             </w:r>
@@ -2495,8 +2669,8 @@
             </w:pPr>
             <w:r>
               <w:rPr>
-                <w:b/>
-                <w:bCs/>
+                <w:bCs/>
+                <w:b/>
               </w:rPr>
               <w:t xml:space="preserve">2024-04</w:t>
             </w:r>
@@ -2510,7 +2684,13 @@
               <w:jc w:val="left"/>
             </w:pPr>
             <w:r>
-              <w:t xml:space="preserve">“Improvnetics: Post-anthropocentric performance and improvisational modes for human-AI play.”</w:t>
+              <w:t xml:space="preserve">“</w:t>
+            </w:r>
+            <w:r>
+              <w:t xml:space="preserve">Improvnetics: Post-anthropocentric performance and improvisational modes for human-AI play.</w:t>
+            </w:r>
+            <w:r>
+              <w:t xml:space="preserve">”</w:t>
             </w:r>
             <w:r>
               <w:t xml:space="preserve"> </w:t>
@@ -2531,8 +2711,8 @@
             </w:pPr>
             <w:r>
               <w:rPr>
-                <w:b/>
-                <w:bCs/>
+                <w:bCs/>
+                <w:b/>
               </w:rPr>
               <w:t xml:space="preserve">2024-04</w:t>
             </w:r>
@@ -2561,8 +2741,8 @@
             </w:pPr>
             <w:r>
               <w:rPr>
-                <w:b/>
-                <w:bCs/>
+                <w:bCs/>
+                <w:b/>
               </w:rPr>
               <w:t xml:space="preserve">2022-01</w:t>
             </w:r>
@@ -2582,7 +2762,13 @@
               <w:t xml:space="preserve"> </w:t>
             </w:r>
             <w:r>
-              <w:t xml:space="preserve">“What is the future of creativity and AI?”</w:t>
+              <w:t xml:space="preserve">“</w:t>
+            </w:r>
+            <w:r>
+              <w:t xml:space="preserve">What is the future of creativity and AI?</w:t>
+            </w:r>
+            <w:r>
+              <w:t xml:space="preserve">”</w:t>
             </w:r>
             <w:r>
               <w:t xml:space="preserve"> </w:t>
@@ -2603,8 +2789,8 @@
             </w:pPr>
             <w:r>
               <w:rPr>
-                <w:b/>
-                <w:bCs/>
+                <w:bCs/>
+                <w:b/>
               </w:rPr>
               <w:t xml:space="preserve">2019-11</w:t>
             </w:r>
@@ -2618,7 +2804,13 @@
               <w:jc w:val="left"/>
             </w:pPr>
             <w:r>
-              <w:t xml:space="preserve">“Research Creation with Michael Bergmann: The Uncanny Robots Project”</w:t>
+              <w:t xml:space="preserve">“</w:t>
+            </w:r>
+            <w:r>
+              <w:t xml:space="preserve">Research Creation with Michael Bergmann: The Uncanny Robots Project</w:t>
+            </w:r>
+            <w:r>
+              <w:t xml:space="preserve">”</w:t>
             </w:r>
             <w:r>
               <w:t xml:space="preserve"> </w:t>
@@ -2630,7 +2822,13 @@
               <w:t xml:space="preserve"> </w:t>
             </w:r>
             <w:r>
-              <w:t xml:space="preserve">“Connecting through live performance”</w:t>
+              <w:t xml:space="preserve">“</w:t>
+            </w:r>
+            <w:r>
+              <w:t xml:space="preserve">Connecting through live performance</w:t>
+            </w:r>
+            <w:r>
+              <w:t xml:space="preserve">”</w:t>
             </w:r>
             <w:r>
               <w:t xml:space="preserve"> </w:t>
@@ -2642,8 +2840,8 @@
         </w:tc>
       </w:tr>
     </w:tbl>
-    <w:bookmarkEnd w:id="19"/>
-    <w:bookmarkStart w:id="20" w:name="creative-research-output"/>
+    <w:bookmarkEnd w:id="30"/>
+    <w:bookmarkStart w:id="31" w:name="creative-research-output"/>
     <w:p>
       <w:pPr>
         <w:pStyle w:val="Heading2"/>
@@ -2656,8 +2854,8 @@
       <w:tblPr>
         <w:tblStyle w:val="Table"/>
         <w:tblW w:type="pct" w:w="5000"/>
-        <w:tblLayout w:type="fixed"/>
         <w:tblLook w:firstRow="0" w:lastRow="0" w:firstColumn="0" w:lastColumn="0" w:noHBand="0" w:noVBand="0" w:val="0000"/>
+        <w:jc w:val="start"/>
       </w:tblPr>
       <w:tblGrid>
         <w:gridCol w:w="1941"/>
@@ -2673,8 +2871,8 @@
             </w:pPr>
             <w:r>
               <w:rPr>
-                <w:b/>
-                <w:bCs/>
+                <w:bCs/>
+                <w:b/>
               </w:rPr>
               <w:t xml:space="preserve">2026-04 – 2026-05</w:t>
             </w:r>
@@ -2688,7 +2886,13 @@
               <w:jc w:val="left"/>
             </w:pPr>
             <w:r>
-              <w:t xml:space="preserve">“Before I Was This.”</w:t>
+              <w:t xml:space="preserve">“</w:t>
+            </w:r>
+            <w:r>
+              <w:t xml:space="preserve">Before I Was This.</w:t>
+            </w:r>
+            <w:r>
+              <w:t xml:space="preserve">”</w:t>
             </w:r>
             <w:r>
               <w:t xml:space="preserve"> </w:t>
@@ -2709,8 +2913,8 @@
             </w:pPr>
             <w:r>
               <w:rPr>
-                <w:b/>
-                <w:bCs/>
+                <w:bCs/>
+                <w:b/>
               </w:rPr>
               <w:t xml:space="preserve">2026-02</w:t>
             </w:r>
@@ -2739,8 +2943,8 @@
             </w:pPr>
             <w:r>
               <w:rPr>
-                <w:b/>
-                <w:bCs/>
+                <w:bCs/>
+                <w:b/>
               </w:rPr>
               <w:t xml:space="preserve">2025-11</w:t>
             </w:r>
@@ -2769,8 +2973,8 @@
             </w:pPr>
             <w:r>
               <w:rPr>
-                <w:b/>
-                <w:bCs/>
+                <w:bCs/>
+                <w:b/>
               </w:rPr>
               <w:t xml:space="preserve">2025-11</w:t>
             </w:r>
@@ -2799,8 +3003,8 @@
             </w:pPr>
             <w:r>
               <w:rPr>
-                <w:b/>
-                <w:bCs/>
+                <w:bCs/>
+                <w:b/>
               </w:rPr>
               <w:t xml:space="preserve">2025-04</w:t>
             </w:r>
@@ -2814,7 +3018,13 @@
               <w:jc w:val="left"/>
             </w:pPr>
             <w:r>
-              <w:t xml:space="preserve">“To my creators…”</w:t>
+              <w:t xml:space="preserve">“</w:t>
+            </w:r>
+            <w:r>
+              <w:t xml:space="preserve">To my creators…</w:t>
+            </w:r>
+            <w:r>
+              <w:t xml:space="preserve">”</w:t>
             </w:r>
             <w:r>
               <w:t xml:space="preserve"> </w:t>
@@ -2835,8 +3045,8 @@
             </w:pPr>
             <w:r>
               <w:rPr>
-                <w:b/>
-                <w:bCs/>
+                <w:bCs/>
+                <w:b/>
               </w:rPr>
               <w:t xml:space="preserve">2024-11</w:t>
             </w:r>
@@ -2865,8 +3075,8 @@
             </w:pPr>
             <w:r>
               <w:rPr>
-                <w:b/>
-                <w:bCs/>
+                <w:bCs/>
+                <w:b/>
               </w:rPr>
               <w:t xml:space="preserve">2024-06</w:t>
             </w:r>
@@ -2886,23 +3096,29 @@
               <w:t xml:space="preserve"> </w:t>
             </w:r>
             <w:r>
-              <w:t xml:space="preserve">“To my creators…”</w:t>
-            </w:r>
-          </w:p>
-        </w:tc>
-      </w:tr>
-      <w:tr>
-        <w:tc>
-          <w:tcPr/>
-          <w:p>
-            <w:pPr>
-              <w:pStyle w:val="Compact"/>
-              <w:jc w:val="left"/>
-            </w:pPr>
-            <w:r>
-              <w:rPr>
-                <w:b/>
-                <w:bCs/>
+              <w:t xml:space="preserve">“</w:t>
+            </w:r>
+            <w:r>
+              <w:t xml:space="preserve">To my creators…</w:t>
+            </w:r>
+            <w:r>
+              <w:t xml:space="preserve">”</w:t>
+            </w:r>
+          </w:p>
+        </w:tc>
+      </w:tr>
+      <w:tr>
+        <w:tc>
+          <w:tcPr/>
+          <w:p>
+            <w:pPr>
+              <w:pStyle w:val="Compact"/>
+              <w:jc w:val="left"/>
+            </w:pPr>
+            <w:r>
+              <w:rPr>
+                <w:bCs/>
+                <w:b/>
               </w:rPr>
               <w:t xml:space="preserve">2024-04</w:t>
             </w:r>
@@ -2931,8 +3147,8 @@
             </w:pPr>
             <w:r>
               <w:rPr>
-                <w:b/>
-                <w:bCs/>
+                <w:bCs/>
+                <w:b/>
               </w:rPr>
               <w:t xml:space="preserve">2024-01</w:t>
             </w:r>
@@ -2961,8 +3177,8 @@
             </w:pPr>
             <w:r>
               <w:rPr>
-                <w:b/>
-                <w:bCs/>
+                <w:bCs/>
+                <w:b/>
               </w:rPr>
               <w:t xml:space="preserve">2023-10</w:t>
             </w:r>
@@ -2976,7 +3192,13 @@
               <w:jc w:val="left"/>
             </w:pPr>
             <w:r>
-              <w:t xml:space="preserve">“rocketmanperson.”</w:t>
+              <w:t xml:space="preserve">“</w:t>
+            </w:r>
+            <w:r>
+              <w:t xml:space="preserve">rocketmanperson.</w:t>
+            </w:r>
+            <w:r>
+              <w:t xml:space="preserve">”</w:t>
             </w:r>
             <w:r>
               <w:t xml:space="preserve"> </w:t>
@@ -2997,8 +3219,8 @@
             </w:pPr>
             <w:r>
               <w:rPr>
-                <w:b/>
-                <w:bCs/>
+                <w:bCs/>
+                <w:b/>
               </w:rPr>
               <w:t xml:space="preserve">2023-04</w:t>
             </w:r>
@@ -3012,7 +3234,13 @@
               <w:jc w:val="left"/>
             </w:pPr>
             <w:r>
-              <w:t xml:space="preserve">“Who’s There?”</w:t>
+              <w:t xml:space="preserve">“</w:t>
+            </w:r>
+            <w:r>
+              <w:t xml:space="preserve">Who’s There?</w:t>
+            </w:r>
+            <w:r>
+              <w:t xml:space="preserve">”</w:t>
             </w:r>
             <w:r>
               <w:t xml:space="preserve"> </w:t>
@@ -3033,8 +3261,8 @@
             </w:pPr>
             <w:r>
               <w:rPr>
-                <w:b/>
-                <w:bCs/>
+                <w:bCs/>
+                <w:b/>
               </w:rPr>
               <w:t xml:space="preserve">2023</w:t>
             </w:r>
@@ -3063,8 +3291,8 @@
             </w:pPr>
             <w:r>
               <w:rPr>
-                <w:b/>
-                <w:bCs/>
+                <w:bCs/>
+                <w:b/>
               </w:rPr>
               <w:t xml:space="preserve">2019-10</w:t>
             </w:r>
@@ -3078,7 +3306,13 @@
               <w:jc w:val="left"/>
             </w:pPr>
             <w:r>
-              <w:t xml:space="preserve">“The Uncanny Robots Project: Phase 1.”</w:t>
+              <w:t xml:space="preserve">“</w:t>
+            </w:r>
+            <w:r>
+              <w:t xml:space="preserve">The Uncanny Robots Project: Phase 1.</w:t>
+            </w:r>
+            <w:r>
+              <w:t xml:space="preserve">”</w:t>
             </w:r>
             <w:r>
               <w:t xml:space="preserve"> </w:t>
@@ -3090,8 +3324,8 @@
         </w:tc>
       </w:tr>
     </w:tbl>
-    <w:bookmarkEnd w:id="20"/>
-    <w:bookmarkStart w:id="21" w:name="external-research-funding"/>
+    <w:bookmarkEnd w:id="31"/>
+    <w:bookmarkStart w:id="32" w:name="external-research-funding"/>
     <w:p>
       <w:pPr>
         <w:pStyle w:val="Heading2"/>
@@ -3104,8 +3338,8 @@
       <w:tblPr>
         <w:tblStyle w:val="Table"/>
         <w:tblW w:type="pct" w:w="5000"/>
-        <w:tblLayout w:type="fixed"/>
         <w:tblLook w:firstRow="0" w:lastRow="0" w:firstColumn="0" w:lastColumn="0" w:noHBand="0" w:noVBand="0" w:val="0000"/>
+        <w:jc w:val="start"/>
       </w:tblPr>
       <w:tblGrid>
         <w:gridCol w:w="1941"/>
@@ -3121,8 +3355,8 @@
             </w:pPr>
             <w:r>
               <w:rPr>
-                <w:b/>
-                <w:bCs/>
+                <w:bCs/>
+                <w:b/>
               </w:rPr>
               <w:t xml:space="preserve">2024-05</w:t>
             </w:r>
@@ -3151,8 +3385,8 @@
             </w:pPr>
             <w:r>
               <w:rPr>
-                <w:b/>
-                <w:bCs/>
+                <w:bCs/>
+                <w:b/>
               </w:rPr>
               <w:t xml:space="preserve">2021</w:t>
             </w:r>
@@ -3172,7 +3406,13 @@
               <w:t xml:space="preserve"> </w:t>
             </w:r>
             <w:r>
-              <w:t xml:space="preserve">“Visual Music: Enhancing the National Arts Centre Orchestra’s remote connection with their audience during COVID-19 social restrictions through innovative digital tools.”</w:t>
+              <w:t xml:space="preserve">“</w:t>
+            </w:r>
+            <w:r>
+              <w:t xml:space="preserve">Visual Music: Enhancing the National Arts Centre Orchestra’s remote connection with their audience during COVID-19 social restrictions through innovative digital tools.</w:t>
+            </w:r>
+            <w:r>
+              <w:t xml:space="preserve">”</w:t>
             </w:r>
             <w:r>
               <w:t xml:space="preserve"> </w:t>
@@ -3193,8 +3433,8 @@
             </w:pPr>
             <w:r>
               <w:rPr>
-                <w:b/>
-                <w:bCs/>
+                <w:bCs/>
+                <w:b/>
               </w:rPr>
               <w:t xml:space="preserve">2012 – 2014</w:t>
             </w:r>
@@ -3214,8 +3454,8 @@
         </w:tc>
       </w:tr>
     </w:tbl>
-    <w:bookmarkEnd w:id="21"/>
-    <w:bookmarkStart w:id="22" w:name="internal-research-funding"/>
+    <w:bookmarkEnd w:id="32"/>
+    <w:bookmarkStart w:id="33" w:name="internal-research-funding"/>
     <w:p>
       <w:pPr>
         <w:pStyle w:val="Heading2"/>
@@ -3228,8 +3468,8 @@
       <w:tblPr>
         <w:tblStyle w:val="Table"/>
         <w:tblW w:type="pct" w:w="5000"/>
-        <w:tblLayout w:type="fixed"/>
         <w:tblLook w:firstRow="0" w:lastRow="0" w:firstColumn="0" w:lastColumn="0" w:noHBand="0" w:noVBand="0" w:val="0000"/>
+        <w:jc w:val="start"/>
       </w:tblPr>
       <w:tblGrid>
         <w:gridCol w:w="1941"/>
@@ -3245,8 +3485,8 @@
             </w:pPr>
             <w:r>
               <w:rPr>
-                <w:b/>
-                <w:bCs/>
+                <w:bCs/>
+                <w:b/>
               </w:rPr>
               <w:t xml:space="preserve">2024</w:t>
             </w:r>
@@ -3275,8 +3515,8 @@
             </w:pPr>
             <w:r>
               <w:rPr>
-                <w:b/>
-                <w:bCs/>
+                <w:bCs/>
+                <w:b/>
               </w:rPr>
               <w:t xml:space="preserve">2022</w:t>
             </w:r>
@@ -3296,7 +3536,13 @@
               <w:t xml:space="preserve"> </w:t>
             </w:r>
             <w:r>
-              <w:t xml:space="preserve">“Mechanical Waves: Machine Learning gesture reactive human-robot installation.”</w:t>
+              <w:t xml:space="preserve">“</w:t>
+            </w:r>
+            <w:r>
+              <w:t xml:space="preserve">Mechanical Waves: Machine Learning gesture reactive human-robot installation.</w:t>
+            </w:r>
+            <w:r>
+              <w:t xml:space="preserve">”</w:t>
             </w:r>
             <w:r>
               <w:t xml:space="preserve"> </w:t>
@@ -3317,8 +3563,8 @@
             </w:pPr>
             <w:r>
               <w:rPr>
-                <w:b/>
-                <w:bCs/>
+                <w:bCs/>
+                <w:b/>
               </w:rPr>
               <w:t xml:space="preserve">2022</w:t>
             </w:r>
@@ -3347,8 +3593,8 @@
             </w:pPr>
             <w:r>
               <w:rPr>
-                <w:b/>
-                <w:bCs/>
+                <w:bCs/>
+                <w:b/>
               </w:rPr>
               <w:t xml:space="preserve">2019</w:t>
             </w:r>
@@ -3368,7 +3614,13 @@
               <w:t xml:space="preserve"> </w:t>
             </w:r>
             <w:r>
-              <w:t xml:space="preserve">“l’automate: Expanding the possibility of performance through robotics.”</w:t>
+              <w:t xml:space="preserve">“</w:t>
+            </w:r>
+            <w:r>
+              <w:t xml:space="preserve">l’automate: Expanding the possibility of performance through robotics.</w:t>
+            </w:r>
+            <w:r>
+              <w:t xml:space="preserve">”</w:t>
             </w:r>
             <w:r>
               <w:t xml:space="preserve"> </w:t>
@@ -3389,8 +3641,8 @@
             </w:pPr>
             <w:r>
               <w:rPr>
-                <w:b/>
-                <w:bCs/>
+                <w:bCs/>
+                <w:b/>
               </w:rPr>
               <w:t xml:space="preserve">2019</w:t>
             </w:r>
@@ -3419,8 +3671,8 @@
             </w:pPr>
             <w:r>
               <w:rPr>
-                <w:b/>
-                <w:bCs/>
+                <w:bCs/>
+                <w:b/>
               </w:rPr>
               <w:t xml:space="preserve">2019</w:t>
             </w:r>
@@ -3449,8 +3701,8 @@
             </w:pPr>
             <w:r>
               <w:rPr>
-                <w:b/>
-                <w:bCs/>
+                <w:bCs/>
+                <w:b/>
               </w:rPr>
               <w:t xml:space="preserve">2018</w:t>
             </w:r>
@@ -3470,7 +3722,13 @@
               <w:t xml:space="preserve"> </w:t>
             </w:r>
             <w:r>
-              <w:t xml:space="preserve">“Augmented-Reality based Pre-Visualization system for theatrical spaces.”</w:t>
+              <w:t xml:space="preserve">“</w:t>
+            </w:r>
+            <w:r>
+              <w:t xml:space="preserve">Augmented-Reality based Pre-Visualization system for theatrical spaces.</w:t>
+            </w:r>
+            <w:r>
+              <w:t xml:space="preserve">”</w:t>
             </w:r>
             <w:r>
               <w:t xml:space="preserve"> </w:t>
@@ -3491,8 +3749,8 @@
             </w:pPr>
             <w:r>
               <w:rPr>
-                <w:b/>
-                <w:bCs/>
+                <w:bCs/>
+                <w:b/>
               </w:rPr>
               <w:t xml:space="preserve">2018</w:t>
             </w:r>
@@ -3512,7 +3770,13 @@
               <w:t xml:space="preserve"> </w:t>
             </w:r>
             <w:r>
-              <w:t xml:space="preserve">“The Creative Laboratory Project.”</w:t>
+              <w:t xml:space="preserve">“</w:t>
+            </w:r>
+            <w:r>
+              <w:t xml:space="preserve">The Creative Laboratory Project.</w:t>
+            </w:r>
+            <w:r>
+              <w:t xml:space="preserve">”</w:t>
             </w:r>
             <w:r>
               <w:t xml:space="preserve"> </w:t>
@@ -3524,8 +3788,8 @@
         </w:tc>
       </w:tr>
     </w:tbl>
-    <w:bookmarkEnd w:id="22"/>
-    <w:bookmarkStart w:id="23" w:name="scholarships"/>
+    <w:bookmarkEnd w:id="33"/>
+    <w:bookmarkStart w:id="34" w:name="scholarships"/>
     <w:p>
       <w:pPr>
         <w:pStyle w:val="Heading2"/>
@@ -3538,8 +3802,8 @@
       <w:tblPr>
         <w:tblStyle w:val="Table"/>
         <w:tblW w:type="pct" w:w="5000"/>
-        <w:tblLayout w:type="fixed"/>
         <w:tblLook w:firstRow="0" w:lastRow="0" w:firstColumn="0" w:lastColumn="0" w:noHBand="0" w:noVBand="0" w:val="0000"/>
+        <w:jc w:val="start"/>
       </w:tblPr>
       <w:tblGrid>
         <w:gridCol w:w="1941"/>
@@ -3555,8 +3819,8 @@
             </w:pPr>
             <w:r>
               <w:rPr>
-                <w:b/>
-                <w:bCs/>
+                <w:bCs/>
+                <w:b/>
               </w:rPr>
               <w:t xml:space="preserve">2022 – 2026</w:t>
             </w:r>
@@ -3585,8 +3849,8 @@
             </w:pPr>
             <w:r>
               <w:rPr>
-                <w:b/>
-                <w:bCs/>
+                <w:bCs/>
+                <w:b/>
               </w:rPr>
               <w:t xml:space="preserve">2022 – 2026</w:t>
             </w:r>
@@ -3606,8 +3870,8 @@
         </w:tc>
       </w:tr>
     </w:tbl>
-    <w:bookmarkEnd w:id="23"/>
-    <w:bookmarkStart w:id="24" w:name="graduate-supervision"/>
+    <w:bookmarkEnd w:id="34"/>
+    <w:bookmarkStart w:id="35" w:name="graduate-supervision"/>
     <w:p>
       <w:pPr>
         <w:pStyle w:val="Heading2"/>
@@ -3628,8 +3892,8 @@
       <w:tblPr>
         <w:tblStyle w:val="Table"/>
         <w:tblW w:type="pct" w:w="5000"/>
-        <w:tblLayout w:type="fixed"/>
         <w:tblLook w:firstRow="0" w:lastRow="0" w:firstColumn="0" w:lastColumn="0" w:noHBand="0" w:noVBand="0" w:val="0000"/>
+        <w:jc w:val="start"/>
       </w:tblPr>
       <w:tblGrid>
         <w:gridCol w:w="1941"/>
@@ -3645,8 +3909,8 @@
             </w:pPr>
             <w:r>
               <w:rPr>
-                <w:b/>
-                <w:bCs/>
+                <w:bCs/>
+                <w:b/>
               </w:rPr>
               <w:t xml:space="preserve">2022</w:t>
             </w:r>
@@ -3666,7 +3930,13 @@
               <w:t xml:space="preserve"> </w:t>
             </w:r>
             <w:r>
-              <w:t xml:space="preserve">“Bridging Chasms: An Interactive Projection Mapping Installation for Cross-Cultural Exchange of Information.”</w:t>
+              <w:t xml:space="preserve">“</w:t>
+            </w:r>
+            <w:r>
+              <w:t xml:space="preserve">Bridging Chasms: An Interactive Projection Mapping Installation for Cross-Cultural Exchange of Information.</w:t>
+            </w:r>
+            <w:r>
+              <w:t xml:space="preserve">”</w:t>
             </w:r>
             <w:r>
               <w:t xml:space="preserve"> </w:t>
@@ -3687,8 +3957,8 @@
             </w:pPr>
             <w:r>
               <w:rPr>
-                <w:b/>
-                <w:bCs/>
+                <w:bCs/>
+                <w:b/>
               </w:rPr>
               <w:t xml:space="preserve">2021</w:t>
             </w:r>
@@ -3708,7 +3978,13 @@
               <w:t xml:space="preserve"> </w:t>
             </w:r>
             <w:r>
-              <w:t xml:space="preserve">“AR-based Theatrical Design Pre-Visualization using Unreal.”</w:t>
+              <w:t xml:space="preserve">“</w:t>
+            </w:r>
+            <w:r>
+              <w:t xml:space="preserve">AR-based Theatrical Design Pre-Visualization using Unreal.</w:t>
+            </w:r>
+            <w:r>
+              <w:t xml:space="preserve">”</w:t>
             </w:r>
             <w:r>
               <w:t xml:space="preserve"> </w:t>
@@ -3729,8 +4005,8 @@
             </w:pPr>
             <w:r>
               <w:rPr>
-                <w:b/>
-                <w:bCs/>
+                <w:bCs/>
+                <w:b/>
               </w:rPr>
               <w:t xml:space="preserve">2021</w:t>
             </w:r>
@@ -3750,7 +4026,13 @@
               <w:t xml:space="preserve"> </w:t>
             </w:r>
             <w:r>
-              <w:t xml:space="preserve">“Casting and Technology: Revamping the Audition Process.”</w:t>
+              <w:t xml:space="preserve">“</w:t>
+            </w:r>
+            <w:r>
+              <w:t xml:space="preserve">Casting and Technology: Revamping the Audition Process.</w:t>
+            </w:r>
+            <w:r>
+              <w:t xml:space="preserve">”</w:t>
             </w:r>
             <w:r>
               <w:t xml:space="preserve"> </w:t>
@@ -3771,8 +4053,8 @@
             </w:pPr>
             <w:r>
               <w:rPr>
-                <w:b/>
-                <w:bCs/>
+                <w:bCs/>
+                <w:b/>
               </w:rPr>
               <w:t xml:space="preserve">2021</w:t>
             </w:r>
@@ -3792,7 +4074,13 @@
               <w:t xml:space="preserve"> </w:t>
             </w:r>
             <w:r>
-              <w:t xml:space="preserve">“Collider: Using Virtual Reality for Immersive Theatre and the Performing Arts.”</w:t>
+              <w:t xml:space="preserve">“</w:t>
+            </w:r>
+            <w:r>
+              <w:t xml:space="preserve">Collider: Using Virtual Reality for Immersive Theatre and the Performing Arts.</w:t>
+            </w:r>
+            <w:r>
+              <w:t xml:space="preserve">”</w:t>
             </w:r>
             <w:r>
               <w:t xml:space="preserve"> </w:t>
@@ -3813,8 +4101,8 @@
             </w:pPr>
             <w:r>
               <w:rPr>
-                <w:b/>
-                <w:bCs/>
+                <w:bCs/>
+                <w:b/>
               </w:rPr>
               <w:t xml:space="preserve">2020</w:t>
             </w:r>
@@ -3834,7 +4122,13 @@
               <w:t xml:space="preserve"> </w:t>
             </w:r>
             <w:r>
-              <w:t xml:space="preserve">“Happiness In Your Hand: The power of compact Bright Light Therapy.”</w:t>
+              <w:t xml:space="preserve">“</w:t>
+            </w:r>
+            <w:r>
+              <w:t xml:space="preserve">Happiness In Your Hand: The power of compact Bright Light Therapy.</w:t>
+            </w:r>
+            <w:r>
+              <w:t xml:space="preserve">”</w:t>
             </w:r>
             <w:r>
               <w:t xml:space="preserve"> </w:t>
@@ -3855,8 +4149,8 @@
             </w:pPr>
             <w:r>
               <w:rPr>
-                <w:b/>
-                <w:bCs/>
+                <w:bCs/>
+                <w:b/>
               </w:rPr>
               <w:t xml:space="preserve">2020</w:t>
             </w:r>
@@ -3876,7 +4170,13 @@
               <w:t xml:space="preserve"> </w:t>
             </w:r>
             <w:r>
-              <w:t xml:space="preserve">“The Scoop: How to Protect Your Digital Privacy in the Age of Surveillance Capitalism.”</w:t>
+              <w:t xml:space="preserve">“</w:t>
+            </w:r>
+            <w:r>
+              <w:t xml:space="preserve">The Scoop: How to Protect Your Digital Privacy in the Age of Surveillance Capitalism.</w:t>
+            </w:r>
+            <w:r>
+              <w:t xml:space="preserve">”</w:t>
             </w:r>
             <w:r>
               <w:t xml:space="preserve"> </w:t>
@@ -3897,8 +4197,8 @@
             </w:pPr>
             <w:r>
               <w:rPr>
-                <w:b/>
-                <w:bCs/>
+                <w:bCs/>
+                <w:b/>
               </w:rPr>
               <w:t xml:space="preserve">2020</w:t>
             </w:r>
@@ -3918,7 +4218,13 @@
               <w:t xml:space="preserve"> </w:t>
             </w:r>
             <w:r>
-              <w:t xml:space="preserve">“Live Video in Theatrical Productions.”</w:t>
+              <w:t xml:space="preserve">“</w:t>
+            </w:r>
+            <w:r>
+              <w:t xml:space="preserve">Live Video in Theatrical Productions.</w:t>
+            </w:r>
+            <w:r>
+              <w:t xml:space="preserve">”</w:t>
             </w:r>
             <w:r>
               <w:t xml:space="preserve"> </w:t>
@@ -3939,8 +4245,8 @@
             </w:pPr>
             <w:r>
               <w:rPr>
-                <w:b/>
-                <w:bCs/>
+                <w:bCs/>
+                <w:b/>
               </w:rPr>
               <w:t xml:space="preserve">2018</w:t>
             </w:r>
@@ -3960,7 +4266,13 @@
               <w:t xml:space="preserve"> </w:t>
             </w:r>
             <w:r>
-              <w:t xml:space="preserve">“Extending the human umwelt: Reframing our understanding of an environment via mixed reality and digital soundscapes/visualizations.”</w:t>
+              <w:t xml:space="preserve">“</w:t>
+            </w:r>
+            <w:r>
+              <w:t xml:space="preserve">Extending the human umwelt: Reframing our understanding of an environment via mixed reality and digital soundscapes/visualizations.</w:t>
+            </w:r>
+            <w:r>
+              <w:t xml:space="preserve">”</w:t>
             </w:r>
             <w:r>
               <w:t xml:space="preserve"> </w:t>
@@ -3981,8 +4293,8 @@
             </w:pPr>
             <w:r>
               <w:rPr>
-                <w:b/>
-                <w:bCs/>
+                <w:bCs/>
+                <w:b/>
               </w:rPr>
               <w:t xml:space="preserve">2017</w:t>
             </w:r>
@@ -4002,7 +4314,13 @@
               <w:t xml:space="preserve"> </w:t>
             </w:r>
             <w:r>
-              <w:t xml:space="preserve">“The A.I. Storyteller: Perpetuating Orality Using Developments in Machine Learning.”</w:t>
+              <w:t xml:space="preserve">“</w:t>
+            </w:r>
+            <w:r>
+              <w:t xml:space="preserve">The A.I. Storyteller: Perpetuating Orality Using Developments in Machine Learning.</w:t>
+            </w:r>
+            <w:r>
+              <w:t xml:space="preserve">”</w:t>
             </w:r>
             <w:r>
               <w:t xml:space="preserve"> </w:t>
@@ -4014,8 +4332,8 @@
         </w:tc>
       </w:tr>
     </w:tbl>
-    <w:bookmarkEnd w:id="24"/>
-    <w:bookmarkStart w:id="25" w:name="courses-taught"/>
+    <w:bookmarkEnd w:id="35"/>
+    <w:bookmarkStart w:id="36" w:name="courses-taught"/>
     <w:p>
       <w:pPr>
         <w:pStyle w:val="Heading2"/>
@@ -4026,11 +4344,11 @@
     </w:p>
     <w:p>
       <w:pPr>
-        <w:pStyle w:val="Compact"/>
         <w:numPr>
           <w:ilvl w:val="0"/>
           <w:numId w:val="1001"/>
         </w:numPr>
+        <w:pStyle w:val="Compact"/>
       </w:pPr>
       <w:r>
         <w:t xml:space="preserve">PFZ 100 — Performance Foundation (F 2025) (created course)</w:t>
@@ -4038,11 +4356,11 @@
     </w:p>
     <w:p>
       <w:pPr>
-        <w:pStyle w:val="Compact"/>
         <w:numPr>
           <w:ilvl w:val="0"/>
           <w:numId w:val="1001"/>
         </w:numPr>
+        <w:pStyle w:val="Compact"/>
       </w:pPr>
       <w:r>
         <w:t xml:space="preserve">THP 400 — Creative Performance Studies VII: The Frankenstein Project (F 2025) (created course, with Debashis Sinha)</w:t>
@@ -4050,11 +4368,11 @@
     </w:p>
     <w:p>
       <w:pPr>
-        <w:pStyle w:val="Compact"/>
         <w:numPr>
           <w:ilvl w:val="0"/>
           <w:numId w:val="1001"/>
         </w:numPr>
+        <w:pStyle w:val="Compact"/>
       </w:pPr>
       <w:r>
         <w:t xml:space="preserve">FCD 816 — Global Campus Studio (F 2025)</w:t>
@@ -4062,11 +4380,11 @@
     </w:p>
     <w:p>
       <w:pPr>
-        <w:pStyle w:val="Compact"/>
         <w:numPr>
           <w:ilvl w:val="0"/>
           <w:numId w:val="1001"/>
         </w:numPr>
+        <w:pStyle w:val="Compact"/>
       </w:pPr>
       <w:r>
         <w:t xml:space="preserve">FCD 230 — New York City Experience: Creative Enterprise (S 2025, S 2026) (created travel intensive; taught as overload)</w:t>
@@ -4074,11 +4392,11 @@
     </w:p>
     <w:p>
       <w:pPr>
-        <w:pStyle w:val="Compact"/>
         <w:numPr>
           <w:ilvl w:val="0"/>
           <w:numId w:val="1001"/>
         </w:numPr>
+        <w:pStyle w:val="Compact"/>
       </w:pPr>
       <w:r>
         <w:t xml:space="preserve">THP 403 — Travel Intensive to Oulu, Finland (F 2024)</w:t>
@@ -4086,11 +4404,11 @@
     </w:p>
     <w:p>
       <w:pPr>
-        <w:pStyle w:val="Compact"/>
         <w:numPr>
           <w:ilvl w:val="0"/>
           <w:numId w:val="1001"/>
         </w:numPr>
+        <w:pStyle w:val="Compact"/>
       </w:pPr>
       <w:r>
         <w:t xml:space="preserve">THP 350 — Projection Design (F 2019–24) (created course)</w:t>
@@ -4098,11 +4416,11 @@
     </w:p>
     <w:p>
       <w:pPr>
-        <w:pStyle w:val="Compact"/>
         <w:numPr>
           <w:ilvl w:val="0"/>
           <w:numId w:val="1001"/>
         </w:numPr>
+        <w:pStyle w:val="Compact"/>
       </w:pPr>
       <w:r>
         <w:t xml:space="preserve">THP 301–403 — Production Technique (W 2017 – F 2022)</w:t>
@@ -4110,11 +4428,11 @@
     </w:p>
     <w:p>
       <w:pPr>
-        <w:pStyle w:val="Compact"/>
         <w:numPr>
           <w:ilvl w:val="0"/>
           <w:numId w:val="1001"/>
         </w:numPr>
+        <w:pStyle w:val="Compact"/>
       </w:pPr>
       <w:r>
         <w:t xml:space="preserve">THP 800 — Independent Study (W 2017–20, F 2020, W 2022, W 2024)</w:t>
@@ -4122,11 +4440,11 @@
     </w:p>
     <w:p>
       <w:pPr>
-        <w:pStyle w:val="Compact"/>
         <w:numPr>
           <w:ilvl w:val="0"/>
           <w:numId w:val="1001"/>
         </w:numPr>
+        <w:pStyle w:val="Compact"/>
       </w:pPr>
       <w:r>
         <w:t xml:space="preserve">THT 582 — Show Systems Engineering (W 2020, F 2021, F 2023) (redesigned course)</w:t>
@@ -4134,11 +4452,11 @@
     </w:p>
     <w:p>
       <w:pPr>
-        <w:pStyle w:val="Compact"/>
         <w:numPr>
           <w:ilvl w:val="0"/>
           <w:numId w:val="1001"/>
         </w:numPr>
+        <w:pStyle w:val="Compact"/>
       </w:pPr>
       <w:r>
         <w:t xml:space="preserve">THT 582 — Scenic Automation (F 2017)</w:t>
@@ -4146,11 +4464,11 @@
     </w:p>
     <w:p>
       <w:pPr>
-        <w:pStyle w:val="Compact"/>
         <w:numPr>
           <w:ilvl w:val="0"/>
           <w:numId w:val="1001"/>
         </w:numPr>
+        <w:pStyle w:val="Compact"/>
       </w:pPr>
       <w:r>
         <w:t xml:space="preserve">THP 500 — Conceiving the Production (F 2018)</w:t>
@@ -4158,11 +4476,11 @@
     </w:p>
     <w:p>
       <w:pPr>
-        <w:pStyle w:val="Compact"/>
         <w:numPr>
           <w:ilvl w:val="0"/>
           <w:numId w:val="1001"/>
         </w:numPr>
+        <w:pStyle w:val="Compact"/>
       </w:pPr>
       <w:r>
         <w:t xml:space="preserve">THF 501 — Research Methods (W 2018–19)</w:t>
@@ -4170,11 +4488,11 @@
     </w:p>
     <w:p>
       <w:pPr>
-        <w:pStyle w:val="Compact"/>
         <w:numPr>
           <w:ilvl w:val="0"/>
           <w:numId w:val="1001"/>
         </w:numPr>
+        <w:pStyle w:val="Compact"/>
       </w:pPr>
       <w:r>
         <w:t xml:space="preserve">THP 102 — Production Technique II (W 2017, 2021–24) (lighting section 2017; projection design section 2022–24)</w:t>
@@ -4182,11 +4500,11 @@
     </w:p>
     <w:p>
       <w:pPr>
-        <w:pStyle w:val="Compact"/>
         <w:numPr>
           <w:ilvl w:val="0"/>
           <w:numId w:val="1001"/>
         </w:numPr>
+        <w:pStyle w:val="Compact"/>
       </w:pPr>
       <w:r>
         <w:t xml:space="preserve">THP 202 — Production Technique IV (W 2018–24) (projection design section)</w:t>
@@ -4194,11 +4512,11 @@
     </w:p>
     <w:p>
       <w:pPr>
-        <w:pStyle w:val="Compact"/>
         <w:numPr>
           <w:ilvl w:val="0"/>
           <w:numId w:val="1001"/>
         </w:numPr>
+        <w:pStyle w:val="Compact"/>
       </w:pPr>
       <w:r>
         <w:t xml:space="preserve">THP 660 — Projection Design: Special Topics (W 2022) (created course)</w:t>
@@ -4206,11 +4524,11 @@
     </w:p>
     <w:p>
       <w:pPr>
-        <w:pStyle w:val="Compact"/>
         <w:numPr>
           <w:ilvl w:val="0"/>
           <w:numId w:val="1001"/>
         </w:numPr>
+        <w:pStyle w:val="Compact"/>
       </w:pPr>
       <w:r>
         <w:t xml:space="preserve">THF 101 — Elements of Production (F 2016, 2019, 2020)</w:t>
@@ -4218,11 +4536,11 @@
     </w:p>
     <w:p>
       <w:pPr>
-        <w:pStyle w:val="Compact"/>
         <w:numPr>
           <w:ilvl w:val="0"/>
           <w:numId w:val="1001"/>
         </w:numPr>
+        <w:pStyle w:val="Compact"/>
       </w:pPr>
       <w:r>
         <w:t xml:space="preserve">THM 301 — Technical Direction (F 2016)</w:t>
@@ -4230,18 +4548,18 @@
     </w:p>
     <w:p>
       <w:pPr>
-        <w:pStyle w:val="Compact"/>
         <w:numPr>
           <w:ilvl w:val="0"/>
           <w:numId w:val="1001"/>
         </w:numPr>
+        <w:pStyle w:val="Compact"/>
       </w:pPr>
       <w:r>
         <w:t xml:space="preserve">CRI 815 — Creative Impact Supercourse I, Creative Industries (F 2018)</w:t>
       </w:r>
     </w:p>
-    <w:bookmarkEnd w:id="25"/>
-    <w:bookmarkStart w:id="26" w:name="service"/>
+    <w:bookmarkEnd w:id="36"/>
+    <w:bookmarkStart w:id="37" w:name="service"/>
     <w:p>
       <w:pPr>
         <w:pStyle w:val="Heading2"/>
@@ -4254,8 +4572,8 @@
       <w:tblPr>
         <w:tblStyle w:val="Table"/>
         <w:tblW w:type="pct" w:w="5000"/>
-        <w:tblLayout w:type="fixed"/>
         <w:tblLook w:firstRow="0" w:lastRow="0" w:firstColumn="0" w:lastColumn="0" w:noHBand="0" w:noVBand="0" w:val="0000"/>
+        <w:jc w:val="start"/>
       </w:tblPr>
       <w:tblGrid>
         <w:gridCol w:w="1941"/>
@@ -4271,8 +4589,8 @@
             </w:pPr>
             <w:r>
               <w:rPr>
-                <w:b/>
-                <w:bCs/>
+                <w:bCs/>
+                <w:b/>
               </w:rPr>
               <w:t xml:space="preserve">2026-06 – present</w:t>
             </w:r>
@@ -4301,8 +4619,8 @@
             </w:pPr>
             <w:r>
               <w:rPr>
-                <w:b/>
-                <w:bCs/>
+                <w:bCs/>
+                <w:b/>
               </w:rPr>
               <w:t xml:space="preserve">2026-04</w:t>
             </w:r>
@@ -4331,8 +4649,8 @@
             </w:pPr>
             <w:r>
               <w:rPr>
-                <w:b/>
-                <w:bCs/>
+                <w:bCs/>
+                <w:b/>
               </w:rPr>
               <w:t xml:space="preserve">2025-07 – present</w:t>
             </w:r>
@@ -4361,8 +4679,8 @@
             </w:pPr>
             <w:r>
               <w:rPr>
-                <w:b/>
-                <w:bCs/>
+                <w:bCs/>
+                <w:b/>
               </w:rPr>
               <w:t xml:space="preserve">2025-02 – present</w:t>
             </w:r>
@@ -4391,8 +4709,8 @@
             </w:pPr>
             <w:r>
               <w:rPr>
-                <w:b/>
-                <w:bCs/>
+                <w:bCs/>
+                <w:b/>
               </w:rPr>
               <w:t xml:space="preserve">2024-12 – present</w:t>
             </w:r>
@@ -4421,8 +4739,8 @@
             </w:pPr>
             <w:r>
               <w:rPr>
-                <w:b/>
-                <w:bCs/>
+                <w:bCs/>
+                <w:b/>
               </w:rPr>
               <w:t xml:space="preserve">2025-04 – present</w:t>
             </w:r>
@@ -4451,8 +4769,8 @@
             </w:pPr>
             <w:r>
               <w:rPr>
-                <w:b/>
-                <w:bCs/>
+                <w:bCs/>
+                <w:b/>
               </w:rPr>
               <w:t xml:space="preserve">2024-06 – present</w:t>
             </w:r>
@@ -4481,8 +4799,8 @@
             </w:pPr>
             <w:r>
               <w:rPr>
-                <w:b/>
-                <w:bCs/>
+                <w:bCs/>
+                <w:b/>
               </w:rPr>
               <w:t xml:space="preserve">2023-10 – present</w:t>
             </w:r>
@@ -4511,8 +4829,8 @@
             </w:pPr>
             <w:r>
               <w:rPr>
-                <w:b/>
-                <w:bCs/>
+                <w:bCs/>
+                <w:b/>
               </w:rPr>
               <w:t xml:space="preserve">2023 – present</w:t>
             </w:r>
@@ -4541,8 +4859,8 @@
             </w:pPr>
             <w:r>
               <w:rPr>
-                <w:b/>
-                <w:bCs/>
+                <w:bCs/>
+                <w:b/>
               </w:rPr>
               <w:t xml:space="preserve">2023 – 2024</w:t>
             </w:r>
@@ -4571,8 +4889,8 @@
             </w:pPr>
             <w:r>
               <w:rPr>
-                <w:b/>
-                <w:bCs/>
+                <w:bCs/>
+                <w:b/>
               </w:rPr>
               <w:t xml:space="preserve">2023 – 2024</w:t>
             </w:r>
@@ -4601,8 +4919,8 @@
             </w:pPr>
             <w:r>
               <w:rPr>
-                <w:b/>
-                <w:bCs/>
+                <w:bCs/>
+                <w:b/>
               </w:rPr>
               <w:t xml:space="preserve">2023</w:t>
             </w:r>
@@ -4631,8 +4949,8 @@
             </w:pPr>
             <w:r>
               <w:rPr>
-                <w:b/>
-                <w:bCs/>
+                <w:bCs/>
+                <w:b/>
               </w:rPr>
               <w:t xml:space="preserve">2022 – 2024</w:t>
             </w:r>
@@ -4661,8 +4979,8 @@
             </w:pPr>
             <w:r>
               <w:rPr>
-                <w:b/>
-                <w:bCs/>
+                <w:bCs/>
+                <w:b/>
               </w:rPr>
               <w:t xml:space="preserve">2022-03 – 2023</w:t>
             </w:r>
@@ -4691,8 +5009,8 @@
             </w:pPr>
             <w:r>
               <w:rPr>
-                <w:b/>
-                <w:bCs/>
+                <w:bCs/>
+                <w:b/>
               </w:rPr>
               <w:t xml:space="preserve">2021 – 2022</w:t>
             </w:r>
@@ -4721,8 +5039,8 @@
             </w:pPr>
             <w:r>
               <w:rPr>
-                <w:b/>
-                <w:bCs/>
+                <w:bCs/>
+                <w:b/>
               </w:rPr>
               <w:t xml:space="preserve">2021</w:t>
             </w:r>
@@ -4751,8 +5069,8 @@
             </w:pPr>
             <w:r>
               <w:rPr>
-                <w:b/>
-                <w:bCs/>
+                <w:bCs/>
+                <w:b/>
               </w:rPr>
               <w:t xml:space="preserve">2020 – 2023</w:t>
             </w:r>
@@ -4781,8 +5099,8 @@
             </w:pPr>
             <w:r>
               <w:rPr>
-                <w:b/>
-                <w:bCs/>
+                <w:bCs/>
+                <w:b/>
               </w:rPr>
               <w:t xml:space="preserve">2020 – 2021</w:t>
             </w:r>
@@ -4811,8 +5129,8 @@
             </w:pPr>
             <w:r>
               <w:rPr>
-                <w:b/>
-                <w:bCs/>
+                <w:bCs/>
+                <w:b/>
               </w:rPr>
               <w:t xml:space="preserve">2020 – present</w:t>
             </w:r>
@@ -4841,8 +5159,8 @@
             </w:pPr>
             <w:r>
               <w:rPr>
-                <w:b/>
-                <w:bCs/>
+                <w:bCs/>
+                <w:b/>
               </w:rPr>
               <w:t xml:space="preserve">2020</w:t>
             </w:r>
@@ -4871,8 +5189,8 @@
             </w:pPr>
             <w:r>
               <w:rPr>
-                <w:b/>
-                <w:bCs/>
+                <w:bCs/>
+                <w:b/>
               </w:rPr>
               <w:t xml:space="preserve">2020-09 – 2021-09</w:t>
             </w:r>
@@ -4901,8 +5219,8 @@
             </w:pPr>
             <w:r>
               <w:rPr>
-                <w:b/>
-                <w:bCs/>
+                <w:bCs/>
+                <w:b/>
               </w:rPr>
               <w:t xml:space="preserve">2019 – 2022</w:t>
             </w:r>
@@ -4931,8 +5249,8 @@
             </w:pPr>
             <w:r>
               <w:rPr>
-                <w:b/>
-                <w:bCs/>
+                <w:bCs/>
+                <w:b/>
               </w:rPr>
               <w:t xml:space="preserve">2018 – 2022</w:t>
             </w:r>
@@ -4961,8 +5279,8 @@
             </w:pPr>
             <w:r>
               <w:rPr>
-                <w:b/>
-                <w:bCs/>
+                <w:bCs/>
+                <w:b/>
               </w:rPr>
               <w:t xml:space="preserve">2018 – 2023</w:t>
             </w:r>
@@ -4991,8 +5309,8 @@
             </w:pPr>
             <w:r>
               <w:rPr>
-                <w:b/>
-                <w:bCs/>
+                <w:bCs/>
+                <w:b/>
               </w:rPr>
               <w:t xml:space="preserve">2018 – 2020</w:t>
             </w:r>
@@ -5021,8 +5339,8 @@
             </w:pPr>
             <w:r>
               <w:rPr>
-                <w:b/>
-                <w:bCs/>
+                <w:bCs/>
+                <w:b/>
               </w:rPr>
               <w:t xml:space="preserve">2017 – present</w:t>
             </w:r>
@@ -5051,8 +5369,8 @@
             </w:pPr>
             <w:r>
               <w:rPr>
-                <w:b/>
-                <w:bCs/>
+                <w:bCs/>
+                <w:b/>
               </w:rPr>
               <w:t xml:space="preserve">2017 – present</w:t>
             </w:r>
@@ -5081,8 +5399,8 @@
             </w:pPr>
             <w:r>
               <w:rPr>
-                <w:b/>
-                <w:bCs/>
+                <w:bCs/>
+                <w:b/>
               </w:rPr>
               <w:t xml:space="preserve">2016 – 2021</w:t>
             </w:r>
@@ -5102,8 +5420,8 @@
         </w:tc>
       </w:tr>
     </w:tbl>
-    <w:bookmarkEnd w:id="26"/>
-    <w:bookmarkStart w:id="27" w:name="memberships-and-collectives"/>
+    <w:bookmarkEnd w:id="37"/>
+    <w:bookmarkStart w:id="38" w:name="memberships-and-collectives"/>
     <w:p>
       <w:pPr>
         <w:pStyle w:val="Heading2"/>
@@ -5116,8 +5434,8 @@
       <w:tblPr>
         <w:tblStyle w:val="Table"/>
         <w:tblW w:type="pct" w:w="5000"/>
-        <w:tblLayout w:type="fixed"/>
         <w:tblLook w:firstRow="0" w:lastRow="0" w:firstColumn="0" w:lastColumn="0" w:noHBand="0" w:noVBand="0" w:val="0000"/>
+        <w:jc w:val="start"/>
       </w:tblPr>
       <w:tblGrid>
         <w:gridCol w:w="1941"/>
@@ -5133,8 +5451,8 @@
             </w:pPr>
             <w:r>
               <w:rPr>
-                <w:b/>
-                <w:bCs/>
+                <w:bCs/>
+                <w:b/>
               </w:rPr>
               <w:t xml:space="preserve">2025 – present</w:t>
             </w:r>
@@ -5163,8 +5481,8 @@
             </w:pPr>
             <w:r>
               <w:rPr>
-                <w:b/>
-                <w:bCs/>
+                <w:bCs/>
+                <w:b/>
               </w:rPr>
               <w:t xml:space="preserve">2023 – present</w:t>
             </w:r>
@@ -5193,8 +5511,8 @@
             </w:pPr>
             <w:r>
               <w:rPr>
-                <w:b/>
-                <w:bCs/>
+                <w:bCs/>
+                <w:b/>
               </w:rPr>
               <w:t xml:space="preserve">2022 – 2023</w:t>
             </w:r>
@@ -5223,8 +5541,8 @@
             </w:pPr>
             <w:r>
               <w:rPr>
-                <w:b/>
-                <w:bCs/>
+                <w:bCs/>
+                <w:b/>
               </w:rPr>
               <w:t xml:space="preserve">2021 – 2022</w:t>
             </w:r>
@@ -5253,8 +5571,8 @@
             </w:pPr>
             <w:r>
               <w:rPr>
-                <w:b/>
-                <w:bCs/>
+                <w:bCs/>
+                <w:b/>
               </w:rPr>
               <w:t xml:space="preserve">2019 – present</w:t>
             </w:r>
@@ -5283,8 +5601,8 @@
             </w:pPr>
             <w:r>
               <w:rPr>
-                <w:b/>
-                <w:bCs/>
+                <w:bCs/>
+                <w:b/>
               </w:rPr>
               <w:t xml:space="preserve">2018 – present</w:t>
             </w:r>
@@ -5313,8 +5631,8 @@
             </w:pPr>
             <w:r>
               <w:rPr>
-                <w:b/>
-                <w:bCs/>
+                <w:bCs/>
+                <w:b/>
               </w:rPr>
               <w:t xml:space="preserve">2018 – present</w:t>
             </w:r>
@@ -5334,8 +5652,8 @@
         </w:tc>
       </w:tr>
     </w:tbl>
-    <w:bookmarkEnd w:id="27"/>
-    <w:bookmarkStart w:id="28" w:name="interviews-and-media"/>
+    <w:bookmarkEnd w:id="38"/>
+    <w:bookmarkStart w:id="39" w:name="interviews-and-media"/>
     <w:p>
       <w:pPr>
         <w:pStyle w:val="Heading2"/>
@@ -5348,8 +5666,8 @@
       <w:tblPr>
         <w:tblStyle w:val="Table"/>
         <w:tblW w:type="pct" w:w="5000"/>
-        <w:tblLayout w:type="fixed"/>
         <w:tblLook w:firstRow="0" w:lastRow="0" w:firstColumn="0" w:lastColumn="0" w:noHBand="0" w:noVBand="0" w:val="0000"/>
+        <w:jc w:val="start"/>
       </w:tblPr>
       <w:tblGrid>
         <w:gridCol w:w="1941"/>
@@ -5365,8 +5683,8 @@
             </w:pPr>
             <w:r>
               <w:rPr>
-                <w:b/>
-                <w:bCs/>
+                <w:bCs/>
+                <w:b/>
               </w:rPr>
               <w:t xml:space="preserve">2023</w:t>
             </w:r>
@@ -5380,7 +5698,13 @@
               <w:jc w:val="left"/>
             </w:pPr>
             <w:r>
-              <w:t xml:space="preserve">“Get the inside scoop on game-changing innovations in augmented reality with the new VisionPro.”</w:t>
+              <w:t xml:space="preserve">“</w:t>
+            </w:r>
+            <w:r>
+              <w:t xml:space="preserve">Get the inside scoop on game-changing innovations in augmented reality with the new VisionPro.</w:t>
+            </w:r>
+            <w:r>
+              <w:t xml:space="preserve">”</w:t>
             </w:r>
             <w:r>
               <w:t xml:space="preserve"> </w:t>
@@ -5401,8 +5725,8 @@
             </w:pPr>
             <w:r>
               <w:rPr>
-                <w:b/>
-                <w:bCs/>
+                <w:bCs/>
+                <w:b/>
               </w:rPr>
               <w:t xml:space="preserve">2023</w:t>
             </w:r>
@@ -5431,8 +5755,8 @@
             </w:pPr>
             <w:r>
               <w:rPr>
-                <w:b/>
-                <w:bCs/>
+                <w:bCs/>
+                <w:b/>
               </w:rPr>
               <w:t xml:space="preserve">2022</w:t>
             </w:r>
@@ -5446,7 +5770,13 @@
               <w:jc w:val="left"/>
             </w:pPr>
             <w:r>
-              <w:t xml:space="preserve">“Students Are Excited And Hopeful For What The Metaverse May Bring.”</w:t>
+              <w:t xml:space="preserve">“</w:t>
+            </w:r>
+            <w:r>
+              <w:t xml:space="preserve">Students Are Excited And Hopeful For What The Metaverse May Bring.</w:t>
+            </w:r>
+            <w:r>
+              <w:t xml:space="preserve">”</w:t>
             </w:r>
             <w:r>
               <w:t xml:space="preserve"> </w:t>
@@ -5467,8 +5797,8 @@
             </w:pPr>
             <w:r>
               <w:rPr>
-                <w:b/>
-                <w:bCs/>
+                <w:bCs/>
+                <w:b/>
               </w:rPr>
               <w:t xml:space="preserve">2022</w:t>
             </w:r>
@@ -5482,7 +5812,13 @@
               <w:jc w:val="left"/>
             </w:pPr>
             <w:r>
-              <w:t xml:space="preserve">“Michael F. Bergmann On The Merging of Live Arts and Technology.”</w:t>
+              <w:t xml:space="preserve">“</w:t>
+            </w:r>
+            <w:r>
+              <w:t xml:space="preserve">Michael F. Bergmann On The Merging of Live Arts and Technology.</w:t>
+            </w:r>
+            <w:r>
+              <w:t xml:space="preserve">”</w:t>
             </w:r>
             <w:r>
               <w:t xml:space="preserve"> </w:t>
@@ -5503,8 +5839,8 @@
             </w:pPr>
             <w:r>
               <w:rPr>
-                <w:b/>
-                <w:bCs/>
+                <w:bCs/>
+                <w:b/>
               </w:rPr>
               <w:t xml:space="preserve">2021</w:t>
             </w:r>
@@ -5518,7 +5854,13 @@
               <w:jc w:val="left"/>
             </w:pPr>
             <w:r>
-              <w:t xml:space="preserve">“Emerging technology that’s here to stay.”</w:t>
+              <w:t xml:space="preserve">“</w:t>
+            </w:r>
+            <w:r>
+              <w:t xml:space="preserve">Emerging technology that’s here to stay.</w:t>
+            </w:r>
+            <w:r>
+              <w:t xml:space="preserve">”</w:t>
             </w:r>
             <w:r>
               <w:t xml:space="preserve"> </w:t>
@@ -5539,8 +5881,8 @@
             </w:pPr>
             <w:r>
               <w:rPr>
-                <w:b/>
-                <w:bCs/>
+                <w:bCs/>
+                <w:b/>
               </w:rPr>
               <w:t xml:space="preserve">2020</w:t>
             </w:r>
@@ -5554,7 +5896,13 @@
               <w:jc w:val="left"/>
             </w:pPr>
             <w:r>
-              <w:t xml:space="preserve">“Can you feel empathy for a dancing robot?”</w:t>
+              <w:t xml:space="preserve">“</w:t>
+            </w:r>
+            <w:r>
+              <w:t xml:space="preserve">Can you feel empathy for a dancing robot?</w:t>
+            </w:r>
+            <w:r>
+              <w:t xml:space="preserve">”</w:t>
             </w:r>
             <w:r>
               <w:t xml:space="preserve"> </w:t>
@@ -5575,8 +5923,8 @@
             </w:pPr>
             <w:r>
               <w:rPr>
-                <w:b/>
-                <w:bCs/>
+                <w:bCs/>
+                <w:b/>
               </w:rPr>
               <w:t xml:space="preserve">2020</w:t>
             </w:r>
@@ -5590,7 +5938,13 @@
               <w:jc w:val="left"/>
             </w:pPr>
             <w:r>
-              <w:t xml:space="preserve">“FCAD students embrace opportunity to redefine performance.”</w:t>
+              <w:t xml:space="preserve">“</w:t>
+            </w:r>
+            <w:r>
+              <w:t xml:space="preserve">FCAD students embrace opportunity to redefine performance.</w:t>
+            </w:r>
+            <w:r>
+              <w:t xml:space="preserve">”</w:t>
             </w:r>
             <w:r>
               <w:t xml:space="preserve"> </w:t>
@@ -5611,8 +5965,8 @@
             </w:pPr>
             <w:r>
               <w:rPr>
-                <w:b/>
-                <w:bCs/>
+                <w:bCs/>
+                <w:b/>
               </w:rPr>
               <w:t xml:space="preserve">2019</w:t>
             </w:r>
@@ -5626,7 +5980,13 @@
               <w:jc w:val="left"/>
             </w:pPr>
             <w:r>
-              <w:t xml:space="preserve">“Premiere of robot dance performance launches Creative Technology Lab.”</w:t>
+              <w:t xml:space="preserve">“</w:t>
+            </w:r>
+            <w:r>
+              <w:t xml:space="preserve">Premiere of robot dance performance launches Creative Technology Lab.</w:t>
+            </w:r>
+            <w:r>
+              <w:t xml:space="preserve">”</w:t>
             </w:r>
             <w:r>
               <w:t xml:space="preserve"> </w:t>
@@ -5647,8 +6007,8 @@
             </w:pPr>
             <w:r>
               <w:rPr>
-                <w:b/>
-                <w:bCs/>
+                <w:bCs/>
+                <w:b/>
               </w:rPr>
               <w:t xml:space="preserve">2015</w:t>
             </w:r>
@@ -5668,9 +6028,9 @@
         </w:tc>
       </w:tr>
     </w:tbl>
-    <w:bookmarkEnd w:id="28"/>
-    <w:bookmarkEnd w:id="29"/>
-    <w:bookmarkStart w:id="37" w:name="X23ca0d5c74b61a3cf96cce7740ff36e59456ae0"/>
+    <w:bookmarkEnd w:id="39"/>
+    <w:bookmarkEnd w:id="40"/>
+    <w:bookmarkStart w:id="48" w:name="X23ca0d5c74b61a3cf96cce7740ff36e59456ae0"/>
     <w:p>
       <w:pPr>
         <w:pStyle w:val="Heading1"/>
@@ -5679,7 +6039,7 @@
         <w:t xml:space="preserve">Archive: Complete Design and Production Record</w:t>
       </w:r>
     </w:p>
-    <w:bookmarkStart w:id="30" w:name="projection-design"/>
+    <w:bookmarkStart w:id="41" w:name="projection-design"/>
     <w:p>
       <w:pPr>
         <w:pStyle w:val="Heading2"/>
@@ -5692,8 +6052,8 @@
       <w:tblPr>
         <w:tblStyle w:val="Table"/>
         <w:tblW w:type="pct" w:w="5000"/>
-        <w:tblLayout w:type="fixed"/>
         <w:tblLook w:firstRow="0" w:lastRow="0" w:firstColumn="0" w:lastColumn="0" w:noHBand="0" w:noVBand="0" w:val="0000"/>
+        <w:jc w:val="start"/>
       </w:tblPr>
       <w:tblGrid>
         <w:gridCol w:w="1941"/>
@@ -5709,8 +6069,8 @@
             </w:pPr>
             <w:r>
               <w:rPr>
-                <w:b/>
-                <w:bCs/>
+                <w:bCs/>
+                <w:b/>
               </w:rPr>
               <w:t xml:space="preserve">2019</w:t>
             </w:r>
@@ -5739,8 +6099,8 @@
             </w:pPr>
             <w:r>
               <w:rPr>
-                <w:b/>
-                <w:bCs/>
+                <w:bCs/>
+                <w:b/>
               </w:rPr>
               <w:t xml:space="preserve">2019</w:t>
             </w:r>
@@ -5769,8 +6129,8 @@
             </w:pPr>
             <w:r>
               <w:rPr>
-                <w:b/>
-                <w:bCs/>
+                <w:bCs/>
+                <w:b/>
               </w:rPr>
               <w:t xml:space="preserve">2018</w:t>
             </w:r>
@@ -5799,8 +6159,8 @@
             </w:pPr>
             <w:r>
               <w:rPr>
-                <w:b/>
-                <w:bCs/>
+                <w:bCs/>
+                <w:b/>
               </w:rPr>
               <w:t xml:space="preserve">2018</w:t>
             </w:r>
@@ -5829,8 +6189,8 @@
             </w:pPr>
             <w:r>
               <w:rPr>
-                <w:b/>
-                <w:bCs/>
+                <w:bCs/>
+                <w:b/>
               </w:rPr>
               <w:t xml:space="preserve">2018</w:t>
             </w:r>
@@ -5859,8 +6219,8 @@
             </w:pPr>
             <w:r>
               <w:rPr>
-                <w:b/>
-                <w:bCs/>
+                <w:bCs/>
+                <w:b/>
               </w:rPr>
               <w:t xml:space="preserve">2017</w:t>
             </w:r>
@@ -5889,8 +6249,8 @@
             </w:pPr>
             <w:r>
               <w:rPr>
-                <w:b/>
-                <w:bCs/>
+                <w:bCs/>
+                <w:b/>
               </w:rPr>
               <w:t xml:space="preserve">2016</w:t>
             </w:r>
@@ -5919,8 +6279,8 @@
             </w:pPr>
             <w:r>
               <w:rPr>
-                <w:b/>
-                <w:bCs/>
+                <w:bCs/>
+                <w:b/>
               </w:rPr>
               <w:t xml:space="preserve">2016</w:t>
             </w:r>
@@ -5949,8 +6309,8 @@
             </w:pPr>
             <w:r>
               <w:rPr>
-                <w:b/>
-                <w:bCs/>
+                <w:bCs/>
+                <w:b/>
               </w:rPr>
               <w:t xml:space="preserve">2014</w:t>
             </w:r>
@@ -5979,8 +6339,8 @@
             </w:pPr>
             <w:r>
               <w:rPr>
-                <w:b/>
-                <w:bCs/>
+                <w:bCs/>
+                <w:b/>
               </w:rPr>
               <w:t xml:space="preserve">2014</w:t>
             </w:r>
@@ -6009,8 +6369,8 @@
             </w:pPr>
             <w:r>
               <w:rPr>
-                <w:b/>
-                <w:bCs/>
+                <w:bCs/>
+                <w:b/>
               </w:rPr>
               <w:t xml:space="preserve">2013 – 2014</w:t>
             </w:r>
@@ -6039,8 +6399,8 @@
             </w:pPr>
             <w:r>
               <w:rPr>
-                <w:b/>
-                <w:bCs/>
+                <w:bCs/>
+                <w:b/>
               </w:rPr>
               <w:t xml:space="preserve">2012</w:t>
             </w:r>
@@ -6069,8 +6429,8 @@
             </w:pPr>
             <w:r>
               <w:rPr>
-                <w:b/>
-                <w:bCs/>
+                <w:bCs/>
+                <w:b/>
               </w:rPr>
               <w:t xml:space="preserve">2012</w:t>
             </w:r>
@@ -6099,8 +6459,8 @@
             </w:pPr>
             <w:r>
               <w:rPr>
-                <w:b/>
-                <w:bCs/>
+                <w:bCs/>
+                <w:b/>
               </w:rPr>
               <w:t xml:space="preserve">2012</w:t>
             </w:r>
@@ -6129,8 +6489,8 @@
             </w:pPr>
             <w:r>
               <w:rPr>
-                <w:b/>
-                <w:bCs/>
+                <w:bCs/>
+                <w:b/>
               </w:rPr>
               <w:t xml:space="preserve">2011</w:t>
             </w:r>
@@ -6159,8 +6519,8 @@
             </w:pPr>
             <w:r>
               <w:rPr>
-                <w:b/>
-                <w:bCs/>
+                <w:bCs/>
+                <w:b/>
               </w:rPr>
               <w:t xml:space="preserve">2010</w:t>
             </w:r>
@@ -6189,8 +6549,8 @@
             </w:pPr>
             <w:r>
               <w:rPr>
-                <w:b/>
-                <w:bCs/>
+                <w:bCs/>
+                <w:b/>
               </w:rPr>
               <w:t xml:space="preserve">2006</w:t>
             </w:r>
@@ -6219,8 +6579,8 @@
             </w:pPr>
             <w:r>
               <w:rPr>
-                <w:b/>
-                <w:bCs/>
+                <w:bCs/>
+                <w:b/>
               </w:rPr>
               <w:t xml:space="preserve">2006</w:t>
             </w:r>
@@ -6240,8 +6600,8 @@
         </w:tc>
       </w:tr>
     </w:tbl>
-    <w:bookmarkEnd w:id="30"/>
-    <w:bookmarkStart w:id="31" w:name="assistant-projection-design"/>
+    <w:bookmarkEnd w:id="41"/>
+    <w:bookmarkStart w:id="42" w:name="assistant-projection-design"/>
     <w:p>
       <w:pPr>
         <w:pStyle w:val="Heading2"/>
@@ -6254,8 +6614,8 @@
       <w:tblPr>
         <w:tblStyle w:val="Table"/>
         <w:tblW w:type="pct" w:w="5000"/>
-        <w:tblLayout w:type="fixed"/>
         <w:tblLook w:firstRow="0" w:lastRow="0" w:firstColumn="0" w:lastColumn="0" w:noHBand="0" w:noVBand="0" w:val="0000"/>
+        <w:jc w:val="start"/>
       </w:tblPr>
       <w:tblGrid>
         <w:gridCol w:w="1941"/>
@@ -6271,8 +6631,8 @@
             </w:pPr>
             <w:r>
               <w:rPr>
-                <w:b/>
-                <w:bCs/>
+                <w:bCs/>
+                <w:b/>
               </w:rPr>
               <w:t xml:space="preserve">2017</w:t>
             </w:r>
@@ -6301,8 +6661,8 @@
             </w:pPr>
             <w:r>
               <w:rPr>
-                <w:b/>
-                <w:bCs/>
+                <w:bCs/>
+                <w:b/>
               </w:rPr>
               <w:t xml:space="preserve">2014</w:t>
             </w:r>
@@ -6331,8 +6691,8 @@
             </w:pPr>
             <w:r>
               <w:rPr>
-                <w:b/>
-                <w:bCs/>
+                <w:bCs/>
+                <w:b/>
               </w:rPr>
               <w:t xml:space="preserve">2013</w:t>
             </w:r>
@@ -6361,8 +6721,8 @@
             </w:pPr>
             <w:r>
               <w:rPr>
-                <w:b/>
-                <w:bCs/>
+                <w:bCs/>
+                <w:b/>
               </w:rPr>
               <w:t xml:space="preserve">2012</w:t>
             </w:r>
@@ -6391,8 +6751,8 @@
             </w:pPr>
             <w:r>
               <w:rPr>
-                <w:b/>
-                <w:bCs/>
+                <w:bCs/>
+                <w:b/>
               </w:rPr>
               <w:t xml:space="preserve">2011</w:t>
             </w:r>
@@ -6412,8 +6772,8 @@
         </w:tc>
       </w:tr>
     </w:tbl>
-    <w:bookmarkEnd w:id="31"/>
-    <w:bookmarkStart w:id="32" w:name="direction"/>
+    <w:bookmarkEnd w:id="42"/>
+    <w:bookmarkStart w:id="43" w:name="direction"/>
     <w:p>
       <w:pPr>
         <w:pStyle w:val="Heading2"/>
@@ -6426,8 +6786,8 @@
       <w:tblPr>
         <w:tblStyle w:val="Table"/>
         <w:tblW w:type="pct" w:w="5000"/>
-        <w:tblLayout w:type="fixed"/>
         <w:tblLook w:firstRow="0" w:lastRow="0" w:firstColumn="0" w:lastColumn="0" w:noHBand="0" w:noVBand="0" w:val="0000"/>
+        <w:jc w:val="start"/>
       </w:tblPr>
       <w:tblGrid>
         <w:gridCol w:w="1941"/>
@@ -6443,8 +6803,8 @@
             </w:pPr>
             <w:r>
               <w:rPr>
-                <w:b/>
-                <w:bCs/>
+                <w:bCs/>
+                <w:b/>
               </w:rPr>
               <w:t xml:space="preserve">2010</w:t>
             </w:r>
@@ -6473,8 +6833,8 @@
             </w:pPr>
             <w:r>
               <w:rPr>
-                <w:b/>
-                <w:bCs/>
+                <w:bCs/>
+                <w:b/>
               </w:rPr>
               <w:t xml:space="preserve">2010</w:t>
             </w:r>
@@ -6503,8 +6863,8 @@
             </w:pPr>
             <w:r>
               <w:rPr>
-                <w:b/>
-                <w:bCs/>
+                <w:bCs/>
+                <w:b/>
               </w:rPr>
               <w:t xml:space="preserve">2009</w:t>
             </w:r>
@@ -6533,8 +6893,8 @@
             </w:pPr>
             <w:r>
               <w:rPr>
-                <w:b/>
-                <w:bCs/>
+                <w:bCs/>
+                <w:b/>
               </w:rPr>
               <w:t xml:space="preserve">2009</w:t>
             </w:r>
@@ -6563,8 +6923,8 @@
             </w:pPr>
             <w:r>
               <w:rPr>
-                <w:b/>
-                <w:bCs/>
+                <w:bCs/>
+                <w:b/>
               </w:rPr>
               <w:t xml:space="preserve">2007</w:t>
             </w:r>
@@ -6593,8 +6953,8 @@
             </w:pPr>
             <w:r>
               <w:rPr>
-                <w:b/>
-                <w:bCs/>
+                <w:bCs/>
+                <w:b/>
               </w:rPr>
               <w:t xml:space="preserve">2006</w:t>
             </w:r>
@@ -6614,8 +6974,8 @@
         </w:tc>
       </w:tr>
     </w:tbl>
-    <w:bookmarkEnd w:id="32"/>
-    <w:bookmarkStart w:id="33" w:name="lighting-design"/>
+    <w:bookmarkEnd w:id="43"/>
+    <w:bookmarkStart w:id="44" w:name="lighting-design"/>
     <w:p>
       <w:pPr>
         <w:pStyle w:val="Heading2"/>
@@ -6628,8 +6988,8 @@
       <w:tblPr>
         <w:tblStyle w:val="Table"/>
         <w:tblW w:type="pct" w:w="5000"/>
-        <w:tblLayout w:type="fixed"/>
         <w:tblLook w:firstRow="0" w:lastRow="0" w:firstColumn="0" w:lastColumn="0" w:noHBand="0" w:noVBand="0" w:val="0000"/>
+        <w:jc w:val="start"/>
       </w:tblPr>
       <w:tblGrid>
         <w:gridCol w:w="1941"/>
@@ -6645,8 +7005,8 @@
             </w:pPr>
             <w:r>
               <w:rPr>
-                <w:b/>
-                <w:bCs/>
+                <w:bCs/>
+                <w:b/>
               </w:rPr>
               <w:t xml:space="preserve">2010</w:t>
             </w:r>
@@ -6675,8 +7035,8 @@
             </w:pPr>
             <w:r>
               <w:rPr>
-                <w:b/>
-                <w:bCs/>
+                <w:bCs/>
+                <w:b/>
               </w:rPr>
               <w:t xml:space="preserve">2010</w:t>
             </w:r>
@@ -6705,8 +7065,8 @@
             </w:pPr>
             <w:r>
               <w:rPr>
-                <w:b/>
-                <w:bCs/>
+                <w:bCs/>
+                <w:b/>
               </w:rPr>
               <w:t xml:space="preserve">2009</w:t>
             </w:r>
@@ -6735,8 +7095,8 @@
             </w:pPr>
             <w:r>
               <w:rPr>
-                <w:b/>
-                <w:bCs/>
+                <w:bCs/>
+                <w:b/>
               </w:rPr>
               <w:t xml:space="preserve">2009</w:t>
             </w:r>
@@ -6765,8 +7125,8 @@
             </w:pPr>
             <w:r>
               <w:rPr>
-                <w:b/>
-                <w:bCs/>
+                <w:bCs/>
+                <w:b/>
               </w:rPr>
               <w:t xml:space="preserve">2009</w:t>
             </w:r>
@@ -6795,8 +7155,8 @@
             </w:pPr>
             <w:r>
               <w:rPr>
-                <w:b/>
-                <w:bCs/>
+                <w:bCs/>
+                <w:b/>
               </w:rPr>
               <w:t xml:space="preserve">2009</w:t>
             </w:r>
@@ -6825,8 +7185,8 @@
             </w:pPr>
             <w:r>
               <w:rPr>
-                <w:b/>
-                <w:bCs/>
+                <w:bCs/>
+                <w:b/>
               </w:rPr>
               <w:t xml:space="preserve">2008</w:t>
             </w:r>
@@ -6855,8 +7215,8 @@
             </w:pPr>
             <w:r>
               <w:rPr>
-                <w:b/>
-                <w:bCs/>
+                <w:bCs/>
+                <w:b/>
               </w:rPr>
               <w:t xml:space="preserve">2008</w:t>
             </w:r>
@@ -6876,8 +7236,8 @@
         </w:tc>
       </w:tr>
     </w:tbl>
-    <w:bookmarkEnd w:id="33"/>
-    <w:bookmarkStart w:id="34" w:name="installation-and-video-art"/>
+    <w:bookmarkEnd w:id="44"/>
+    <w:bookmarkStart w:id="45" w:name="installation-and-video-art"/>
     <w:p>
       <w:pPr>
         <w:pStyle w:val="Heading2"/>
@@ -6890,8 +7250,8 @@
       <w:tblPr>
         <w:tblStyle w:val="Table"/>
         <w:tblW w:type="pct" w:w="5000"/>
-        <w:tblLayout w:type="fixed"/>
         <w:tblLook w:firstRow="0" w:lastRow="0" w:firstColumn="0" w:lastColumn="0" w:noHBand="0" w:noVBand="0" w:val="0000"/>
+        <w:jc w:val="start"/>
       </w:tblPr>
       <w:tblGrid>
         <w:gridCol w:w="1941"/>
@@ -6907,8 +7267,8 @@
             </w:pPr>
             <w:r>
               <w:rPr>
-                <w:b/>
-                <w:bCs/>
+                <w:bCs/>
+                <w:b/>
               </w:rPr>
               <w:t xml:space="preserve">2014</w:t>
             </w:r>
@@ -6937,8 +7297,8 @@
             </w:pPr>
             <w:r>
               <w:rPr>
-                <w:b/>
-                <w:bCs/>
+                <w:bCs/>
+                <w:b/>
               </w:rPr>
               <w:t xml:space="preserve">2014</w:t>
             </w:r>
@@ -6967,8 +7327,8 @@
             </w:pPr>
             <w:r>
               <w:rPr>
-                <w:b/>
-                <w:bCs/>
+                <w:bCs/>
+                <w:b/>
               </w:rPr>
               <w:t xml:space="preserve">2013</w:t>
             </w:r>
@@ -6997,8 +7357,8 @@
             </w:pPr>
             <w:r>
               <w:rPr>
-                <w:b/>
-                <w:bCs/>
+                <w:bCs/>
+                <w:b/>
               </w:rPr>
               <w:t xml:space="preserve">2013</w:t>
             </w:r>
@@ -7027,8 +7387,8 @@
             </w:pPr>
             <w:r>
               <w:rPr>
-                <w:b/>
-                <w:bCs/>
+                <w:bCs/>
+                <w:b/>
               </w:rPr>
               <w:t xml:space="preserve">2012</w:t>
             </w:r>
@@ -7048,8 +7408,8 @@
         </w:tc>
       </w:tr>
     </w:tbl>
-    <w:bookmarkEnd w:id="34"/>
-    <w:bookmarkStart w:id="35" w:name="film"/>
+    <w:bookmarkEnd w:id="45"/>
+    <w:bookmarkStart w:id="46" w:name="film"/>
     <w:p>
       <w:pPr>
         <w:pStyle w:val="Heading2"/>
@@ -7062,8 +7422,8 @@
       <w:tblPr>
         <w:tblStyle w:val="Table"/>
         <w:tblW w:type="pct" w:w="5000"/>
-        <w:tblLayout w:type="fixed"/>
         <w:tblLook w:firstRow="0" w:lastRow="0" w:firstColumn="0" w:lastColumn="0" w:noHBand="0" w:noVBand="0" w:val="0000"/>
+        <w:jc w:val="start"/>
       </w:tblPr>
       <w:tblGrid>
         <w:gridCol w:w="1941"/>
@@ -7079,8 +7439,8 @@
             </w:pPr>
             <w:r>
               <w:rPr>
-                <w:b/>
-                <w:bCs/>
+                <w:bCs/>
+                <w:b/>
               </w:rPr>
               <w:t xml:space="preserve">2009</w:t>
             </w:r>
@@ -7109,8 +7469,8 @@
             </w:pPr>
             <w:r>
               <w:rPr>
-                <w:b/>
-                <w:bCs/>
+                <w:bCs/>
+                <w:b/>
               </w:rPr>
               <w:t xml:space="preserve">2009</w:t>
             </w:r>
@@ -7139,8 +7499,8 @@
             </w:pPr>
             <w:r>
               <w:rPr>
-                <w:b/>
-                <w:bCs/>
+                <w:bCs/>
+                <w:b/>
               </w:rPr>
               <w:t xml:space="preserve">2005</w:t>
             </w:r>
@@ -7169,8 +7529,8 @@
             </w:pPr>
             <w:r>
               <w:rPr>
-                <w:b/>
-                <w:bCs/>
+                <w:bCs/>
+                <w:b/>
               </w:rPr>
               <w:t xml:space="preserve">2004</w:t>
             </w:r>
@@ -7199,8 +7559,8 @@
             </w:pPr>
             <w:r>
               <w:rPr>
-                <w:b/>
-                <w:bCs/>
+                <w:bCs/>
+                <w:b/>
               </w:rPr>
               <w:t xml:space="preserve">2003</w:t>
             </w:r>
@@ -7220,8 +7580,8 @@
         </w:tc>
       </w:tr>
     </w:tbl>
-    <w:bookmarkEnd w:id="35"/>
-    <w:bookmarkStart w:id="36" w:name="projection-and-live-event-systems"/>
+    <w:bookmarkEnd w:id="46"/>
+    <w:bookmarkStart w:id="47" w:name="projection-and-live-event-systems"/>
     <w:p>
       <w:pPr>
         <w:pStyle w:val="Heading2"/>
@@ -7234,8 +7594,8 @@
       <w:tblPr>
         <w:tblStyle w:val="Table"/>
         <w:tblW w:type="pct" w:w="5000"/>
-        <w:tblLayout w:type="fixed"/>
         <w:tblLook w:firstRow="0" w:lastRow="0" w:firstColumn="0" w:lastColumn="0" w:noHBand="0" w:noVBand="0" w:val="0000"/>
+        <w:jc w:val="start"/>
       </w:tblPr>
       <w:tblGrid>
         <w:gridCol w:w="1941"/>
@@ -7251,8 +7611,8 @@
             </w:pPr>
             <w:r>
               <w:rPr>
-                <w:b/>
-                <w:bCs/>
+                <w:bCs/>
+                <w:b/>
               </w:rPr>
               <w:t xml:space="preserve">2018</w:t>
             </w:r>
@@ -7281,8 +7641,8 @@
             </w:pPr>
             <w:r>
               <w:rPr>
-                <w:b/>
-                <w:bCs/>
+                <w:bCs/>
+                <w:b/>
               </w:rPr>
               <w:t xml:space="preserve">2017</w:t>
             </w:r>
@@ -7311,8 +7671,8 @@
             </w:pPr>
             <w:r>
               <w:rPr>
-                <w:b/>
-                <w:bCs/>
+                <w:bCs/>
+                <w:b/>
               </w:rPr>
               <w:t xml:space="preserve">2016</w:t>
             </w:r>
@@ -7341,8 +7701,8 @@
             </w:pPr>
             <w:r>
               <w:rPr>
-                <w:b/>
-                <w:bCs/>
+                <w:bCs/>
+                <w:b/>
               </w:rPr>
               <w:t xml:space="preserve">2016</w:t>
             </w:r>
@@ -7371,8 +7731,8 @@
             </w:pPr>
             <w:r>
               <w:rPr>
-                <w:b/>
-                <w:bCs/>
+                <w:bCs/>
+                <w:b/>
               </w:rPr>
               <w:t xml:space="preserve">2016</w:t>
             </w:r>
@@ -7401,8 +7761,8 @@
             </w:pPr>
             <w:r>
               <w:rPr>
-                <w:b/>
-                <w:bCs/>
+                <w:bCs/>
+                <w:b/>
               </w:rPr>
               <w:t xml:space="preserve">2016</w:t>
             </w:r>
@@ -7431,8 +7791,8 @@
             </w:pPr>
             <w:r>
               <w:rPr>
-                <w:b/>
-                <w:bCs/>
+                <w:bCs/>
+                <w:b/>
               </w:rPr>
               <w:t xml:space="preserve">2016</w:t>
             </w:r>
@@ -7461,8 +7821,8 @@
             </w:pPr>
             <w:r>
               <w:rPr>
-                <w:b/>
-                <w:bCs/>
+                <w:bCs/>
+                <w:b/>
               </w:rPr>
               <w:t xml:space="preserve">2015</w:t>
             </w:r>
@@ -7491,8 +7851,8 @@
             </w:pPr>
             <w:r>
               <w:rPr>
-                <w:b/>
-                <w:bCs/>
+                <w:bCs/>
+                <w:b/>
               </w:rPr>
               <w:t xml:space="preserve">2015</w:t>
             </w:r>
@@ -7521,8 +7881,8 @@
             </w:pPr>
             <w:r>
               <w:rPr>
-                <w:b/>
-                <w:bCs/>
+                <w:bCs/>
+                <w:b/>
               </w:rPr>
               <w:t xml:space="preserve">2015</w:t>
             </w:r>
@@ -7551,8 +7911,8 @@
             </w:pPr>
             <w:r>
               <w:rPr>
-                <w:b/>
-                <w:bCs/>
+                <w:bCs/>
+                <w:b/>
               </w:rPr>
               <w:t xml:space="preserve">2015</w:t>
             </w:r>
@@ -7581,8 +7941,8 @@
             </w:pPr>
             <w:r>
               <w:rPr>
-                <w:b/>
-                <w:bCs/>
+                <w:bCs/>
+                <w:b/>
               </w:rPr>
               <w:t xml:space="preserve">2015</w:t>
             </w:r>
@@ -7611,8 +7971,8 @@
             </w:pPr>
             <w:r>
               <w:rPr>
-                <w:b/>
-                <w:bCs/>
+                <w:bCs/>
+                <w:b/>
               </w:rPr>
               <w:t xml:space="preserve">2015</w:t>
             </w:r>
@@ -7641,8 +8001,8 @@
             </w:pPr>
             <w:r>
               <w:rPr>
-                <w:b/>
-                <w:bCs/>
+                <w:bCs/>
+                <w:b/>
               </w:rPr>
               <w:t xml:space="preserve">2015</w:t>
             </w:r>
@@ -7671,8 +8031,8 @@
             </w:pPr>
             <w:r>
               <w:rPr>
-                <w:b/>
-                <w:bCs/>
+                <w:bCs/>
+                <w:b/>
               </w:rPr>
               <w:t xml:space="preserve">2015</w:t>
             </w:r>
@@ -7701,8 +8061,8 @@
             </w:pPr>
             <w:r>
               <w:rPr>
-                <w:b/>
-                <w:bCs/>
+                <w:bCs/>
+                <w:b/>
               </w:rPr>
               <w:t xml:space="preserve">2015</w:t>
             </w:r>
@@ -7731,8 +8091,8 @@
             </w:pPr>
             <w:r>
               <w:rPr>
-                <w:b/>
-                <w:bCs/>
+                <w:bCs/>
+                <w:b/>
               </w:rPr>
               <w:t xml:space="preserve">2014</w:t>
             </w:r>
@@ -7761,8 +8121,8 @@
             </w:pPr>
             <w:r>
               <w:rPr>
-                <w:b/>
-                <w:bCs/>
+                <w:bCs/>
+                <w:b/>
               </w:rPr>
               <w:t xml:space="preserve">2014</w:t>
             </w:r>
@@ -7791,8 +8151,8 @@
             </w:pPr>
             <w:r>
               <w:rPr>
-                <w:b/>
-                <w:bCs/>
+                <w:bCs/>
+                <w:b/>
               </w:rPr>
               <w:t xml:space="preserve">2014</w:t>
             </w:r>
@@ -7821,8 +8181,8 @@
             </w:pPr>
             <w:r>
               <w:rPr>
-                <w:b/>
-                <w:bCs/>
+                <w:bCs/>
+                <w:b/>
               </w:rPr>
               <w:t xml:space="preserve">2014</w:t>
             </w:r>
@@ -7851,8 +8211,8 @@
             </w:pPr>
             <w:r>
               <w:rPr>
-                <w:b/>
-                <w:bCs/>
+                <w:bCs/>
+                <w:b/>
               </w:rPr>
               <w:t xml:space="preserve">2013</w:t>
             </w:r>
@@ -7881,8 +8241,8 @@
             </w:pPr>
             <w:r>
               <w:rPr>
-                <w:b/>
-                <w:bCs/>
+                <w:bCs/>
+                <w:b/>
               </w:rPr>
               <w:t xml:space="preserve">2012</w:t>
             </w:r>
@@ -7911,8 +8271,8 @@
             </w:pPr>
             <w:r>
               <w:rPr>
-                <w:b/>
-                <w:bCs/>
+                <w:bCs/>
+                <w:b/>
               </w:rPr>
               <w:t xml:space="preserve">2012</w:t>
             </w:r>
@@ -7941,8 +8301,8 @@
             </w:pPr>
             <w:r>
               <w:rPr>
-                <w:b/>
-                <w:bCs/>
+                <w:bCs/>
+                <w:b/>
               </w:rPr>
               <w:t xml:space="preserve">2012</w:t>
             </w:r>
@@ -7971,8 +8331,8 @@
             </w:pPr>
             <w:r>
               <w:rPr>
-                <w:b/>
-                <w:bCs/>
+                <w:bCs/>
+                <w:b/>
               </w:rPr>
               <w:t xml:space="preserve">2011</w:t>
             </w:r>
@@ -8001,8 +8361,8 @@
             </w:pPr>
             <w:r>
               <w:rPr>
-                <w:b/>
-                <w:bCs/>
+                <w:bCs/>
+                <w:b/>
               </w:rPr>
               <w:t xml:space="preserve">2011</w:t>
             </w:r>
@@ -8022,8 +8382,8 @@
         </w:tc>
       </w:tr>
     </w:tbl>
-    <w:bookmarkEnd w:id="36"/>
-    <w:bookmarkEnd w:id="37"/>
+    <w:bookmarkEnd w:id="47"/>
+    <w:bookmarkEnd w:id="48"/>
     <w:sectPr>
       <w:footnotePr>
         <w:numRestart w:val="eachSect"/>
@@ -8059,14 +8419,14 @@
 <file path=word/numbering.xml><?xml version="1.0" encoding="utf-8"?>
 <w:numbering xmlns:w="http://schemas.openxmlformats.org/wordprocessingml/2006/main">
   <w:abstractNum w:abstractNumId="990">
-    <w:nsid w:val="0000A990"/>
+    <w:nsid w:val="A990"/>
     <w:multiLevelType w:val="multilevel"/>
     <w:lvl w:ilvl="0">
       <w:numFmt w:val="bullet"/>
       <w:lvlText w:val=" "/>
       <w:lvlJc w:val="left"/>
       <w:pPr>
-        <w:ind w:left="720" w:hanging="360"/>
+        <w:ind w:left="720" w:hanging="480"/>
       </w:pPr>
     </w:lvl>
     <w:lvl w:ilvl="1">
@@ -8074,7 +8434,7 @@
       <w:lvlText w:val=" "/>
       <w:lvlJc w:val="left"/>
       <w:pPr>
-        <w:ind w:left="1440" w:hanging="360"/>
+        <w:ind w:left="1440" w:hanging="480"/>
       </w:pPr>
     </w:lvl>
     <w:lvl w:ilvl="2">
@@ -8082,7 +8442,7 @@
       <w:lvlText w:val=" "/>
       <w:lvlJc w:val="left"/>
       <w:pPr>
-        <w:ind w:left="2160" w:hanging="360"/>
+        <w:ind w:left="2160" w:hanging="480"/>
       </w:pPr>
     </w:lvl>
     <w:lvl w:ilvl="3">
@@ -8090,7 +8450,7 @@
       <w:lvlText w:val=" "/>
       <w:lvlJc w:val="left"/>
       <w:pPr>
-        <w:ind w:left="2880" w:hanging="360"/>
+        <w:ind w:left="2880" w:hanging="480"/>
       </w:pPr>
     </w:lvl>
     <w:lvl w:ilvl="4">
@@ -8098,7 +8458,7 @@
       <w:lvlText w:val=" "/>
       <w:lvlJc w:val="left"/>
       <w:pPr>
-        <w:ind w:left="3600" w:hanging="360"/>
+        <w:ind w:left="3600" w:hanging="480"/>
       </w:pPr>
     </w:lvl>
     <w:lvl w:ilvl="5">
@@ -8106,7 +8466,7 @@
       <w:lvlText w:val=" "/>
       <w:lvlJc w:val="left"/>
       <w:pPr>
-        <w:ind w:left="4320" w:hanging="360"/>
+        <w:ind w:left="4320" w:hanging="480"/>
       </w:pPr>
     </w:lvl>
     <w:lvl w:ilvl="6">
@@ -8114,7 +8474,7 @@
       <w:lvlText w:val=" "/>
       <w:lvlJc w:val="left"/>
       <w:pPr>
-        <w:ind w:left="5040" w:hanging="360"/>
+        <w:ind w:left="5040" w:hanging="480"/>
       </w:pPr>
     </w:lvl>
     <w:lvl w:ilvl="7">
@@ -8122,7 +8482,7 @@
       <w:lvlText w:val=" "/>
       <w:lvlJc w:val="left"/>
       <w:pPr>
-        <w:ind w:left="5760" w:hanging="360"/>
+        <w:ind w:left="5760" w:hanging="480"/>
       </w:pPr>
     </w:lvl>
     <w:lvl w:ilvl="8">
@@ -8130,111 +8490,84 @@
       <w:lvlText w:val=" "/>
       <w:lvlJc w:val="left"/>
       <w:pPr>
-        <w:ind w:left="6480" w:hanging="360"/>
+        <w:ind w:left="6480" w:hanging="480"/>
       </w:pPr>
     </w:lvl>
   </w:abstractNum>
   <w:abstractNum w:abstractNumId="991">
-    <w:nsid w:val="0000A991"/>
+    <w:nsid w:val="A991"/>
     <w:multiLevelType w:val="multilevel"/>
     <w:lvl w:ilvl="0">
       <w:numFmt w:val="bullet"/>
-      <w:lvlText w:val=""/>
+      <w:lvlText w:val="•"/>
       <w:lvlJc w:val="left"/>
       <w:pPr>
-        <w:ind w:left="720" w:hanging="360"/>
+        <w:ind w:left="720" w:hanging="480"/>
       </w:pPr>
-      <w:rPr>
-        <w:rFonts w:ascii="Symbol" w:hAnsi="Symbol" w:cs="Symbol" w:hint="default"/>
-      </w:rPr>
     </w:lvl>
     <w:lvl w:ilvl="1">
       <w:numFmt w:val="bullet"/>
-      <w:lvlText w:val="o"/>
+      <w:lvlText w:val="–"/>
       <w:lvlJc w:val="left"/>
       <w:pPr>
-        <w:ind w:left="1440" w:hanging="360"/>
+        <w:ind w:left="1440" w:hanging="480"/>
       </w:pPr>
-      <w:rPr>
-        <w:rFonts w:ascii="Courier New" w:hAnsi="Courier New" w:cs="Courier New" w:hint="default"/>
-      </w:rPr>
     </w:lvl>
     <w:lvl w:ilvl="2">
       <w:numFmt w:val="bullet"/>
-      <w:lvlText w:val=""/>
+      <w:lvlText w:val="•"/>
       <w:lvlJc w:val="left"/>
       <w:pPr>
-        <w:ind w:left="2160" w:hanging="360"/>
+        <w:ind w:left="2160" w:hanging="480"/>
       </w:pPr>
-      <w:rPr>
-        <w:rFonts w:ascii="Wingdings" w:hAnsi="Wingdings" w:cs="Wingdings" w:hint="default"/>
-      </w:rPr>
     </w:lvl>
     <w:lvl w:ilvl="3">
       <w:numFmt w:val="bullet"/>
-      <w:lvlText w:val=""/>
+      <w:lvlText w:val="–"/>
       <w:lvlJc w:val="left"/>
       <w:pPr>
-        <w:ind w:left="2880" w:hanging="360"/>
+        <w:ind w:left="2880" w:hanging="480"/>
       </w:pPr>
-      <w:rPr>
-        <w:rFonts w:ascii="Symbol" w:hAnsi="Symbol" w:cs="Symbol" w:hint="default"/>
-      </w:rPr>
     </w:lvl>
     <w:lvl w:ilvl="4">
       <w:numFmt w:val="bullet"/>
-      <w:lvlText w:val="o"/>
+      <w:lvlText w:val="•"/>
       <w:lvlJc w:val="left"/>
       <w:pPr>
-        <w:ind w:left="3600" w:hanging="360"/>
+        <w:ind w:left="3600" w:hanging="480"/>
       </w:pPr>
-      <w:rPr>
-        <w:rFonts w:ascii="Courier New" w:hAnsi="Courier New" w:cs="Courier New" w:hint="default"/>
-      </w:rPr>
     </w:lvl>
     <w:lvl w:ilvl="5">
       <w:numFmt w:val="bullet"/>
-      <w:lvlText w:val=""/>
+      <w:lvlText w:val="–"/>
       <w:lvlJc w:val="left"/>
       <w:pPr>
-        <w:ind w:left="4320" w:hanging="360"/>
+        <w:ind w:left="4320" w:hanging="480"/>
       </w:pPr>
-      <w:rPr>
-        <w:rFonts w:ascii="Wingdings" w:hAnsi="Wingdings" w:cs="Wingdings" w:hint="default"/>
-      </w:rPr>
     </w:lvl>
     <w:lvl w:ilvl="6">
       <w:numFmt w:val="bullet"/>
-      <w:lvlText w:val=""/>
+      <w:lvlText w:val="•"/>
       <w:lvlJc w:val="left"/>
       <w:pPr>
-        <w:ind w:left="5040" w:hanging="360"/>
+        <w:ind w:left="5040" w:hanging="480"/>
       </w:pPr>
-      <w:rPr>
-        <w:rFonts w:ascii="Symbol" w:hAnsi="Symbol" w:cs="Symbol" w:hint="default"/>
-      </w:rPr>
     </w:lvl>
     <w:lvl w:ilvl="7">
       <w:numFmt w:val="bullet"/>
-      <w:lvlText w:val="o"/>
+      <w:lvlText w:val="–"/>
       <w:lvlJc w:val="left"/>
       <w:pPr>
-        <w:ind w:left="5760" w:hanging="360"/>
+        <w:ind w:left="5760" w:hanging="480"/>
       </w:pPr>
-      <w:rPr>
-        <w:rFonts w:ascii="Courier New" w:hAnsi="Courier New" w:cs="Courier New" w:hint="default"/>
-      </w:rPr>
     </w:lvl>
     <w:lvl w:ilvl="8">
       <w:numFmt w:val="bullet"/>
-      <w:lvlText w:val=""/>
+      <w:lvlText w:val="•"/>
       <w:lvlJc w:val="left"/>
       <w:pPr>
-        <w:ind w:left="6480" w:hanging="360"/>
+        <w:ind w:left="6480" w:hanging="480"/>
       </w:pPr>
-      <w:rPr>
-        <w:rFonts w:ascii="Wingdings" w:hAnsi="Wingdings" w:cs="Wingdings" w:hint="default"/>
-      </w:rPr>
     </w:lvl>
   </w:abstractNum>
   <w:num w:numId="1000">
@@ -8906,8 +9239,8 @@
     <w:name w:val="KeywordTok"/>
     <w:basedOn w:val="VerbatimChar"/>
     <w:rPr>
+      <w:color w:val="007020"/>
       <w:b/>
-      <w:color w:val="007020"/>
     </w:rPr>
   </w:style>
   <w:style w:type="character" w:customStyle="1" w:styleId="DataTypeTok">
@@ -8984,42 +9317,42 @@
     <w:name w:val="ImportTok"/>
     <w:basedOn w:val="VerbatimChar"/>
     <w:rPr>
+      <w:color w:val="008000"/>
       <w:b/>
-      <w:color w:val="008000"/>
     </w:rPr>
   </w:style>
   <w:style w:type="character" w:customStyle="1" w:styleId="CommentTok">
     <w:name w:val="CommentTok"/>
     <w:basedOn w:val="VerbatimChar"/>
     <w:rPr>
+      <w:color w:val="60a0b0"/>
       <w:i/>
-      <w:color w:val="60a0b0"/>
     </w:rPr>
   </w:style>
   <w:style w:type="character" w:customStyle="1" w:styleId="DocumentationTok">
     <w:name w:val="DocumentationTok"/>
     <w:basedOn w:val="VerbatimChar"/>
     <w:rPr>
+      <w:color w:val="ba2121"/>
       <w:i/>
-      <w:color w:val="ba2121"/>
     </w:rPr>
   </w:style>
   <w:style w:type="character" w:customStyle="1" w:styleId="AnnotationTok">
     <w:name w:val="AnnotationTok"/>
     <w:basedOn w:val="VerbatimChar"/>
     <w:rPr>
+      <w:color w:val="60a0b0"/>
       <w:b/>
       <w:i/>
-      <w:color w:val="60a0b0"/>
     </w:rPr>
   </w:style>
   <w:style w:type="character" w:customStyle="1" w:styleId="CommentVarTok">
     <w:name w:val="CommentVarTok"/>
     <w:basedOn w:val="VerbatimChar"/>
     <w:rPr>
+      <w:color w:val="60a0b0"/>
       <w:b/>
       <w:i/>
-      <w:color w:val="60a0b0"/>
     </w:rPr>
   </w:style>
   <w:style w:type="character" w:customStyle="1" w:styleId="OtherTok">
@@ -9047,8 +9380,8 @@
     <w:name w:val="ControlFlowTok"/>
     <w:basedOn w:val="VerbatimChar"/>
     <w:rPr>
+      <w:color w:val="007020"/>
       <w:b/>
-      <w:color w:val="007020"/>
     </w:rPr>
   </w:style>
   <w:style w:type="character" w:customStyle="1" w:styleId="OperatorTok">
@@ -9093,34 +9426,34 @@
     <w:name w:val="InformationTok"/>
     <w:basedOn w:val="VerbatimChar"/>
     <w:rPr>
+      <w:color w:val="60a0b0"/>
       <w:b/>
       <w:i/>
-      <w:color w:val="60a0b0"/>
     </w:rPr>
   </w:style>
   <w:style w:type="character" w:customStyle="1" w:styleId="WarningTok">
     <w:name w:val="WarningTok"/>
     <w:basedOn w:val="VerbatimChar"/>
     <w:rPr>
+      <w:color w:val="60a0b0"/>
       <w:b/>
       <w:i/>
-      <w:color w:val="60a0b0"/>
     </w:rPr>
   </w:style>
   <w:style w:type="character" w:customStyle="1" w:styleId="AlertTok">
     <w:name w:val="AlertTok"/>
     <w:basedOn w:val="VerbatimChar"/>
     <w:rPr>
+      <w:color w:val="ff0000"/>
       <w:b/>
-      <w:color w:val="ff0000"/>
     </w:rPr>
   </w:style>
   <w:style w:type="character" w:customStyle="1" w:styleId="ErrorTok">
     <w:name w:val="ErrorTok"/>
     <w:basedOn w:val="VerbatimChar"/>
     <w:rPr>
+      <w:color w:val="ff0000"/>
       <w:b/>
-      <w:color w:val="ff0000"/>
     </w:rPr>
   </w:style>
   <w:style w:type="character" w:customStyle="1" w:styleId="NormalTok">

--- a/output/Bergmann-CV-FullRecord.docx
+++ b/output/Bergmann-CV-FullRecord.docx
@@ -4579,6 +4579,36 @@
         <w:gridCol w:w="1941"/>
         <w:gridCol w:w="5978"/>
       </w:tblGrid>
+      <w:tr>
+        <w:tc>
+          <w:tcPr/>
+          <w:p>
+            <w:pPr>
+              <w:pStyle w:val="Compact"/>
+              <w:jc w:val="left"/>
+            </w:pPr>
+            <w:r>
+              <w:rPr>
+                <w:bCs/>
+                <w:b/>
+              </w:rPr>
+              <w:t xml:space="preserve">2026</w:t>
+            </w:r>
+          </w:p>
+        </w:tc>
+        <w:tc>
+          <w:tcPr/>
+          <w:p>
+            <w:pPr>
+              <w:pStyle w:val="Compact"/>
+              <w:jc w:val="left"/>
+            </w:pPr>
+            <w:r>
+              <w:t xml:space="preserve">Reviewer, NeurIPS Creative AI Track 2026: Agency, Thirty-Ninth Conference on Neural Information Processing Systems</w:t>
+            </w:r>
+          </w:p>
+        </w:tc>
+      </w:tr>
       <w:tr>
         <w:tc>
           <w:tcPr/>
